--- a/docs/project-documentation/Chapter_1_Project_Identification.docx
+++ b/docs/project-documentation/Chapter_1_Project_Identification.docx
@@ -102,7 +102,7 @@
           <w:sz w:val="24"/>
           <w:szCs w:val="24"/>
         </w:rPr>
-        <w:t xml:space="preserve">An Enterprise Cybersecurity Awareness and Incident Response Platform</w:t>
+        <w:t xml:space="preserve">A Cybersecurity Awareness and Incident Response Platform</w:t>
       </w:r>
     </w:p>
     <w:p>
@@ -166,7 +166,7 @@
         <w:t xml:space="preserve">Academic session: </w:t>
       </w:r>
       <w:r>
-        <w:t xml:space="preserve">ND3 IT, January 2023 intake</w:t>
+        <w:t xml:space="preserve">ND3 IT, January 2023</w:t>
       </w:r>
     </w:p>
     <w:p>
@@ -194,7 +194,7 @@
         <w:t xml:space="preserve">Topic.</w:t>
       </w:r>
       <w:r>
-        <w:t xml:space="preserve"> CyberShield Hub is an enterprise cybersecurity awareness and incident response platform. It is a web application (with a companion mobile app) that brings security training, knowledge testing, phishing simulation, incident reporting and security-team case management into one secured system.</w:t>
+        <w:t xml:space="preserve"> CyberShield Hub is a web and mobile system for cybersecurity awareness and incident response. It puts security training, quizzes, phishing practice, incident reporting and incident handling in one safe place.</w:t>
       </w:r>
     </w:p>
     <w:p>
@@ -209,7 +209,7 @@
         <w:t xml:space="preserve">Why.</w:t>
       </w:r>
       <w:r>
-        <w:t xml:space="preserve"> Most security breaches in organisations begin with a human action: a staff member clicking a phishing link, reusing a weak password, or failing to report a suspicious event quickly. Organisations usually respond with disconnected tools: slide-based induction talks, email threads, paper forms and spreadsheets. Nothing links what an employee has learned to how they behave, and nobody can see the organisation's real risk level at a glance. Incidents are reported late, by word of mouth, with missing detail, and are rarely tracked to closure.</w:t>
+        <w:t xml:space="preserve"> Most security problems start with a human action. A worker may click a bad link, use a weak password or forget to report a strange event. Many organisations use separate tools for these tasks, such as talks, posters, e-mail and spreadsheets. These tools do not work together. Nobody can tell what staff have learned or how risky the organisation is. Incidents are reported late, with missing facts, and are often never closed.</w:t>
       </w:r>
     </w:p>
     <w:p>
@@ -224,7 +224,15 @@
         <w:t xml:space="preserve">How.</w:t>
       </w:r>
       <w:r>
-        <w:t xml:space="preserve"> The project delivers a single platform with three user roles (normal user, cybersecurity officer, system administrator). Normal users learn through categorised lessons, test themselves with timed quizzes and practise spotting phishing emails in a simulated inbox. They report incidents with evidence files through a guided form. Officers receive these reports in a Kanban-style queue, assign and escalate them and keep a timeline until closure. Administrators manage users, roles, content and alerts, and audit every change. Dashboards turn the activity into measurable security scores. The system is built on Python/Django with a REST API, a React web front end and a Flutter mobile app, using SQLite for development and MySQL for production.</w:t>
+        <w:t xml:space="preserve"> The project builds one system with three types of user: normal user, cybersecurity officer and system administrator. Normal users study lessons, take timed quizzes and practise on a simulated phishing inbox. They also report incidents and attach evidence. Officers see each report in a board of columns (a Kanban board). They assign it to a person, change its status and record each step. Administrators manage users, lessons, quizzes and alerts, and they can check an audit log. Dashboards turn all this activity into scores that managers can read.</w:t>
+      </w:r>
+    </w:p>
+    <w:p>
+      <w:pPr>
+        <w:spacing w:after="120" w:line="300"/>
+      </w:pPr>
+      <w:r>
+        <w:t xml:space="preserve">The server uses Python and Django with a REST API. The web app uses React. The mobile app uses Flutter. The database is SQLite for development and MySQL for real use.</w:t>
       </w:r>
     </w:p>
     <w:p>
@@ -236,10 +244,10 @@
           <w:b/>
           <w:bCs/>
         </w:rPr>
-        <w:t xml:space="preserve">Expected outcome.</w:t>
-      </w:r>
-      <w:r>
-        <w:t xml:space="preserve"> A measurable improvement in security awareness, faster and better-documented incident reporting, and an auditable record of training and response activity.</w:t>
+        <w:t xml:space="preserve">Expected result.</w:t>
+      </w:r>
+      <w:r>
+        <w:t xml:space="preserve"> Staff become more aware of threats. Incidents are reported faster and with better detail. The organisation has a clear record of training and response.</w:t>
       </w:r>
     </w:p>
     <w:p>
@@ -263,7 +271,7 @@
         <w:spacing w:after="120" w:line="300"/>
       </w:pPr>
       <w:r>
-        <w:t xml:space="preserve">The system is designed for medium-sized organisations (companies, schools, colleges, clinics and government offices) that depend on computers, email and shared networks but have no dedicated security-awareness product. Typically such an organisation has a small IT section of two to five people who also look after hardware, networks and user support. Security is only one of their many duties. The platform is therefore built to be run by a small team and to scale to a larger Security Operations Centre (SOC) function as the organisation grows.</w:t>
+        <w:t xml:space="preserve">CyberShield Hub is made for small and medium organisations, such as companies, schools, colleges and clinics. These organisations depend on computers, e-mail and shared networks. Most of them have no tool for security awareness. They usually have a small IT team of two to five people. The team also looks after computers, networks and user support. Security is only one of their many jobs. For this reason the new system must be easy for a small team to run, and it must also grow if the organisation grows.</w:t>
       </w:r>
     </w:p>
     <w:p>
@@ -271,7 +279,7 @@
         <w:pStyle w:val="Heading2"/>
       </w:pPr>
       <w:r>
-        <w:t xml:space="preserve">1.2.2 Description of the current (manual) system</w:t>
+        <w:t xml:space="preserve">1.2.2 How the current system works</w:t>
       </w:r>
     </w:p>
     <w:p>
@@ -279,7 +287,7 @@
         <w:spacing w:after="120" w:line="300"/>
       </w:pPr>
       <w:r>
-        <w:t xml:space="preserve">In the typical current arrangement:</w:t>
+        <w:t xml:space="preserve">In a typical organisation today:</w:t>
       </w:r>
     </w:p>
     <w:p>
@@ -296,10 +304,10 @@
           <w:b/>
           <w:bCs/>
         </w:rPr>
-        <w:t xml:space="preserve">Awareness training</w:t>
-      </w:r>
-      <w:r>
-        <w:t xml:space="preserve"> is an occasional talk, a poster or a PDF e-mailed to staff. Attendance may be recorded on paper, but understanding is never measured.</w:t>
+        <w:t xml:space="preserve">Training</w:t>
+      </w:r>
+      <w:r>
+        <w:t xml:space="preserve"> is an occasional talk, a poster or a PDF sent by e-mail. A paper list may record who attended, but nobody checks if staff understood.</w:t>
       </w:r>
     </w:p>
     <w:p>
@@ -319,7 +327,7 @@
         <w:t xml:space="preserve">Testing</w:t>
       </w:r>
       <w:r>
-        <w:t xml:space="preserve"> is absent or done once on paper, marked by hand.</w:t>
+        <w:t xml:space="preserve"> is missing, or it is done once on paper and marked by hand.</w:t>
       </w:r>
     </w:p>
     <w:p>
@@ -339,7 +347,7 @@
         <w:t xml:space="preserve">Phishing awareness</w:t>
       </w:r>
       <w:r>
-        <w:t xml:space="preserve"> relies on warning e-mails from IT. Staff never practise recognising a phishing message in a safe setting.</w:t>
+        <w:t xml:space="preserve"> comes from warning e-mails sent by IT. Staff never practise on safe examples.</w:t>
       </w:r>
     </w:p>
     <w:p>
@@ -359,7 +367,7 @@
         <w:t xml:space="preserve">Incident reporting</w:t>
       </w:r>
       <w:r>
-        <w:t xml:space="preserve"> is a phone call, a WhatsApp message, an e-mail or a handwritten form to the IT office. There is no standard format, no reference number and no evidence handling.</w:t>
+        <w:t xml:space="preserve"> is a phone call, a chat message, an e-mail or a hand-written form. There is no standard format, no reference number and no way to keep evidence.</w:t>
       </w:r>
     </w:p>
     <w:p>
@@ -379,7 +387,7 @@
         <w:t xml:space="preserve">Incident tracking</w:t>
       </w:r>
       <w:r>
-        <w:t xml:space="preserve"> uses a spreadsheet or the memory of the IT officer. There is no assignment history, no status workflow and no escalation rule.</w:t>
+        <w:t xml:space="preserve"> uses a spreadsheet or the memory of one IT officer. There is no record of who is working on a case, and no fixed steps.</w:t>
       </w:r>
     </w:p>
     <w:p>
@@ -396,10 +404,10 @@
           <w:b/>
           <w:bCs/>
         </w:rPr>
-        <w:t xml:space="preserve">Reporting to management</w:t>
-      </w:r>
-      <w:r>
-        <w:t xml:space="preserve"> is compiled by hand when requested. There is no live view of risk.</w:t>
+        <w:t xml:space="preserve">Reports to management</w:t>
+      </w:r>
+      <w:r>
+        <w:t xml:space="preserve"> are written by hand when someone asks for them.</w:t>
       </w:r>
     </w:p>
     <w:p>
@@ -416,10 +424,10 @@
           <w:b/>
           <w:bCs/>
         </w:rPr>
-        <w:t xml:space="preserve">Accountability</w:t>
-      </w:r>
-      <w:r>
-        <w:t xml:space="preserve"> is weak: nobody can show who changed or approved what.</w:t>
+        <w:t xml:space="preserve">Control</w:t>
+      </w:r>
+      <w:r>
+        <w:t xml:space="preserve"> is weak. Nobody can show who changed or approved anything.</w:t>
       </w:r>
     </w:p>
     <w:p>
@@ -427,7 +435,23 @@
         <w:pStyle w:val="Heading2"/>
       </w:pPr>
       <w:r>
-        <w:t xml:space="preserve">1.2.3 Problems with the current system</w:t>
+        <w:t xml:space="preserve">1.2.3 Problems in the current system</w:t>
+      </w:r>
+    </w:p>
+    <w:p>
+      <w:pPr>
+        <w:keepNext/>
+        <w:spacing w:after="60" w:before="120"/>
+      </w:pPr>
+      <w:r>
+        <w:rPr>
+          <w:b/>
+          <w:bCs/>
+          <w:color w:val="555555"/>
+          <w:sz w:val="19"/>
+          <w:szCs w:val="19"/>
+        </w:rPr>
+        <w:t xml:space="preserve">Table 1.1: Problems in the current system</w:t>
       </w:r>
     </w:p>
     <w:tbl>
@@ -596,7 +620,7 @@
                 <w:sz w:val="19"/>
                 <w:szCs w:val="19"/>
               </w:rPr>
-              <w:t xml:space="preserve">Training is one-off and passive</w:t>
+              <w:t xml:space="preserve">Training happens once and is passive</w:t>
             </w:r>
           </w:p>
         </w:tc>
@@ -623,7 +647,7 @@
                 <w:sz w:val="19"/>
                 <w:szCs w:val="19"/>
               </w:rPr>
-              <w:t xml:space="preserve">Staff forget material; behaviour does not change</w:t>
+              <w:t xml:space="preserve">Staff forget it and behaviour does not change</w:t>
             </w:r>
           </w:p>
         </w:tc>
@@ -682,7 +706,7 @@
                 <w:sz w:val="19"/>
                 <w:szCs w:val="19"/>
               </w:rPr>
-              <w:t xml:space="preserve">No measurement of knowledge or behaviour</w:t>
+              <w:t xml:space="preserve">Knowledge and behaviour are not measured</w:t>
             </w:r>
           </w:p>
         </w:tc>
@@ -709,7 +733,7 @@
                 <w:sz w:val="19"/>
                 <w:szCs w:val="19"/>
               </w:rPr>
-              <w:t xml:space="preserve">Management cannot tell who is at risk</w:t>
+              <w:t xml:space="preserve">Management cannot see who is at risk</w:t>
             </w:r>
           </w:p>
         </w:tc>
@@ -768,7 +792,7 @@
                 <w:sz w:val="19"/>
                 <w:szCs w:val="19"/>
               </w:rPr>
-              <w:t xml:space="preserve">No safe phishing practice</w:t>
+              <w:t xml:space="preserve">No safe place to practise phishing detection</w:t>
             </w:r>
           </w:p>
         </w:tc>
@@ -795,7 +819,7 @@
                 <w:sz w:val="19"/>
                 <w:szCs w:val="19"/>
               </w:rPr>
-              <w:t xml:space="preserve">Staff first meet phishing in a real attack</w:t>
+              <w:t xml:space="preserve">Staff meet phishing for the first time in a real attack</w:t>
             </w:r>
           </w:p>
         </w:tc>
@@ -854,7 +878,7 @@
                 <w:sz w:val="19"/>
                 <w:szCs w:val="19"/>
               </w:rPr>
-              <w:t xml:space="preserve">Incidents reported informally and late</w:t>
+              <w:t xml:space="preserve">Incidents are reported late and in an informal way</w:t>
             </w:r>
           </w:p>
         </w:tc>
@@ -881,7 +905,7 @@
                 <w:sz w:val="19"/>
                 <w:szCs w:val="19"/>
               </w:rPr>
-              <w:t xml:space="preserve">Attackers have more time; evidence is lost</w:t>
+              <w:t xml:space="preserve">Attackers have more time and evidence is lost</w:t>
             </w:r>
           </w:p>
         </w:tc>
@@ -940,7 +964,7 @@
                 <w:sz w:val="19"/>
                 <w:szCs w:val="19"/>
               </w:rPr>
-              <w:t xml:space="preserve">No reference numbers, severity or priority</w:t>
+              <w:t xml:space="preserve">No reference number, severity or priority</w:t>
             </w:r>
           </w:p>
         </w:tc>
@@ -967,7 +991,7 @@
                 <w:sz w:val="19"/>
                 <w:szCs w:val="19"/>
               </w:rPr>
-              <w:t xml:space="preserve">Serious incidents wait behind minor ones</w:t>
+              <w:t xml:space="preserve">Serious incidents wait behind small ones</w:t>
             </w:r>
           </w:p>
         </w:tc>
@@ -1026,7 +1050,7 @@
                 <w:sz w:val="19"/>
                 <w:szCs w:val="19"/>
               </w:rPr>
-              <w:t xml:space="preserve">No assignment or status history</w:t>
+              <w:t xml:space="preserve">No record of assignment or status</w:t>
             </w:r>
           </w:p>
         </w:tc>
@@ -1053,7 +1077,7 @@
                 <w:sz w:val="19"/>
                 <w:szCs w:val="19"/>
               </w:rPr>
-              <w:t xml:space="preserve">Duplicated effort, forgotten cases, no closure</w:t>
+              <w:t xml:space="preserve">Work is repeated, cases are forgotten and not closed</w:t>
             </w:r>
           </w:p>
         </w:tc>
@@ -1112,7 +1136,7 @@
                 <w:sz w:val="19"/>
                 <w:szCs w:val="19"/>
               </w:rPr>
-              <w:t xml:space="preserve">Evidence arrives in many formats and places</w:t>
+              <w:t xml:space="preserve">Evidence arrives in many forms and places</w:t>
             </w:r>
           </w:p>
         </w:tc>
@@ -1139,7 +1163,7 @@
                 <w:sz w:val="19"/>
                 <w:szCs w:val="19"/>
               </w:rPr>
-              <w:t xml:space="preserve">Hard to investigate and to prove what happened</w:t>
+              <w:t xml:space="preserve">It is hard to investigate and to prove what happened</w:t>
             </w:r>
           </w:p>
         </w:tc>
@@ -1198,7 +1222,7 @@
                 <w:sz w:val="19"/>
                 <w:szCs w:val="19"/>
               </w:rPr>
-              <w:t xml:space="preserve">Reports compiled manually</w:t>
+              <w:t xml:space="preserve">Reports are made by hand</w:t>
             </w:r>
           </w:p>
         </w:tc>
@@ -1225,7 +1249,7 @@
                 <w:sz w:val="19"/>
                 <w:szCs w:val="19"/>
               </w:rPr>
-              <w:t xml:space="preserve">Slow, error-prone, out of date when read</w:t>
+              <w:t xml:space="preserve">They are slow, have errors and are out of date</w:t>
             </w:r>
           </w:p>
         </w:tc>
@@ -1311,7 +1335,7 @@
                 <w:sz w:val="19"/>
                 <w:szCs w:val="19"/>
               </w:rPr>
-              <w:t xml:space="preserve">Data tampering and policy breaches go unnoticed</w:t>
+              <w:t xml:space="preserve">Wrong changes and rule breaches go unseen</w:t>
             </w:r>
           </w:p>
         </w:tc>
@@ -1370,7 +1394,7 @@
                 <w:sz w:val="19"/>
                 <w:szCs w:val="19"/>
               </w:rPr>
-              <w:t xml:space="preserve">No central place for security advisories</w:t>
+              <w:t xml:space="preserve">No single place for security warnings</w:t>
             </w:r>
           </w:p>
         </w:tc>
@@ -1397,7 +1421,7 @@
                 <w:sz w:val="19"/>
                 <w:szCs w:val="19"/>
               </w:rPr>
-              <w:t xml:space="preserve">Staff miss warnings about active threats</w:t>
+              <w:t xml:space="preserve">Staff miss news about active threats</w:t>
             </w:r>
           </w:p>
         </w:tc>
@@ -1410,6 +1434,428 @@
     </w:p>
     <w:p>
       <w:pPr>
+        <w:pStyle w:val="Heading2"/>
+      </w:pPr>
+      <w:r>
+        <w:t xml:space="preserve">1.2.4 Problem statement</w:t>
+      </w:r>
+    </w:p>
+    <w:p>
+      <w:pPr>
+        <w:spacing w:after="120" w:line="300"/>
+      </w:pPr>
+      <w:r>
+        <w:t xml:space="preserve">The organisation has no single, safe and measurable way to teach staff about cyber threats and to handle security incidents. As a result, staff make avoidable mistakes and incidents are handled slowly and without proof.</w:t>
+      </w:r>
+    </w:p>
+    <w:p>
+      <w:pPr>
+        <w:pStyle w:val="Heading2"/>
+      </w:pPr>
+      <w:r>
+        <w:t xml:space="preserve">1.2.5 Stakeholders</w:t>
+      </w:r>
+    </w:p>
+    <w:p>
+      <w:pPr>
+        <w:keepNext/>
+        <w:spacing w:after="60" w:before="120"/>
+      </w:pPr>
+      <w:r>
+        <w:rPr>
+          <w:b/>
+          <w:bCs/>
+          <w:color w:val="555555"/>
+          <w:sz w:val="19"/>
+          <w:szCs w:val="19"/>
+        </w:rPr>
+        <w:t xml:space="preserve">Table 1.2: Stakeholders</w:t>
+      </w:r>
+    </w:p>
+    <w:tbl>
+      <w:tblPr>
+        <w:tblW w:type="dxa" w:w="9026"/>
+        <w:tblBorders>
+          <w:top w:val="single" w:color="auto" w:sz="4"/>
+          <w:left w:val="single" w:color="auto" w:sz="4"/>
+          <w:bottom w:val="single" w:color="auto" w:sz="4"/>
+          <w:right w:val="single" w:color="auto" w:sz="4"/>
+          <w:insideH w:val="single" w:color="auto" w:sz="4"/>
+          <w:insideV w:val="single" w:color="auto" w:sz="4"/>
+        </w:tblBorders>
+      </w:tblPr>
+      <w:tblGrid>
+        <w:gridCol w:w="3000"/>
+        <w:gridCol w:w="6026"/>
+      </w:tblGrid>
+      <w:tr>
+        <w:trPr>
+          <w:tblHeader/>
+        </w:trPr>
+        <w:tc>
+          <w:tcPr>
+            <w:tcW w:type="dxa" w:w="3000"/>
+            <w:tcBorders>
+              <w:top w:val="single" w:color="B8C2D0" w:sz="4"/>
+              <w:left w:val="single" w:color="B8C2D0" w:sz="4"/>
+              <w:bottom w:val="single" w:color="B8C2D0" w:sz="4"/>
+              <w:right w:val="single" w:color="B8C2D0" w:sz="4"/>
+            </w:tcBorders>
+            <w:shd w:fill="1F3A5F" w:color="auto" w:val="clear"/>
+            <w:tcMar>
+              <w:top w:type="dxa" w:w="60"/>
+              <w:left w:type="dxa" w:w="100"/>
+              <w:bottom w:type="dxa" w:w="60"/>
+              <w:right w:type="dxa" w:w="100"/>
+            </w:tcMar>
+          </w:tcPr>
+          <w:p>
+            <w:r>
+              <w:rPr>
+                <w:b/>
+                <w:bCs/>
+                <w:color w:val="FFFFFF"/>
+                <w:sz w:val="19"/>
+                <w:szCs w:val="19"/>
+              </w:rPr>
+              <w:t xml:space="preserve">Stakeholder</w:t>
+            </w:r>
+          </w:p>
+        </w:tc>
+        <w:tc>
+          <w:tcPr>
+            <w:tcW w:type="dxa" w:w="6026"/>
+            <w:tcBorders>
+              <w:top w:val="single" w:color="B8C2D0" w:sz="4"/>
+              <w:left w:val="single" w:color="B8C2D0" w:sz="4"/>
+              <w:bottom w:val="single" w:color="B8C2D0" w:sz="4"/>
+              <w:right w:val="single" w:color="B8C2D0" w:sz="4"/>
+            </w:tcBorders>
+            <w:shd w:fill="1F3A5F" w:color="auto" w:val="clear"/>
+            <w:tcMar>
+              <w:top w:type="dxa" w:w="60"/>
+              <w:left w:type="dxa" w:w="100"/>
+              <w:bottom w:type="dxa" w:w="60"/>
+              <w:right w:type="dxa" w:w="100"/>
+            </w:tcMar>
+          </w:tcPr>
+          <w:p>
+            <w:r>
+              <w:rPr>
+                <w:b/>
+                <w:bCs/>
+                <w:color w:val="FFFFFF"/>
+                <w:sz w:val="19"/>
+                <w:szCs w:val="19"/>
+              </w:rPr>
+              <w:t xml:space="preserve">Interest in the system</w:t>
+            </w:r>
+          </w:p>
+        </w:tc>
+      </w:tr>
+      <w:tr>
+        <w:trPr>
+          <w:cantSplit/>
+        </w:trPr>
+        <w:tc>
+          <w:tcPr>
+            <w:tcW w:type="dxa" w:w="3000"/>
+            <w:tcBorders>
+              <w:top w:val="single" w:color="B8C2D0" w:sz="4"/>
+              <w:left w:val="single" w:color="B8C2D0" w:sz="4"/>
+              <w:bottom w:val="single" w:color="B8C2D0" w:sz="4"/>
+              <w:right w:val="single" w:color="B8C2D0" w:sz="4"/>
+            </w:tcBorders>
+            <w:shd w:fill="FFFFFF" w:color="auto" w:val="clear"/>
+            <w:tcMar>
+              <w:top w:type="dxa" w:w="60"/>
+              <w:left w:type="dxa" w:w="100"/>
+              <w:bottom w:type="dxa" w:w="60"/>
+              <w:right w:type="dxa" w:w="100"/>
+            </w:tcMar>
+          </w:tcPr>
+          <w:p>
+            <w:r>
+              <w:rPr>
+                <w:sz w:val="19"/>
+                <w:szCs w:val="19"/>
+              </w:rPr>
+              <w:t xml:space="preserve">Staff (normal users)</w:t>
+            </w:r>
+          </w:p>
+        </w:tc>
+        <w:tc>
+          <w:tcPr>
+            <w:tcW w:type="dxa" w:w="6026"/>
+            <w:tcBorders>
+              <w:top w:val="single" w:color="B8C2D0" w:sz="4"/>
+              <w:left w:val="single" w:color="B8C2D0" w:sz="4"/>
+              <w:bottom w:val="single" w:color="B8C2D0" w:sz="4"/>
+              <w:right w:val="single" w:color="B8C2D0" w:sz="4"/>
+            </w:tcBorders>
+            <w:shd w:fill="FFFFFF" w:color="auto" w:val="clear"/>
+            <w:tcMar>
+              <w:top w:type="dxa" w:w="60"/>
+              <w:left w:type="dxa" w:w="100"/>
+              <w:bottom w:type="dxa" w:w="60"/>
+              <w:right w:type="dxa" w:w="100"/>
+            </w:tcMar>
+          </w:tcPr>
+          <w:p>
+            <w:r>
+              <w:rPr>
+                <w:sz w:val="19"/>
+                <w:szCs w:val="19"/>
+              </w:rPr>
+              <w:t xml:space="preserve">Learn about threats, test themselves and report problems easily</w:t>
+            </w:r>
+          </w:p>
+        </w:tc>
+      </w:tr>
+      <w:tr>
+        <w:trPr>
+          <w:cantSplit/>
+        </w:trPr>
+        <w:tc>
+          <w:tcPr>
+            <w:tcW w:type="dxa" w:w="3000"/>
+            <w:tcBorders>
+              <w:top w:val="single" w:color="B8C2D0" w:sz="4"/>
+              <w:left w:val="single" w:color="B8C2D0" w:sz="4"/>
+              <w:bottom w:val="single" w:color="B8C2D0" w:sz="4"/>
+              <w:right w:val="single" w:color="B8C2D0" w:sz="4"/>
+            </w:tcBorders>
+            <w:shd w:fill="FFFFFF" w:color="auto" w:val="clear"/>
+            <w:tcMar>
+              <w:top w:type="dxa" w:w="60"/>
+              <w:left w:type="dxa" w:w="100"/>
+              <w:bottom w:type="dxa" w:w="60"/>
+              <w:right w:type="dxa" w:w="100"/>
+            </w:tcMar>
+          </w:tcPr>
+          <w:p>
+            <w:r>
+              <w:rPr>
+                <w:sz w:val="19"/>
+                <w:szCs w:val="19"/>
+              </w:rPr>
+              <w:t xml:space="preserve">Cybersecurity officers</w:t>
+            </w:r>
+          </w:p>
+        </w:tc>
+        <w:tc>
+          <w:tcPr>
+            <w:tcW w:type="dxa" w:w="6026"/>
+            <w:tcBorders>
+              <w:top w:val="single" w:color="B8C2D0" w:sz="4"/>
+              <w:left w:val="single" w:color="B8C2D0" w:sz="4"/>
+              <w:bottom w:val="single" w:color="B8C2D0" w:sz="4"/>
+              <w:right w:val="single" w:color="B8C2D0" w:sz="4"/>
+            </w:tcBorders>
+            <w:shd w:fill="FFFFFF" w:color="auto" w:val="clear"/>
+            <w:tcMar>
+              <w:top w:type="dxa" w:w="60"/>
+              <w:left w:type="dxa" w:w="100"/>
+              <w:bottom w:type="dxa" w:w="60"/>
+              <w:right w:type="dxa" w:w="100"/>
+            </w:tcMar>
+          </w:tcPr>
+          <w:p>
+            <w:r>
+              <w:rPr>
+                <w:sz w:val="19"/>
+                <w:szCs w:val="19"/>
+              </w:rPr>
+              <w:t xml:space="preserve">Receive clear reports and manage them to closure</w:t>
+            </w:r>
+          </w:p>
+        </w:tc>
+      </w:tr>
+      <w:tr>
+        <w:trPr>
+          <w:cantSplit/>
+        </w:trPr>
+        <w:tc>
+          <w:tcPr>
+            <w:tcW w:type="dxa" w:w="3000"/>
+            <w:tcBorders>
+              <w:top w:val="single" w:color="B8C2D0" w:sz="4"/>
+              <w:left w:val="single" w:color="B8C2D0" w:sz="4"/>
+              <w:bottom w:val="single" w:color="B8C2D0" w:sz="4"/>
+              <w:right w:val="single" w:color="B8C2D0" w:sz="4"/>
+            </w:tcBorders>
+            <w:shd w:fill="FFFFFF" w:color="auto" w:val="clear"/>
+            <w:tcMar>
+              <w:top w:type="dxa" w:w="60"/>
+              <w:left w:type="dxa" w:w="100"/>
+              <w:bottom w:type="dxa" w:w="60"/>
+              <w:right w:type="dxa" w:w="100"/>
+            </w:tcMar>
+          </w:tcPr>
+          <w:p>
+            <w:r>
+              <w:rPr>
+                <w:sz w:val="19"/>
+                <w:szCs w:val="19"/>
+              </w:rPr>
+              <w:t xml:space="preserve">System administrators</w:t>
+            </w:r>
+          </w:p>
+        </w:tc>
+        <w:tc>
+          <w:tcPr>
+            <w:tcW w:type="dxa" w:w="6026"/>
+            <w:tcBorders>
+              <w:top w:val="single" w:color="B8C2D0" w:sz="4"/>
+              <w:left w:val="single" w:color="B8C2D0" w:sz="4"/>
+              <w:bottom w:val="single" w:color="B8C2D0" w:sz="4"/>
+              <w:right w:val="single" w:color="B8C2D0" w:sz="4"/>
+            </w:tcBorders>
+            <w:shd w:fill="FFFFFF" w:color="auto" w:val="clear"/>
+            <w:tcMar>
+              <w:top w:type="dxa" w:w="60"/>
+              <w:left w:type="dxa" w:w="100"/>
+              <w:bottom w:type="dxa" w:w="60"/>
+              <w:right w:type="dxa" w:w="100"/>
+            </w:tcMar>
+          </w:tcPr>
+          <w:p>
+            <w:r>
+              <w:rPr>
+                <w:sz w:val="19"/>
+                <w:szCs w:val="19"/>
+              </w:rPr>
+              <w:t xml:space="preserve">Manage accounts, content and alerts; keep the system safe</w:t>
+            </w:r>
+          </w:p>
+        </w:tc>
+      </w:tr>
+      <w:tr>
+        <w:trPr>
+          <w:cantSplit/>
+        </w:trPr>
+        <w:tc>
+          <w:tcPr>
+            <w:tcW w:type="dxa" w:w="3000"/>
+            <w:tcBorders>
+              <w:top w:val="single" w:color="B8C2D0" w:sz="4"/>
+              <w:left w:val="single" w:color="B8C2D0" w:sz="4"/>
+              <w:bottom w:val="single" w:color="B8C2D0" w:sz="4"/>
+              <w:right w:val="single" w:color="B8C2D0" w:sz="4"/>
+            </w:tcBorders>
+            <w:shd w:fill="FFFFFF" w:color="auto" w:val="clear"/>
+            <w:tcMar>
+              <w:top w:type="dxa" w:w="60"/>
+              <w:left w:type="dxa" w:w="100"/>
+              <w:bottom w:type="dxa" w:w="60"/>
+              <w:right w:type="dxa" w:w="100"/>
+            </w:tcMar>
+          </w:tcPr>
+          <w:p>
+            <w:r>
+              <w:rPr>
+                <w:sz w:val="19"/>
+                <w:szCs w:val="19"/>
+              </w:rPr>
+              <w:t xml:space="preserve">Management</w:t>
+            </w:r>
+          </w:p>
+        </w:tc>
+        <w:tc>
+          <w:tcPr>
+            <w:tcW w:type="dxa" w:w="6026"/>
+            <w:tcBorders>
+              <w:top w:val="single" w:color="B8C2D0" w:sz="4"/>
+              <w:left w:val="single" w:color="B8C2D0" w:sz="4"/>
+              <w:bottom w:val="single" w:color="B8C2D0" w:sz="4"/>
+              <w:right w:val="single" w:color="B8C2D0" w:sz="4"/>
+            </w:tcBorders>
+            <w:shd w:fill="FFFFFF" w:color="auto" w:val="clear"/>
+            <w:tcMar>
+              <w:top w:type="dxa" w:w="60"/>
+              <w:left w:type="dxa" w:w="100"/>
+              <w:bottom w:type="dxa" w:w="60"/>
+              <w:right w:type="dxa" w:w="100"/>
+            </w:tcMar>
+          </w:tcPr>
+          <w:p>
+            <w:r>
+              <w:rPr>
+                <w:sz w:val="19"/>
+                <w:szCs w:val="19"/>
+              </w:rPr>
+              <w:t xml:space="preserve">See measurable results and reduced risk</w:t>
+            </w:r>
+          </w:p>
+        </w:tc>
+      </w:tr>
+      <w:tr>
+        <w:trPr>
+          <w:cantSplit/>
+        </w:trPr>
+        <w:tc>
+          <w:tcPr>
+            <w:tcW w:type="dxa" w:w="3000"/>
+            <w:tcBorders>
+              <w:top w:val="single" w:color="B8C2D0" w:sz="4"/>
+              <w:left w:val="single" w:color="B8C2D0" w:sz="4"/>
+              <w:bottom w:val="single" w:color="B8C2D0" w:sz="4"/>
+              <w:right w:val="single" w:color="B8C2D0" w:sz="4"/>
+            </w:tcBorders>
+            <w:shd w:fill="FFFFFF" w:color="auto" w:val="clear"/>
+            <w:tcMar>
+              <w:top w:type="dxa" w:w="60"/>
+              <w:left w:type="dxa" w:w="100"/>
+              <w:bottom w:type="dxa" w:w="60"/>
+              <w:right w:type="dxa" w:w="100"/>
+            </w:tcMar>
+          </w:tcPr>
+          <w:p>
+            <w:r>
+              <w:rPr>
+                <w:sz w:val="19"/>
+                <w:szCs w:val="19"/>
+              </w:rPr>
+              <w:t xml:space="preserve">Supervisor and examiners</w:t>
+            </w:r>
+          </w:p>
+        </w:tc>
+        <w:tc>
+          <w:tcPr>
+            <w:tcW w:type="dxa" w:w="6026"/>
+            <w:tcBorders>
+              <w:top w:val="single" w:color="B8C2D0" w:sz="4"/>
+              <w:left w:val="single" w:color="B8C2D0" w:sz="4"/>
+              <w:bottom w:val="single" w:color="B8C2D0" w:sz="4"/>
+              <w:right w:val="single" w:color="B8C2D0" w:sz="4"/>
+            </w:tcBorders>
+            <w:shd w:fill="FFFFFF" w:color="auto" w:val="clear"/>
+            <w:tcMar>
+              <w:top w:type="dxa" w:w="60"/>
+              <w:left w:type="dxa" w:w="100"/>
+              <w:bottom w:type="dxa" w:w="60"/>
+              <w:right w:type="dxa" w:w="100"/>
+            </w:tcMar>
+          </w:tcPr>
+          <w:p>
+            <w:r>
+              <w:rPr>
+                <w:sz w:val="19"/>
+                <w:szCs w:val="19"/>
+              </w:rPr>
+              <w:t xml:space="preserve">Judge the quality of the project</w:t>
+            </w:r>
+          </w:p>
+        </w:tc>
+      </w:tr>
+    </w:tbl>
+    <w:p>
+      <w:pPr>
+        <w:spacing w:after="120"/>
+      </w:pPr>
+    </w:p>
+    <w:p>
+      <w:pPr>
         <w:pStyle w:val="Heading1"/>
       </w:pPr>
       <w:r>
@@ -1421,7 +1867,7 @@
         <w:spacing w:after="120" w:line="300"/>
       </w:pPr>
       <w:r>
-        <w:t xml:space="preserve">The scope states what the project will and will not deliver, and why.</w:t>
+        <w:t xml:space="preserve">The scope says what the project will do and what it will not do, and gives a reason for each.</w:t>
       </w:r>
     </w:p>
     <w:p>
@@ -1429,7 +1875,23 @@
         <w:pStyle w:val="Heading2"/>
       </w:pPr>
       <w:r>
-        <w:t xml:space="preserve">1.3.1 In scope</w:t>
+        <w:t xml:space="preserve">1.3.1 What is in scope</w:t>
+      </w:r>
+    </w:p>
+    <w:p>
+      <w:pPr>
+        <w:keepNext/>
+        <w:spacing w:after="60" w:before="120"/>
+      </w:pPr>
+      <w:r>
+        <w:rPr>
+          <w:b/>
+          <w:bCs/>
+          <w:color w:val="555555"/>
+          <w:sz w:val="19"/>
+          <w:szCs w:val="19"/>
+        </w:rPr>
+        <w:t xml:space="preserve">Table 1.3: Items in scope</w:t>
       </w:r>
     </w:p>
     <w:tbl>
@@ -1540,7 +2002,7 @@
                 <w:sz w:val="19"/>
                 <w:szCs w:val="19"/>
               </w:rPr>
-              <w:t xml:space="preserve">User registration, JWT login/logout, password reset, email verification, session revocation</w:t>
+              <w:t xml:space="preserve">Registration, login and logout with tokens (JWT), password reset, e-mail verification, session control</w:t>
             </w:r>
           </w:p>
         </w:tc>
@@ -1567,7 +2029,7 @@
                 <w:sz w:val="19"/>
                 <w:szCs w:val="19"/>
               </w:rPr>
-              <w:t xml:space="preserve">Every other feature depends on knowing who the user is</w:t>
+              <w:t xml:space="preserve">All other features need to know who the user is</w:t>
             </w:r>
           </w:p>
         </w:tc>
@@ -1599,7 +2061,7 @@
                 <w:sz w:val="19"/>
                 <w:szCs w:val="19"/>
               </w:rPr>
-              <w:t xml:space="preserve">Three-role access control (normal user, cybersecurity officer, system administrator)</w:t>
+              <w:t xml:space="preserve">Three roles: normal user, cybersecurity officer, system administrator</w:t>
             </w:r>
           </w:p>
         </w:tc>
@@ -1626,7 +2088,7 @@
                 <w:sz w:val="19"/>
                 <w:szCs w:val="19"/>
               </w:rPr>
-              <w:t xml:space="preserve">Different people need different powers; least-privilege is a core security principle</w:t>
+              <w:t xml:space="preserve">People need different powers; each person should have only the power they need</w:t>
             </w:r>
           </w:p>
         </w:tc>
@@ -1658,7 +2120,7 @@
                 <w:sz w:val="19"/>
                 <w:szCs w:val="19"/>
               </w:rPr>
-              <w:t xml:space="preserve">Training library: categories, lessons, difficulty, tags, progress, bookmarks, recommendations</w:t>
+              <w:t xml:space="preserve">Training library with categories, lessons, difficulty levels, tags, progress, bookmarks and recommendations</w:t>
             </w:r>
           </w:p>
         </w:tc>
@@ -1685,7 +2147,7 @@
                 <w:sz w:val="19"/>
                 <w:szCs w:val="19"/>
               </w:rPr>
-              <w:t xml:space="preserve">Delivers the awareness content, which is the main purpose</w:t>
+              <w:t xml:space="preserve">This is the main learning content</w:t>
             </w:r>
           </w:p>
         </w:tc>
@@ -1717,7 +2179,7 @@
                 <w:sz w:val="19"/>
                 <w:szCs w:val="19"/>
               </w:rPr>
-              <w:t xml:space="preserve">Quiz engine: timed multiple-choice, scoring, pass mark, attempt limits, weakness analysis</w:t>
+              <w:t xml:space="preserve">Quiz engine: timed multiple-choice quizzes, scoring, pass mark, attempt limits, weak-topic analysis</w:t>
             </w:r>
           </w:p>
         </w:tc>
@@ -1744,7 +2206,7 @@
                 <w:sz w:val="19"/>
                 <w:szCs w:val="19"/>
               </w:rPr>
-              <w:t xml:space="preserve">Measures whether learning happened</w:t>
+              <w:t xml:space="preserve">It measures if learning happened</w:t>
             </w:r>
           </w:p>
         </w:tc>
@@ -1776,7 +2238,7 @@
                 <w:sz w:val="19"/>
                 <w:szCs w:val="19"/>
               </w:rPr>
-              <w:t xml:space="preserve">Phishing simulator: inbox scenarios, URL inspection, red-flag selection, scored feedback</w:t>
+              <w:t xml:space="preserve">Phishing simulator: inbox scenarios, link inspection, red-flag choice, scored feedback</w:t>
             </w:r>
           </w:p>
         </w:tc>
@@ -1803,7 +2265,7 @@
                 <w:sz w:val="19"/>
                 <w:szCs w:val="19"/>
               </w:rPr>
-              <w:t xml:space="preserve">Builds practical detection skill safely</w:t>
+              <w:t xml:space="preserve">It builds real skill in a safe way</w:t>
             </w:r>
           </w:p>
         </w:tc>
@@ -1835,7 +2297,7 @@
                 <w:sz w:val="19"/>
                 <w:szCs w:val="19"/>
               </w:rPr>
-              <w:t xml:space="preserve">Incident reporting with evidence upload, drafts, reference numbers and tracking</w:t>
+              <w:t xml:space="preserve">Incident reporting with evidence upload, drafts and reference numbers</w:t>
             </w:r>
           </w:p>
         </w:tc>
@@ -1862,7 +2324,7 @@
                 <w:sz w:val="19"/>
                 <w:szCs w:val="19"/>
               </w:rPr>
-              <w:t xml:space="preserve">Fixes the informal reporting problem</w:t>
+              <w:t xml:space="preserve">It fixes informal reporting</w:t>
             </w:r>
           </w:p>
         </w:tc>
@@ -1894,7 +2356,7 @@
                 <w:sz w:val="19"/>
                 <w:szCs w:val="19"/>
               </w:rPr>
-              <w:t xml:space="preserve">SOC queue: Kanban board, assignment, escalation, status workflow and timeline</w:t>
+              <w:t xml:space="preserve">SOC queue: Kanban board, assignment, escalation, status flow and timeline</w:t>
             </w:r>
           </w:p>
         </w:tc>
@@ -1921,7 +2383,7 @@
                 <w:sz w:val="19"/>
                 <w:szCs w:val="19"/>
               </w:rPr>
-              <w:t xml:space="preserve">Fixes the tracking and accountability problem</w:t>
+              <w:t xml:space="preserve">It fixes tracking and accountability</w:t>
             </w:r>
           </w:p>
         </w:tc>
@@ -1953,7 +2415,7 @@
                 <w:sz w:val="19"/>
                 <w:szCs w:val="19"/>
               </w:rPr>
-              <w:t xml:space="preserve">Alerts and notification centre</w:t>
+              <w:t xml:space="preserve">Alerts and a notification centre</w:t>
             </w:r>
           </w:p>
         </w:tc>
@@ -1980,7 +2442,7 @@
                 <w:sz w:val="19"/>
                 <w:szCs w:val="19"/>
               </w:rPr>
-              <w:t xml:space="preserve">Gets urgent advisories to the right audience</w:t>
+              <w:t xml:space="preserve">It sends urgent warnings to the right people</w:t>
             </w:r>
           </w:p>
         </w:tc>
@@ -2012,7 +2474,7 @@
                 <w:sz w:val="19"/>
                 <w:szCs w:val="19"/>
               </w:rPr>
-              <w:t xml:space="preserve">Analytics dashboards (personal and organisation-wide)</w:t>
+              <w:t xml:space="preserve">Analytics dashboards for one user and for the whole organisation</w:t>
             </w:r>
           </w:p>
         </w:tc>
@@ -2039,7 +2501,7 @@
                 <w:sz w:val="19"/>
                 <w:szCs w:val="19"/>
               </w:rPr>
-              <w:t xml:space="preserve">Gives measurable evidence for management</w:t>
+              <w:t xml:space="preserve">It gives management clear numbers</w:t>
             </w:r>
           </w:p>
         </w:tc>
@@ -2071,7 +2533,7 @@
                 <w:sz w:val="19"/>
                 <w:szCs w:val="19"/>
               </w:rPr>
-              <w:t xml:space="preserve">Audit log with filtering and CSV export</w:t>
+              <w:t xml:space="preserve">Audit log with filters and CSV export</w:t>
             </w:r>
           </w:p>
         </w:tc>
@@ -2098,7 +2560,7 @@
                 <w:sz w:val="19"/>
                 <w:szCs w:val="19"/>
               </w:rPr>
-              <w:t xml:space="preserve">Provides accountability</w:t>
+              <w:t xml:space="preserve">It gives accountability</w:t>
             </w:r>
           </w:p>
         </w:tc>
@@ -2130,7 +2592,7 @@
                 <w:sz w:val="19"/>
                 <w:szCs w:val="19"/>
               </w:rPr>
-              <w:t xml:space="preserve">Admin content management (lessons, quizzes, simulations, categories, quiz settings, users)</w:t>
+              <w:t xml:space="preserve">Admin tools for lessons, quizzes, simulations, categories, quiz settings and users</w:t>
             </w:r>
           </w:p>
         </w:tc>
@@ -2157,7 +2619,7 @@
                 <w:sz w:val="19"/>
                 <w:szCs w:val="19"/>
               </w:rPr>
-              <w:t xml:space="preserve">Lets the organisation keep content current without a developer</w:t>
+              <w:t xml:space="preserve">The organisation can update content without a programmer</w:t>
             </w:r>
           </w:p>
         </w:tc>
@@ -2189,7 +2651,7 @@
                 <w:sz w:val="19"/>
                 <w:szCs w:val="19"/>
               </w:rPr>
-              <w:t xml:space="preserve">Web application (React) and mobile application (Flutter) for learners and incident reporters</w:t>
+              <w:t xml:space="preserve">Web app (React) and mobile app (Flutter) for learners and incident reporters</w:t>
             </w:r>
           </w:p>
         </w:tc>
@@ -2216,7 +2678,7 @@
                 <w:sz w:val="19"/>
                 <w:szCs w:val="19"/>
               </w:rPr>
-              <w:t xml:space="preserve">Staff use both desktops and phones</w:t>
+              <w:t xml:space="preserve">Staff use both computers and phones</w:t>
             </w:r>
           </w:p>
         </w:tc>
@@ -2232,7 +2694,23 @@
         <w:pStyle w:val="Heading2"/>
       </w:pPr>
       <w:r>
-        <w:t xml:space="preserve">1.3.2 Out of scope</w:t>
+        <w:t xml:space="preserve">1.3.2 What is out of scope</w:t>
+      </w:r>
+    </w:p>
+    <w:p>
+      <w:pPr>
+        <w:keepNext/>
+        <w:spacing w:after="60" w:before="120"/>
+      </w:pPr>
+      <w:r>
+        <w:rPr>
+          <w:b/>
+          <w:bCs/>
+          <w:color w:val="555555"/>
+          <w:sz w:val="19"/>
+          <w:szCs w:val="19"/>
+        </w:rPr>
+        <w:t xml:space="preserve">Table 1.4: Items out of scope</w:t>
       </w:r>
     </w:p>
     <w:tbl>
@@ -2311,7 +2789,7 @@
                 <w:sz w:val="19"/>
                 <w:szCs w:val="19"/>
               </w:rPr>
-              <w:t xml:space="preserve">Reason it is excluded</w:t>
+              <w:t xml:space="preserve">Reason it is left out</w:t>
             </w:r>
           </w:p>
         </w:tc>
@@ -2343,7 +2821,7 @@
                 <w:sz w:val="19"/>
                 <w:szCs w:val="19"/>
               </w:rPr>
-              <w:t xml:space="preserve">Real-time network monitoring, intrusion detection, SIEM log ingestion</w:t>
+              <w:t xml:space="preserve">Live network monitoring, intrusion detection and SIEM log collection</w:t>
             </w:r>
           </w:p>
         </w:tc>
@@ -2370,7 +2848,7 @@
                 <w:sz w:val="19"/>
                 <w:szCs w:val="19"/>
               </w:rPr>
-              <w:t xml:space="preserve">Needs specialised infrastructure; this project addresses people and process, not network sensors</w:t>
+              <w:t xml:space="preserve">It needs special equipment. This project deals with people and process, not network sensors</w:t>
             </w:r>
           </w:p>
         </w:tc>
@@ -2429,7 +2907,7 @@
                 <w:sz w:val="19"/>
                 <w:szCs w:val="19"/>
               </w:rPr>
-              <w:t xml:space="preserve">Raises legal and ethical issues; the simulator is an in-app inbox</w:t>
+              <w:t xml:space="preserve">It has legal and ethical risks. The simulator is an inbox inside the app</w:t>
             </w:r>
           </w:p>
         </w:tc>
@@ -2461,7 +2939,7 @@
                 <w:sz w:val="19"/>
                 <w:szCs w:val="19"/>
               </w:rPr>
-              <w:t xml:space="preserve">Automatic malware analysis or forensics of uploaded files</w:t>
+              <w:t xml:space="preserve">Automatic malware analysis of uploaded files</w:t>
             </w:r>
           </w:p>
         </w:tc>
@@ -2488,7 +2966,7 @@
                 <w:sz w:val="19"/>
                 <w:szCs w:val="19"/>
               </w:rPr>
-              <w:t xml:space="preserve">Beyond the time and skill scope; evidence is stored, not executed</w:t>
+              <w:t xml:space="preserve">It needs special skills and more time. Files are stored but never run</w:t>
             </w:r>
           </w:p>
         </w:tc>
@@ -2520,7 +2998,7 @@
                 <w:sz w:val="19"/>
                 <w:szCs w:val="19"/>
               </w:rPr>
-              <w:t xml:space="preserve">Integration with payroll, HR or active-directory single sign-on</w:t>
+              <w:t xml:space="preserve">Single sign-on with HR or directory systems</w:t>
             </w:r>
           </w:p>
         </w:tc>
@@ -2547,7 +3025,7 @@
                 <w:sz w:val="19"/>
                 <w:szCs w:val="19"/>
               </w:rPr>
-              <w:t xml:space="preserve">Not needed for a first release; accounts are managed inside the platform</w:t>
+              <w:t xml:space="preserve">Not needed for a first version; accounts are managed inside the system</w:t>
             </w:r>
           </w:p>
         </w:tc>
@@ -2579,7 +3057,7 @@
                 <w:sz w:val="19"/>
                 <w:szCs w:val="19"/>
               </w:rPr>
-              <w:t xml:space="preserve">Payment processing or commercial licensing</w:t>
+              <w:t xml:space="preserve">Payments or product licensing</w:t>
             </w:r>
           </w:p>
         </w:tc>
@@ -2606,7 +3084,7 @@
                 <w:sz w:val="19"/>
                 <w:szCs w:val="19"/>
               </w:rPr>
-              <w:t xml:space="preserve">The system is for internal organisational use</w:t>
+              <w:t xml:space="preserve">The system is for use inside one organisation</w:t>
             </w:r>
           </w:p>
         </w:tc>
@@ -2638,7 +3116,7 @@
                 <w:sz w:val="19"/>
                 <w:szCs w:val="19"/>
               </w:rPr>
-              <w:t xml:space="preserve">Native desktop applications and an iOS store release</w:t>
+              <w:t xml:space="preserve">Desktop programs and an iPhone store release</w:t>
             </w:r>
           </w:p>
         </w:tc>
@@ -2665,7 +3143,7 @@
                 <w:sz w:val="19"/>
                 <w:szCs w:val="19"/>
               </w:rPr>
-              <w:t xml:space="preserve">Web and Android cover the target users within the time available</w:t>
+              <w:t xml:space="preserve">The web and Android cover most users in the time available</w:t>
             </w:r>
           </w:p>
         </w:tc>
@@ -2689,7 +3167,23 @@
         <w:spacing w:after="120" w:line="300"/>
       </w:pPr>
       <w:r>
-        <w:t xml:space="preserve">Each objective is Specific, Measurable, Achievable, Relevant and Time-bound, relative to the project timetable (one academic term for development and testing).</w:t>
+        <w:t xml:space="preserve">Each objective is Specific, Measurable, Achievable, Relevant and Time-bound. The time shown is the week of the project term (about 14 weeks) when the objective is due.</w:t>
+      </w:r>
+    </w:p>
+    <w:p>
+      <w:pPr>
+        <w:keepNext/>
+        <w:spacing w:after="60" w:before="120"/>
+      </w:pPr>
+      <w:r>
+        <w:rPr>
+          <w:b/>
+          <w:bCs/>
+          <w:color w:val="555555"/>
+          <w:sz w:val="19"/>
+          <w:szCs w:val="19"/>
+        </w:rPr>
+        <w:t xml:space="preserve">Table 1.5: SMART objectives</w:t>
       </w:r>
     </w:p>
     <w:tbl>
@@ -2800,7 +3294,7 @@
                 <w:sz w:val="19"/>
                 <w:szCs w:val="19"/>
               </w:rPr>
-              <w:t xml:space="preserve">Measure of success</w:t>
+              <w:t xml:space="preserve">How success is measured</w:t>
             </w:r>
           </w:p>
         </w:tc>
@@ -2830,7 +3324,7 @@
                 <w:sz w:val="19"/>
                 <w:szCs w:val="19"/>
               </w:rPr>
-              <w:t xml:space="preserve">Time</w:t>
+              <w:t xml:space="preserve">Due</w:t>
             </w:r>
           </w:p>
         </w:tc>
@@ -2889,7 +3383,7 @@
                 <w:sz w:val="19"/>
                 <w:szCs w:val="19"/>
               </w:rPr>
-              <w:t xml:space="preserve">Provide secure login for three roles with JWT tokens and role-based access control</w:t>
+              <w:t xml:space="preserve">Give secure login to three roles using JWT tokens and role-based access control</w:t>
             </w:r>
           </w:p>
         </w:tc>
@@ -2916,7 +3410,7 @@
                 <w:sz w:val="19"/>
                 <w:szCs w:val="19"/>
               </w:rPr>
-              <w:t xml:space="preserve">100% of protected endpoints reject anonymous or wrong-role requests (verified by automated RBAC tests)</w:t>
+              <w:t xml:space="preserve">Every protected endpoint refuses anonymous users and wrong roles (checked by automatic tests)</w:t>
             </w:r>
           </w:p>
         </w:tc>
@@ -3002,7 +3496,7 @@
                 <w:sz w:val="19"/>
                 <w:szCs w:val="19"/>
               </w:rPr>
-              <w:t xml:space="preserve">Deliver a training library with progress tracking and bookmarks</w:t>
+              <w:t xml:space="preserve">Provide a training library with progress and bookmarks</w:t>
             </w:r>
           </w:p>
         </w:tc>
@@ -3029,7 +3523,7 @@
                 <w:sz w:val="19"/>
                 <w:szCs w:val="19"/>
               </w:rPr>
-              <w:t xml:space="preserve">At least 5 categories and 20 lessons seeded; progress saved per user</w:t>
+              <w:t xml:space="preserve">At least 5 categories and 20 lessons loaded; progress saved for each user</w:t>
             </w:r>
           </w:p>
         </w:tc>
@@ -3115,7 +3609,7 @@
                 <w:sz w:val="19"/>
                 <w:szCs w:val="19"/>
               </w:rPr>
-              <w:t xml:space="preserve">Implement a quiz engine that grades automatically</w:t>
+              <w:t xml:space="preserve">Build a quiz engine that marks automatically</w:t>
             </w:r>
           </w:p>
         </w:tc>
@@ -3142,7 +3636,7 @@
                 <w:sz w:val="19"/>
                 <w:szCs w:val="19"/>
               </w:rPr>
-              <w:t xml:space="preserve">Quiz graded and result returned in under 2 seconds; pass/fail and per-topic weakness shown</w:t>
+              <w:t xml:space="preserve">Quiz is marked in under 2 seconds; pass or fail and weak topics are shown</w:t>
             </w:r>
           </w:p>
         </w:tc>
@@ -3228,7 +3722,7 @@
                 <w:sz w:val="19"/>
                 <w:szCs w:val="19"/>
               </w:rPr>
-              <w:t xml:space="preserve">Provide a phishing simulator with scored feedback</w:t>
+              <w:t xml:space="preserve">Build a phishing simulator with scored feedback</w:t>
             </w:r>
           </w:p>
         </w:tc>
@@ -3255,7 +3749,7 @@
                 <w:sz w:val="19"/>
                 <w:szCs w:val="19"/>
               </w:rPr>
-              <w:t xml:space="preserve">Scenarios scored 0–100 for classification and red flags identified</w:t>
+              <w:t xml:space="preserve">Each scenario gets a score from 0 to 100</w:t>
             </w:r>
           </w:p>
         </w:tc>
@@ -3368,7 +3862,7 @@
                 <w:sz w:val="19"/>
                 <w:szCs w:val="19"/>
               </w:rPr>
-              <w:t xml:space="preserve">Each report receives a unique reference number; only allowed file types up to 10 MB accepted</w:t>
+              <w:t xml:space="preserve">Each report gets a unique reference number; only allowed file types up to 10 MB are accepted</w:t>
             </w:r>
           </w:p>
         </w:tc>
@@ -3454,7 +3948,7 @@
                 <w:sz w:val="19"/>
                 <w:szCs w:val="19"/>
               </w:rPr>
-              <w:t xml:space="preserve">Give officers an incident queue with assignment and status workflow</w:t>
+              <w:t xml:space="preserve">Give officers a queue with assignment and status flow</w:t>
             </w:r>
           </w:p>
         </w:tc>
@@ -3481,7 +3975,7 @@
                 <w:sz w:val="19"/>
                 <w:szCs w:val="19"/>
               </w:rPr>
-              <w:t xml:space="preserve">Every status change and assignment written to a timeline</w:t>
+              <w:t xml:space="preserve">Every status change and assignment is written to a timeline</w:t>
             </w:r>
           </w:p>
         </w:tc>
@@ -3594,7 +4088,7 @@
                 <w:sz w:val="19"/>
                 <w:szCs w:val="19"/>
               </w:rPr>
-              <w:t xml:space="preserve">Personal and organisation dashboards; alert delivered to all active users of the target audience</w:t>
+              <w:t xml:space="preserve">Personal and organisation dashboards work; an alert reaches all active users of its audience</w:t>
             </w:r>
           </w:p>
         </w:tc>
@@ -3707,7 +4201,7 @@
                 <w:sz w:val="19"/>
                 <w:szCs w:val="19"/>
               </w:rPr>
-              <w:t xml:space="preserve">Audit entry exists for 100% of authenticated POST/PUT/PATCH/DELETE calls; CSV export available</w:t>
+              <w:t xml:space="preserve">An audit entry exists for every signed-in POST, PUT, PATCH and DELETE request; CSV export works</w:t>
             </w:r>
           </w:p>
         </w:tc>
@@ -3793,7 +4287,7 @@
                 <w:sz w:val="19"/>
                 <w:szCs w:val="19"/>
               </w:rPr>
-              <w:t xml:space="preserve">Verify quality through automated testing</w:t>
+              <w:t xml:space="preserve">Prove quality with automatic tests</w:t>
             </w:r>
           </w:p>
         </w:tc>
@@ -3820,7 +4314,7 @@
                 <w:sz w:val="19"/>
                 <w:szCs w:val="19"/>
               </w:rPr>
-              <w:t xml:space="preserve">At least 300 automated tests passing with no failures</w:t>
+              <w:t xml:space="preserve">At least 300 automatic tests pass with no failures</w:t>
             </w:r>
           </w:p>
         </w:tc>
@@ -3906,7 +4400,7 @@
                 <w:sz w:val="19"/>
                 <w:szCs w:val="19"/>
               </w:rPr>
-              <w:t xml:space="preserve">Deliver mobile app and user documentation</w:t>
+              <w:t xml:space="preserve">Deliver the mobile app and user documents</w:t>
             </w:r>
           </w:p>
         </w:tc>
@@ -3933,7 +4427,7 @@
                 <w:sz w:val="19"/>
                 <w:szCs w:val="19"/>
               </w:rPr>
-              <w:t xml:space="preserve">Flutter app covers login, learning, quizzes, phishing and incidents; user manual completed</w:t>
+              <w:t xml:space="preserve">The Flutter app covers login, learning, quizzes, phishing and incidents; the user manual is finished</w:t>
             </w:r>
           </w:p>
         </w:tc>
@@ -3984,7 +4478,23 @@
         <w:spacing w:after="120" w:line="300"/>
       </w:pPr>
       <w:r>
-        <w:t xml:space="preserve">CyberShield Hub replaces the manual and disconnected practices with one integrated, role-based platform. The major processes are:</w:t>
+        <w:t xml:space="preserve">CyberShield Hub replaces the manual and separate practices with one connected system. Each user has a role. The main processes are shown below.</w:t>
+      </w:r>
+    </w:p>
+    <w:p>
+      <w:pPr>
+        <w:keepNext/>
+        <w:spacing w:after="60" w:before="120"/>
+      </w:pPr>
+      <w:r>
+        <w:rPr>
+          <w:b/>
+          <w:bCs/>
+          <w:color w:val="555555"/>
+          <w:sz w:val="19"/>
+          <w:szCs w:val="19"/>
+        </w:rPr>
+        <w:t xml:space="preserve">Table 1.6: Main processes of the proposed system</w:t>
       </w:r>
     </w:p>
     <w:tbl>
@@ -4064,7 +4574,7 @@
                 <w:sz w:val="19"/>
                 <w:szCs w:val="19"/>
               </w:rPr>
-              <w:t xml:space="preserve">Description</w:t>
+              <w:t xml:space="preserve">What it does</w:t>
             </w:r>
           </w:p>
         </w:tc>
@@ -4126,7 +4636,7 @@
                 <w:sz w:val="19"/>
                 <w:szCs w:val="19"/>
               </w:rPr>
-              <w:t xml:space="preserve">1. Authentication and user management</w:t>
+              <w:t xml:space="preserve">1. Sign-in and user management</w:t>
             </w:r>
           </w:p>
         </w:tc>
@@ -4153,7 +4663,7 @@
                 <w:sz w:val="19"/>
                 <w:szCs w:val="19"/>
               </w:rPr>
-              <w:t xml:space="preserve">Register, log in with JWT (20-minute access token, 7-day rotating refresh token), reset password, verify e-mail, track failed logins, deactivate accounts, revoke sessions, manage roles.</w:t>
+              <w:t xml:space="preserve">Register; log in with JWT tokens (access token 20 minutes, refresh token 7 days); reset password; verify e-mail; count failed logins; deactivate accounts; end sessions; manage roles.</w:t>
             </w:r>
           </w:p>
         </w:tc>
@@ -4180,7 +4690,7 @@
                 <w:sz w:val="19"/>
                 <w:szCs w:val="19"/>
               </w:rPr>
-              <w:t xml:space="preserve">All; admins manage</w:t>
+              <w:t xml:space="preserve">All users; admins manage</w:t>
             </w:r>
           </w:p>
         </w:tc>
@@ -4239,7 +4749,7 @@
                 <w:sz w:val="19"/>
                 <w:szCs w:val="19"/>
               </w:rPr>
-              <w:t xml:space="preserve">Browse categorised lessons, read rich content, track progress, bookmark, receive role-aware recommendations. Admins create and edit lessons and categories.</w:t>
+              <w:t xml:space="preserve">Browse lessons by category; read rich content; track progress; bookmark; get suggestions. Admins write and edit lessons and categories.</w:t>
             </w:r>
           </w:p>
         </w:tc>
@@ -4266,7 +4776,7 @@
                 <w:sz w:val="19"/>
                 <w:szCs w:val="19"/>
               </w:rPr>
-              <w:t xml:space="preserve">Normal users; admins author</w:t>
+              <w:t xml:space="preserve">Normal users; admins write</w:t>
             </w:r>
           </w:p>
         </w:tc>
@@ -4325,7 +4835,7 @@
                 <w:sz w:val="19"/>
                 <w:szCs w:val="19"/>
               </w:rPr>
-              <w:t xml:space="preserve">Start a timed quiz, answer questions, submit; the system grades, records the attempt, enforces attempt limits, shows correct answers with explanations and recommends lessons for weak topics.</w:t>
+              <w:t xml:space="preserve">Start a timed quiz and submit answers. The system marks the quiz, saves the attempt, enforces the attempt limit, shows correct answers with reasons and suggests lessons for weak topics.</w:t>
             </w:r>
           </w:p>
         </w:tc>
@@ -4352,7 +4862,7 @@
                 <w:sz w:val="19"/>
                 <w:szCs w:val="19"/>
               </w:rPr>
-              <w:t xml:space="preserve">Normal users; admins author</w:t>
+              <w:t xml:space="preserve">Normal users; admins write</w:t>
             </w:r>
           </w:p>
         </w:tc>
@@ -4411,7 +4921,7 @@
                 <w:sz w:val="19"/>
                 <w:szCs w:val="19"/>
               </w:rPr>
-              <w:t xml:space="preserve">Open a simulated e-mail, inspect the sender and URL, classify safe or suspicious, tick red flags, and receive a score and a training tip.</w:t>
+              <w:t xml:space="preserve">Open a simulated e-mail, check the sender and links, choose safe or suspicious, tick red flags and get a score and a tip.</w:t>
             </w:r>
           </w:p>
         </w:tc>
@@ -4438,7 +4948,7 @@
                 <w:sz w:val="19"/>
                 <w:szCs w:val="19"/>
               </w:rPr>
-              <w:t xml:space="preserve">Normal users; admins author</w:t>
+              <w:t xml:space="preserve">Normal users; admins write</w:t>
             </w:r>
           </w:p>
         </w:tc>
@@ -4497,7 +5007,7 @@
                 <w:sz w:val="19"/>
                 <w:szCs w:val="19"/>
               </w:rPr>
-              <w:t xml:space="preserve">Report an incident with evidence (or save a draft); system generates a reference (INC-date-code) and priority; officers triage on a Kanban queue, assign, escalate, and move the incident through Open, Investigating, Escalated, Resolved and Closed with a timeline.</w:t>
+              <w:t xml:space="preserve">Report an incident with evidence, or save a draft. The system makes a reference (INC-date-code) and a priority. Officers sort the reports on a board, assign them, escalate them and move them through Open, Investigating, Escalated, Resolved and Closed. A timeline keeps every step.</w:t>
             </w:r>
           </w:p>
         </w:tc>
@@ -4583,7 +5093,7 @@
                 <w:sz w:val="19"/>
                 <w:szCs w:val="19"/>
               </w:rPr>
-              <w:t xml:space="preserve">Admins/officers publish alerts to an audience; each eligible user receives a notification and can mark it read.</w:t>
+              <w:t xml:space="preserve">Administrators publish alerts for an audience. Each eligible user gets a notification and can mark it as read.</w:t>
             </w:r>
           </w:p>
         </w:tc>
@@ -4610,7 +5120,7 @@
                 <w:sz w:val="19"/>
                 <w:szCs w:val="19"/>
               </w:rPr>
-              <w:t xml:space="preserve">All</w:t>
+              <w:t xml:space="preserve">All users; admins publish</w:t>
             </w:r>
           </w:p>
         </w:tc>
@@ -4669,7 +5179,7 @@
                 <w:sz w:val="19"/>
                 <w:szCs w:val="19"/>
               </w:rPr>
-              <w:t xml:space="preserve">Personal dashboard (security score, progress, quiz and phishing performance) and organisation-wide reporting (training, quiz, phishing, incident and risk data).</w:t>
+              <w:t xml:space="preserve">A personal dashboard (security score, progress, quiz and phishing results) and organisation reports for officers and administrators.</w:t>
             </w:r>
           </w:p>
         </w:tc>
@@ -4696,7 +5206,7 @@
                 <w:sz w:val="19"/>
                 <w:szCs w:val="19"/>
               </w:rPr>
-              <w:t xml:space="preserve">All; officers see organisation</w:t>
+              <w:t xml:space="preserve">All users; officers see the organisation</w:t>
             </w:r>
           </w:p>
         </w:tc>
@@ -4755,7 +5265,7 @@
                 <w:sz w:val="19"/>
                 <w:szCs w:val="19"/>
               </w:rPr>
-              <w:t xml:space="preserve">Middleware records every data-changing API request; officers and admins search, filter and export the log.</w:t>
+              <w:t xml:space="preserve">A middleware records each data-changing request. Officers and administrators search, filter and export the log.</w:t>
             </w:r>
           </w:p>
         </w:tc>
@@ -4802,10 +5312,10 @@
           <w:b/>
           <w:bCs/>
         </w:rPr>
-        <w:t xml:space="preserve">Architecture summary.</w:t>
-      </w:r>
-      <w:r>
-        <w:t xml:space="preserve"> Clients (React web, Flutter mobile) call a versioned REST API (</w:t>
+        <w:t xml:space="preserve">How the parts fit together.</w:t>
+      </w:r>
+      <w:r>
+        <w:t xml:space="preserve"> The React web app and the Flutter mobile app send requests to a versioned REST API (</w:t>
       </w:r>
       <w:r>
         <w:rPr>
@@ -4816,7 +5326,7 @@
         <w:t xml:space="preserve">/api/v1</w:t>
       </w:r>
       <w:r>
-        <w:t xml:space="preserve">) over HTTPS with a Bearer JWT. The Django back end performs authentication, role checks, validation and business logic, then reads or writes the database. A middleware writes the audit trail. Evidence files are stored on the file system with allow-listed types.</w:t>
+        <w:t xml:space="preserve">). Each request carries a token. The Django server checks the token and the role, checks the data, runs the business rules and then reads or writes the database. A middleware writes the audit trail. Evidence files are stored on the file system, and only allowed file types are accepted.</w:t>
       </w:r>
     </w:p>
     <w:p>
@@ -4828,9 +5338,9 @@
       <w:r>
         <w:drawing>
           <wp:inline distT="0" distB="0" distL="0" distR="0">
-            <wp:extent cx="5334000" cy="2428875"/>
+            <wp:extent cx="5334000" cy="2905125"/>
             <wp:effectExtent t="0" r="0" b="0" l="0"/>
-            <wp:docPr id="1" name="architecture.png" descr="Figure 1: Proposed system architecture" title="Figure 1: Proposed system architecture"/>
+            <wp:docPr id="1" name="architecture.png" descr="Figure 1.1: System architecture of CyberShield Hub" title="Figure 1.1: System architecture of CyberShield Hub"/>
             <wp:cNvGraphicFramePr>
               <a:graphicFrameLocks xmlns:a="http://schemas.openxmlformats.org/drawingml/2006/main" noChangeAspect="1"/>
             </wp:cNvGraphicFramePr>
@@ -4853,7 +5363,7 @@
                   <pic:spPr bwMode="auto">
                     <a:xfrm>
                       <a:off x="0" y="0"/>
-                      <a:ext cx="5334000" cy="2428875"/>
+                      <a:ext cx="5334000" cy="2905125"/>
                     </a:xfrm>
                     <a:prstGeom prst="rect">
                       <a:avLst/>
@@ -4879,7 +5389,7 @@
           <w:sz w:val="18"/>
           <w:szCs w:val="18"/>
         </w:rPr>
-        <w:t xml:space="preserve">Figure 1: Proposed system architecture</w:t>
+        <w:t xml:space="preserve">Figure 1.1: System architecture of CyberShield Hub</w:t>
       </w:r>
     </w:p>
     <w:p>
@@ -4894,7 +5404,91 @@
         <w:t xml:space="preserve">Benefits.</w:t>
       </w:r>
       <w:r>
-        <w:t xml:space="preserve"> Continuous rather than one-off training; measurable knowledge and behaviour; standardised, evidence-backed incident reports; accountable response workflow; management visibility; low cost because all components are open source.</w:t>
+        <w:t xml:space="preserve"> Training is continuous instead of once a year. Knowledge and behaviour can be measured. Incident reports follow one format and include evidence. The response is traceable. Managers can see the risk. The cost is low because every part of the stack is free and open source.</w:t>
+      </w:r>
+    </w:p>
+    <w:p>
+      <w:pPr>
+        <w:pStyle w:val="Heading2"/>
+      </w:pPr>
+      <w:r>
+        <w:t xml:space="preserve">1.5.1 Project deliverables</w:t>
+      </w:r>
+    </w:p>
+    <w:p>
+      <w:pPr>
+        <w:pStyle w:val="ListParagraph"/>
+        <w:numPr>
+          <w:ilvl w:val="0"/>
+          <w:numId w:val="2"/>
+        </w:numPr>
+        <w:spacing w:after="60" w:line="288"/>
+      </w:pPr>
+      <w:r>
+        <w:t xml:space="preserve">Web application (React) and API server (Django).</w:t>
+      </w:r>
+    </w:p>
+    <w:p>
+      <w:pPr>
+        <w:pStyle w:val="ListParagraph"/>
+        <w:numPr>
+          <w:ilvl w:val="0"/>
+          <w:numId w:val="2"/>
+        </w:numPr>
+        <w:spacing w:after="60" w:line="288"/>
+      </w:pPr>
+      <w:r>
+        <w:t xml:space="preserve">Mobile application (Flutter).</w:t>
+      </w:r>
+    </w:p>
+    <w:p>
+      <w:pPr>
+        <w:pStyle w:val="ListParagraph"/>
+        <w:numPr>
+          <w:ilvl w:val="0"/>
+          <w:numId w:val="2"/>
+        </w:numPr>
+        <w:spacing w:after="60" w:line="288"/>
+      </w:pPr>
+      <w:r>
+        <w:t xml:space="preserve">Database design and sample data (</w:t>
+      </w:r>
+      <w:r>
+        <w:rPr>
+          <w:rFonts w:ascii="Consolas" w:cs="Consolas" w:eastAsia="Consolas" w:hAnsi="Consolas"/>
+          <w:sz w:val="20"/>
+          <w:szCs w:val="20"/>
+        </w:rPr>
+        <w:t xml:space="preserve">seed_demo</w:t>
+      </w:r>
+      <w:r>
+        <w:t xml:space="preserve"> command).</w:t>
+      </w:r>
+    </w:p>
+    <w:p>
+      <w:pPr>
+        <w:pStyle w:val="ListParagraph"/>
+        <w:numPr>
+          <w:ilvl w:val="0"/>
+          <w:numId w:val="2"/>
+        </w:numPr>
+        <w:spacing w:after="60" w:line="288"/>
+      </w:pPr>
+      <w:r>
+        <w:t xml:space="preserve">348 automatic back-end tests.</w:t>
+      </w:r>
+    </w:p>
+    <w:p>
+      <w:pPr>
+        <w:pStyle w:val="ListParagraph"/>
+        <w:numPr>
+          <w:ilvl w:val="0"/>
+          <w:numId w:val="2"/>
+        </w:numPr>
+        <w:spacing w:after="60" w:line="288"/>
+      </w:pPr>
+      <w:r>
+        <w:t xml:space="preserve">Project documentation: seven chapters, this combined document and the user manual.</w:t>
       </w:r>
     </w:p>
     <w:p>
@@ -4916,10 +5510,10 @@
       </w:pPr>
       <w:r>
         <w:rPr>
-          <w:sz w:val="22"/>
-          <w:szCs w:val="22"/>
+          <w:sz w:val="20"/>
+          <w:szCs w:val="20"/>
         </w:rPr>
-        <w:t xml:space="preserve">Date: ……………………….     Sign: Supervisor ……………………….     Student ……………………….</w:t>
+        <w:t xml:space="preserve">Date: …………………     Supervisor sign: …………………     Student sign: …………………</w:t>
       </w:r>
     </w:p>
     <w:sectPr>
@@ -5152,15 +5746,6 @@
         <w:ind w:left="540" w:hanging="270"/>
       </w:pPr>
     </w:lvl>
-    <w:lvl w:ilvl="1" w:tentative="1">
-      <w:start w:val="1"/>
-      <w:numFmt w:val="bullet"/>
-      <w:lvlText w:val="–"/>
-      <w:lvlJc w:val="left"/>
-      <w:pPr>
-        <w:ind w:left="1000" w:hanging="270"/>
-      </w:pPr>
-    </w:lvl>
   </w:abstractNum>
   <w:abstractNum w:abstractNumId="3" w15:restartNumberingAfterBreak="0">
     <w:multiLevelType w:val="hybridMultilevel"/>
@@ -5552,6 +6137,21 @@
   <w:style w:type="paragraph" w:styleId="Normal" w:default="1">
     <w:name w:val="Normal"/>
     <w:qFormat/>
+  </w:style>
+  <w:style w:type="table" w:styleId="TableNormal" w:default="true">
+    <w:name w:val="Normal Table"/>
+    <w:uiPriority w:val="99"/>
+    <w:semiHidden/>
+    <w:unhideWhenUsed/>
+    <w:tblPr>
+      <w:tblInd w:type="dxa" w:w="0"/>
+      <w:tblCellMar>
+        <w:top w:type="dxa" w:w="0"/>
+        <w:left w:type="dxa" w:w="108"/>
+        <w:bottom w:type="dxa" w:w="0"/>
+        <w:right w:type="dxa" w:w="108"/>
+      </w:tblCellMar>
+    </w:tblPr>
   </w:style>
   <w:style w:type="paragraph" w:styleId="Title">
     <w:name w:val="Title"/>

--- a/docs/project-documentation/Chapter_1_Project_Identification.docx
+++ b/docs/project-documentation/Chapter_1_Project_Identification.docx
@@ -194,7 +194,7 @@
         <w:t xml:space="preserve">Topic.</w:t>
       </w:r>
       <w:r>
-        <w:t xml:space="preserve"> CyberShield Hub is a web and mobile system for cybersecurity awareness and incident response. It puts security training, quizzes, phishing practice, incident reporting and incident handling in one safe place.</w:t>
+        <w:t xml:space="preserve"> CyberShield Hub is a web system for cybersecurity awareness and incident response. It holds security training, quizzes, phishing practice, incident reporting and incident handling in one place.</w:t>
       </w:r>
     </w:p>
     <w:p>
@@ -209,7 +209,7 @@
         <w:t xml:space="preserve">Why.</w:t>
       </w:r>
       <w:r>
-        <w:t xml:space="preserve"> Most security problems start with a human action. A worker may click a bad link, use a weak password or forget to report a strange event. Many organisations use separate tools for these tasks, such as talks, posters, e-mail and spreadsheets. These tools do not work together. Nobody can tell what staff have learned or how risky the organisation is. Incidents are reported late, with missing facts, and are often never closed.</w:t>
+        <w:t xml:space="preserve"> Most security problems start with a human action, such as clicking a bad link, using a weak password or not reporting a strange event. Many organisations use separate tools for these tasks: talks, posters, e-mail and spreadsheets. The tools do not work together. Nobody sees what staff have learned or how risky the organisation is. Incidents are reported late, with missing facts, and are often not closed.</w:t>
       </w:r>
     </w:p>
     <w:p>
@@ -224,7 +224,7 @@
         <w:t xml:space="preserve">How.</w:t>
       </w:r>
       <w:r>
-        <w:t xml:space="preserve"> The project builds one system with three types of user: normal user, cybersecurity officer and system administrator. Normal users study lessons, take timed quizzes and practise on a simulated phishing inbox. They also report incidents and attach evidence. Officers see each report in a board of columns (a Kanban board). They assign it to a person, change its status and record each step. Administrators manage users, lessons, quizzes and alerts, and they can check an audit log. Dashboards turn all this activity into scores that managers can read.</w:t>
+        <w:t xml:space="preserve"> The system has two types of user: normal user and system administrator. Normal users study lessons, take timed quizzes, practise on a simulated phishing inbox and report incidents with evidence. Administrators see each report in a board of columns. They assign it, change its status and record each step on a timeline. They also manage users, lessons and quizzes, and check an audit log. Dashboards show scores for each user and for the organisation.</w:t>
       </w:r>
     </w:p>
     <w:p>
@@ -232,7 +232,7 @@
         <w:spacing w:after="120" w:line="300"/>
       </w:pPr>
       <w:r>
-        <w:t xml:space="preserve">The server uses Python and Django with a REST API. The web app uses React. The mobile app uses Flutter. The database is SQLite for development and MySQL for real use.</w:t>
+        <w:t xml:space="preserve">The server uses Python and Django with a REST API. The web app uses React. The database is SQLite or MySQL.</w:t>
       </w:r>
     </w:p>
     <w:p>
@@ -244,10 +244,10 @@
           <w:b/>
           <w:bCs/>
         </w:rPr>
-        <w:t xml:space="preserve">Expected result.</w:t>
-      </w:r>
-      <w:r>
-        <w:t xml:space="preserve"> Staff become more aware of threats. Incidents are reported faster and with better detail. The organisation has a clear record of training and response.</w:t>
+        <w:t xml:space="preserve">Result.</w:t>
+      </w:r>
+      <w:r>
+        <w:t xml:space="preserve"> Staff learn about threats and are tested. Incidents are reported with a reference number and evidence. Every step of a case is on record.</w:t>
       </w:r>
     </w:p>
     <w:p>
@@ -271,7 +271,7 @@
         <w:spacing w:after="120" w:line="300"/>
       </w:pPr>
       <w:r>
-        <w:t xml:space="preserve">CyberShield Hub is made for small and medium organisations, such as companies, schools, colleges and clinics. These organisations depend on computers, e-mail and shared networks. Most of them have no tool for security awareness. They usually have a small IT team of two to five people. The team also looks after computers, networks and user support. Security is only one of their many jobs. For this reason the new system must be easy for a small team to run, and it must also grow if the organisation grows.</w:t>
+        <w:t xml:space="preserve">The system is made for small and medium organisations, such as companies, schools, colleges and clinics. These organisations depend on computers, e-mail and shared networks. They have a small IT team of two to five people. The team also looks after computers, networks and user support. Security is one of many jobs. The system is simple enough for a small team to run.</w:t>
       </w:r>
     </w:p>
     <w:p>
@@ -280,14 +280,6 @@
       </w:pPr>
       <w:r>
         <w:t xml:space="preserve">1.2.2 How the current system works</w:t>
-      </w:r>
-    </w:p>
-    <w:p>
-      <w:pPr>
-        <w:spacing w:after="120" w:line="300"/>
-      </w:pPr>
-      <w:r>
-        <w:t xml:space="preserve">In a typical organisation today:</w:t>
       </w:r>
     </w:p>
     <w:p>
@@ -307,7 +299,7 @@
         <w:t xml:space="preserve">Training</w:t>
       </w:r>
       <w:r>
-        <w:t xml:space="preserve"> is an occasional talk, a poster or a PDF sent by e-mail. A paper list may record who attended, but nobody checks if staff understood.</w:t>
+        <w:t xml:space="preserve"> is an occasional talk, a poster or a PDF sent by e-mail. A paper list records who attended. Nobody checks if staff understood.</w:t>
       </w:r>
     </w:p>
     <w:p>
@@ -347,7 +339,7 @@
         <w:t xml:space="preserve">Phishing awareness</w:t>
       </w:r>
       <w:r>
-        <w:t xml:space="preserve"> comes from warning e-mails sent by IT. Staff never practise on safe examples.</w:t>
+        <w:t xml:space="preserve"> comes from warning e-mails sent by IT. Staff do not practise on safe examples.</w:t>
       </w:r>
     </w:p>
     <w:p>
@@ -367,7 +359,7 @@
         <w:t xml:space="preserve">Incident reporting</w:t>
       </w:r>
       <w:r>
-        <w:t xml:space="preserve"> is a phone call, a chat message, an e-mail or a hand-written form. There is no standard format, no reference number and no way to keep evidence.</w:t>
+        <w:t xml:space="preserve"> is a phone call, a chat message, an e-mail or a hand-written form. There is no standard format, no reference number and no place for evidence.</w:t>
       </w:r>
     </w:p>
     <w:p>
@@ -387,7 +379,7 @@
         <w:t xml:space="preserve">Incident tracking</w:t>
       </w:r>
       <w:r>
-        <w:t xml:space="preserve"> uses a spreadsheet or the memory of one IT officer. There is no record of who is working on a case, and no fixed steps.</w:t>
+        <w:t xml:space="preserve"> uses a spreadsheet or the memory of one IT manager. There is no record of who works on a case.</w:t>
       </w:r>
     </w:p>
     <w:p>
@@ -878,7 +870,7 @@
                 <w:sz w:val="19"/>
                 <w:szCs w:val="19"/>
               </w:rPr>
-              <w:t xml:space="preserve">Incidents are reported late and in an informal way</w:t>
+              <w:t xml:space="preserve">Incidents are reported late and informally</w:t>
             </w:r>
           </w:p>
         </w:tc>
@@ -1077,7 +1069,7 @@
                 <w:sz w:val="19"/>
                 <w:szCs w:val="19"/>
               </w:rPr>
-              <w:t xml:space="preserve">Work is repeated, cases are forgotten and not closed</w:t>
+              <w:t xml:space="preserve">Work is repeated and cases are forgotten</w:t>
             </w:r>
           </w:p>
         </w:tc>
@@ -1340,92 +1332,6 @@
           </w:p>
         </w:tc>
       </w:tr>
-      <w:tr>
-        <w:trPr>
-          <w:cantSplit/>
-        </w:trPr>
-        <w:tc>
-          <w:tcPr>
-            <w:tcW w:type="dxa" w:w="700"/>
-            <w:tcBorders>
-              <w:top w:val="single" w:color="B8C2D0" w:sz="4"/>
-              <w:left w:val="single" w:color="B8C2D0" w:sz="4"/>
-              <w:bottom w:val="single" w:color="B8C2D0" w:sz="4"/>
-              <w:right w:val="single" w:color="B8C2D0" w:sz="4"/>
-            </w:tcBorders>
-            <w:shd w:fill="FFFFFF" w:color="auto" w:val="clear"/>
-            <w:tcMar>
-              <w:top w:type="dxa" w:w="60"/>
-              <w:left w:type="dxa" w:w="100"/>
-              <w:bottom w:type="dxa" w:w="60"/>
-              <w:right w:type="dxa" w:w="100"/>
-            </w:tcMar>
-          </w:tcPr>
-          <w:p>
-            <w:r>
-              <w:rPr>
-                <w:sz w:val="19"/>
-                <w:szCs w:val="19"/>
-              </w:rPr>
-              <w:t xml:space="preserve">10</w:t>
-            </w:r>
-          </w:p>
-        </w:tc>
-        <w:tc>
-          <w:tcPr>
-            <w:tcW w:type="dxa" w:w="3900"/>
-            <w:tcBorders>
-              <w:top w:val="single" w:color="B8C2D0" w:sz="4"/>
-              <w:left w:val="single" w:color="B8C2D0" w:sz="4"/>
-              <w:bottom w:val="single" w:color="B8C2D0" w:sz="4"/>
-              <w:right w:val="single" w:color="B8C2D0" w:sz="4"/>
-            </w:tcBorders>
-            <w:shd w:fill="FFFFFF" w:color="auto" w:val="clear"/>
-            <w:tcMar>
-              <w:top w:type="dxa" w:w="60"/>
-              <w:left w:type="dxa" w:w="100"/>
-              <w:bottom w:type="dxa" w:w="60"/>
-              <w:right w:type="dxa" w:w="100"/>
-            </w:tcMar>
-          </w:tcPr>
-          <w:p>
-            <w:r>
-              <w:rPr>
-                <w:sz w:val="19"/>
-                <w:szCs w:val="19"/>
-              </w:rPr>
-              <w:t xml:space="preserve">No single place for security warnings</w:t>
-            </w:r>
-          </w:p>
-        </w:tc>
-        <w:tc>
-          <w:tcPr>
-            <w:tcW w:type="dxa" w:w="4426"/>
-            <w:tcBorders>
-              <w:top w:val="single" w:color="B8C2D0" w:sz="4"/>
-              <w:left w:val="single" w:color="B8C2D0" w:sz="4"/>
-              <w:bottom w:val="single" w:color="B8C2D0" w:sz="4"/>
-              <w:right w:val="single" w:color="B8C2D0" w:sz="4"/>
-            </w:tcBorders>
-            <w:shd w:fill="FFFFFF" w:color="auto" w:val="clear"/>
-            <w:tcMar>
-              <w:top w:type="dxa" w:w="60"/>
-              <w:left w:type="dxa" w:w="100"/>
-              <w:bottom w:type="dxa" w:w="60"/>
-              <w:right w:type="dxa" w:w="100"/>
-            </w:tcMar>
-          </w:tcPr>
-          <w:p>
-            <w:r>
-              <w:rPr>
-                <w:sz w:val="19"/>
-                <w:szCs w:val="19"/>
-              </w:rPr>
-              <w:t xml:space="preserve">Staff miss news about active threats</w:t>
-            </w:r>
-          </w:p>
-        </w:tc>
-      </w:tr>
     </w:tbl>
     <w:p>
       <w:pPr>
@@ -1445,7 +1351,23 @@
         <w:spacing w:after="120" w:line="300"/>
       </w:pPr>
       <w:r>
-        <w:t xml:space="preserve">The organisation has no single, safe and measurable way to teach staff about cyber threats and to handle security incidents. As a result, staff make avoidable mistakes and incidents are handled slowly and without proof.</w:t>
+        <w:t xml:space="preserve">The organisation has no single, safe and measurable way to teach staff about cyber threats and to handle security incidents. Staff make avoidable mistakes and incidents are handled slowly and without proof.</w:t>
+      </w:r>
+    </w:p>
+    <w:p>
+      <w:pPr>
+        <w:pStyle w:val="Heading1"/>
+      </w:pPr>
+      <w:r>
+        <w:t xml:space="preserve">1.3 Scope</w:t>
+      </w:r>
+    </w:p>
+    <w:p>
+      <w:pPr>
+        <w:spacing w:after="120" w:line="300"/>
+      </w:pPr>
+      <w:r>
+        <w:t xml:space="preserve">The scope covers what the running system does and what it does not do.</w:t>
       </w:r>
     </w:p>
     <w:p>
@@ -1453,7 +1375,7 @@
         <w:pStyle w:val="Heading2"/>
       </w:pPr>
       <w:r>
-        <w:t xml:space="preserve">1.2.5 Stakeholders</w:t>
+        <w:t xml:space="preserve">1.3.1 In scope</w:t>
       </w:r>
     </w:p>
     <w:p>
@@ -1469,7 +1391,7 @@
           <w:sz w:val="19"/>
           <w:szCs w:val="19"/>
         </w:rPr>
-        <w:t xml:space="preserve">Table 1.2: Stakeholders</w:t>
+        <w:t xml:space="preserve">Table 1.2: Items in scope</w:t>
       </w:r>
     </w:p>
     <w:tbl>
@@ -1485,8 +1407,8 @@
         </w:tblBorders>
       </w:tblPr>
       <w:tblGrid>
-        <w:gridCol w:w="3000"/>
-        <w:gridCol w:w="6026"/>
+        <w:gridCol w:w="5200"/>
+        <w:gridCol w:w="3826"/>
       </w:tblGrid>
       <w:tr>
         <w:trPr>
@@ -1494,7 +1416,7 @@
         </w:trPr>
         <w:tc>
           <w:tcPr>
-            <w:tcW w:type="dxa" w:w="3000"/>
+            <w:tcW w:type="dxa" w:w="5200"/>
             <w:tcBorders>
               <w:top w:val="single" w:color="B8C2D0" w:sz="4"/>
               <w:left w:val="single" w:color="B8C2D0" w:sz="4"/>
@@ -1518,13 +1440,13 @@
                 <w:sz w:val="19"/>
                 <w:szCs w:val="19"/>
               </w:rPr>
-              <w:t xml:space="preserve">Stakeholder</w:t>
-            </w:r>
-          </w:p>
-        </w:tc>
-        <w:tc>
-          <w:tcPr>
-            <w:tcW w:type="dxa" w:w="6026"/>
+              <w:t xml:space="preserve">Item</w:t>
+            </w:r>
+          </w:p>
+        </w:tc>
+        <w:tc>
+          <w:tcPr>
+            <w:tcW w:type="dxa" w:w="3826"/>
             <w:tcBorders>
               <w:top w:val="single" w:color="B8C2D0" w:sz="4"/>
               <w:left w:val="single" w:color="B8C2D0" w:sz="4"/>
@@ -1548,7 +1470,7 @@
                 <w:sz w:val="19"/>
                 <w:szCs w:val="19"/>
               </w:rPr>
-              <w:t xml:space="preserve">Interest in the system</w:t>
+              <w:t xml:space="preserve">Reason</w:t>
             </w:r>
           </w:p>
         </w:tc>
@@ -1559,55 +1481,55 @@
         </w:trPr>
         <w:tc>
           <w:tcPr>
-            <w:tcW w:type="dxa" w:w="3000"/>
-            <w:tcBorders>
-              <w:top w:val="single" w:color="B8C2D0" w:sz="4"/>
-              <w:left w:val="single" w:color="B8C2D0" w:sz="4"/>
-              <w:bottom w:val="single" w:color="B8C2D0" w:sz="4"/>
-              <w:right w:val="single" w:color="B8C2D0" w:sz="4"/>
-            </w:tcBorders>
-            <w:shd w:fill="FFFFFF" w:color="auto" w:val="clear"/>
-            <w:tcMar>
-              <w:top w:type="dxa" w:w="60"/>
-              <w:left w:type="dxa" w:w="100"/>
-              <w:bottom w:type="dxa" w:w="60"/>
-              <w:right w:type="dxa" w:w="100"/>
-            </w:tcMar>
-          </w:tcPr>
-          <w:p>
-            <w:r>
-              <w:rPr>
-                <w:sz w:val="19"/>
-                <w:szCs w:val="19"/>
-              </w:rPr>
-              <w:t xml:space="preserve">Staff (normal users)</w:t>
-            </w:r>
-          </w:p>
-        </w:tc>
-        <w:tc>
-          <w:tcPr>
-            <w:tcW w:type="dxa" w:w="6026"/>
-            <w:tcBorders>
-              <w:top w:val="single" w:color="B8C2D0" w:sz="4"/>
-              <w:left w:val="single" w:color="B8C2D0" w:sz="4"/>
-              <w:bottom w:val="single" w:color="B8C2D0" w:sz="4"/>
-              <w:right w:val="single" w:color="B8C2D0" w:sz="4"/>
-            </w:tcBorders>
-            <w:shd w:fill="FFFFFF" w:color="auto" w:val="clear"/>
-            <w:tcMar>
-              <w:top w:type="dxa" w:w="60"/>
-              <w:left w:type="dxa" w:w="100"/>
-              <w:bottom w:type="dxa" w:w="60"/>
-              <w:right w:type="dxa" w:w="100"/>
-            </w:tcMar>
-          </w:tcPr>
-          <w:p>
-            <w:r>
-              <w:rPr>
-                <w:sz w:val="19"/>
-                <w:szCs w:val="19"/>
-              </w:rPr>
-              <w:t xml:space="preserve">Learn about threats, test themselves and report problems easily</w:t>
+            <w:tcW w:type="dxa" w:w="5200"/>
+            <w:tcBorders>
+              <w:top w:val="single" w:color="B8C2D0" w:sz="4"/>
+              <w:left w:val="single" w:color="B8C2D0" w:sz="4"/>
+              <w:bottom w:val="single" w:color="B8C2D0" w:sz="4"/>
+              <w:right w:val="single" w:color="B8C2D0" w:sz="4"/>
+            </w:tcBorders>
+            <w:shd w:fill="FFFFFF" w:color="auto" w:val="clear"/>
+            <w:tcMar>
+              <w:top w:type="dxa" w:w="60"/>
+              <w:left w:type="dxa" w:w="100"/>
+              <w:bottom w:type="dxa" w:w="60"/>
+              <w:right w:type="dxa" w:w="100"/>
+            </w:tcMar>
+          </w:tcPr>
+          <w:p>
+            <w:r>
+              <w:rPr>
+                <w:sz w:val="19"/>
+                <w:szCs w:val="19"/>
+              </w:rPr>
+              <w:t xml:space="preserve">Registration, login and logout with tokens (JWT), password reset, e-mail verification, session control</w:t>
+            </w:r>
+          </w:p>
+        </w:tc>
+        <w:tc>
+          <w:tcPr>
+            <w:tcW w:type="dxa" w:w="3826"/>
+            <w:tcBorders>
+              <w:top w:val="single" w:color="B8C2D0" w:sz="4"/>
+              <w:left w:val="single" w:color="B8C2D0" w:sz="4"/>
+              <w:bottom w:val="single" w:color="B8C2D0" w:sz="4"/>
+              <w:right w:val="single" w:color="B8C2D0" w:sz="4"/>
+            </w:tcBorders>
+            <w:shd w:fill="FFFFFF" w:color="auto" w:val="clear"/>
+            <w:tcMar>
+              <w:top w:type="dxa" w:w="60"/>
+              <w:left w:type="dxa" w:w="100"/>
+              <w:bottom w:type="dxa" w:w="60"/>
+              <w:right w:type="dxa" w:w="100"/>
+            </w:tcMar>
+          </w:tcPr>
+          <w:p>
+            <w:r>
+              <w:rPr>
+                <w:sz w:val="19"/>
+                <w:szCs w:val="19"/>
+              </w:rPr>
+              <w:t xml:space="preserve">Every other feature needs to know who the user is</w:t>
             </w:r>
           </w:p>
         </w:tc>
@@ -1618,55 +1540,55 @@
         </w:trPr>
         <w:tc>
           <w:tcPr>
-            <w:tcW w:type="dxa" w:w="3000"/>
-            <w:tcBorders>
-              <w:top w:val="single" w:color="B8C2D0" w:sz="4"/>
-              <w:left w:val="single" w:color="B8C2D0" w:sz="4"/>
-              <w:bottom w:val="single" w:color="B8C2D0" w:sz="4"/>
-              <w:right w:val="single" w:color="B8C2D0" w:sz="4"/>
-            </w:tcBorders>
-            <w:shd w:fill="FFFFFF" w:color="auto" w:val="clear"/>
-            <w:tcMar>
-              <w:top w:type="dxa" w:w="60"/>
-              <w:left w:type="dxa" w:w="100"/>
-              <w:bottom w:type="dxa" w:w="60"/>
-              <w:right w:type="dxa" w:w="100"/>
-            </w:tcMar>
-          </w:tcPr>
-          <w:p>
-            <w:r>
-              <w:rPr>
-                <w:sz w:val="19"/>
-                <w:szCs w:val="19"/>
-              </w:rPr>
-              <w:t xml:space="preserve">Cybersecurity officers</w:t>
-            </w:r>
-          </w:p>
-        </w:tc>
-        <w:tc>
-          <w:tcPr>
-            <w:tcW w:type="dxa" w:w="6026"/>
-            <w:tcBorders>
-              <w:top w:val="single" w:color="B8C2D0" w:sz="4"/>
-              <w:left w:val="single" w:color="B8C2D0" w:sz="4"/>
-              <w:bottom w:val="single" w:color="B8C2D0" w:sz="4"/>
-              <w:right w:val="single" w:color="B8C2D0" w:sz="4"/>
-            </w:tcBorders>
-            <w:shd w:fill="FFFFFF" w:color="auto" w:val="clear"/>
-            <w:tcMar>
-              <w:top w:type="dxa" w:w="60"/>
-              <w:left w:type="dxa" w:w="100"/>
-              <w:bottom w:type="dxa" w:w="60"/>
-              <w:right w:type="dxa" w:w="100"/>
-            </w:tcMar>
-          </w:tcPr>
-          <w:p>
-            <w:r>
-              <w:rPr>
-                <w:sz w:val="19"/>
-                <w:szCs w:val="19"/>
-              </w:rPr>
-              <w:t xml:space="preserve">Receive clear reports and manage them to closure</w:t>
+            <w:tcW w:type="dxa" w:w="5200"/>
+            <w:tcBorders>
+              <w:top w:val="single" w:color="B8C2D0" w:sz="4"/>
+              <w:left w:val="single" w:color="B8C2D0" w:sz="4"/>
+              <w:bottom w:val="single" w:color="B8C2D0" w:sz="4"/>
+              <w:right w:val="single" w:color="B8C2D0" w:sz="4"/>
+            </w:tcBorders>
+            <w:shd w:fill="FFFFFF" w:color="auto" w:val="clear"/>
+            <w:tcMar>
+              <w:top w:type="dxa" w:w="60"/>
+              <w:left w:type="dxa" w:w="100"/>
+              <w:bottom w:type="dxa" w:w="60"/>
+              <w:right w:type="dxa" w:w="100"/>
+            </w:tcMar>
+          </w:tcPr>
+          <w:p>
+            <w:r>
+              <w:rPr>
+                <w:sz w:val="19"/>
+                <w:szCs w:val="19"/>
+              </w:rPr>
+              <w:t xml:space="preserve">Two roles: normal user and system administrator</w:t>
+            </w:r>
+          </w:p>
+        </w:tc>
+        <w:tc>
+          <w:tcPr>
+            <w:tcW w:type="dxa" w:w="3826"/>
+            <w:tcBorders>
+              <w:top w:val="single" w:color="B8C2D0" w:sz="4"/>
+              <w:left w:val="single" w:color="B8C2D0" w:sz="4"/>
+              <w:bottom w:val="single" w:color="B8C2D0" w:sz="4"/>
+              <w:right w:val="single" w:color="B8C2D0" w:sz="4"/>
+            </w:tcBorders>
+            <w:shd w:fill="FFFFFF" w:color="auto" w:val="clear"/>
+            <w:tcMar>
+              <w:top w:type="dxa" w:w="60"/>
+              <w:left w:type="dxa" w:w="100"/>
+              <w:bottom w:type="dxa" w:w="60"/>
+              <w:right w:type="dxa" w:w="100"/>
+            </w:tcMar>
+          </w:tcPr>
+          <w:p>
+            <w:r>
+              <w:rPr>
+                <w:sz w:val="19"/>
+                <w:szCs w:val="19"/>
+              </w:rPr>
+              <w:t xml:space="preserve">Each person has only the power they need</w:t>
             </w:r>
           </w:p>
         </w:tc>
@@ -1677,55 +1599,55 @@
         </w:trPr>
         <w:tc>
           <w:tcPr>
-            <w:tcW w:type="dxa" w:w="3000"/>
-            <w:tcBorders>
-              <w:top w:val="single" w:color="B8C2D0" w:sz="4"/>
-              <w:left w:val="single" w:color="B8C2D0" w:sz="4"/>
-              <w:bottom w:val="single" w:color="B8C2D0" w:sz="4"/>
-              <w:right w:val="single" w:color="B8C2D0" w:sz="4"/>
-            </w:tcBorders>
-            <w:shd w:fill="FFFFFF" w:color="auto" w:val="clear"/>
-            <w:tcMar>
-              <w:top w:type="dxa" w:w="60"/>
-              <w:left w:type="dxa" w:w="100"/>
-              <w:bottom w:type="dxa" w:w="60"/>
-              <w:right w:type="dxa" w:w="100"/>
-            </w:tcMar>
-          </w:tcPr>
-          <w:p>
-            <w:r>
-              <w:rPr>
-                <w:sz w:val="19"/>
-                <w:szCs w:val="19"/>
-              </w:rPr>
-              <w:t xml:space="preserve">System administrators</w:t>
-            </w:r>
-          </w:p>
-        </w:tc>
-        <w:tc>
-          <w:tcPr>
-            <w:tcW w:type="dxa" w:w="6026"/>
-            <w:tcBorders>
-              <w:top w:val="single" w:color="B8C2D0" w:sz="4"/>
-              <w:left w:val="single" w:color="B8C2D0" w:sz="4"/>
-              <w:bottom w:val="single" w:color="B8C2D0" w:sz="4"/>
-              <w:right w:val="single" w:color="B8C2D0" w:sz="4"/>
-            </w:tcBorders>
-            <w:shd w:fill="FFFFFF" w:color="auto" w:val="clear"/>
-            <w:tcMar>
-              <w:top w:type="dxa" w:w="60"/>
-              <w:left w:type="dxa" w:w="100"/>
-              <w:bottom w:type="dxa" w:w="60"/>
-              <w:right w:type="dxa" w:w="100"/>
-            </w:tcMar>
-          </w:tcPr>
-          <w:p>
-            <w:r>
-              <w:rPr>
-                <w:sz w:val="19"/>
-                <w:szCs w:val="19"/>
-              </w:rPr>
-              <w:t xml:space="preserve">Manage accounts, content and alerts; keep the system safe</w:t>
+            <w:tcW w:type="dxa" w:w="5200"/>
+            <w:tcBorders>
+              <w:top w:val="single" w:color="B8C2D0" w:sz="4"/>
+              <w:left w:val="single" w:color="B8C2D0" w:sz="4"/>
+              <w:bottom w:val="single" w:color="B8C2D0" w:sz="4"/>
+              <w:right w:val="single" w:color="B8C2D0" w:sz="4"/>
+            </w:tcBorders>
+            <w:shd w:fill="FFFFFF" w:color="auto" w:val="clear"/>
+            <w:tcMar>
+              <w:top w:type="dxa" w:w="60"/>
+              <w:left w:type="dxa" w:w="100"/>
+              <w:bottom w:type="dxa" w:w="60"/>
+              <w:right w:type="dxa" w:w="100"/>
+            </w:tcMar>
+          </w:tcPr>
+          <w:p>
+            <w:r>
+              <w:rPr>
+                <w:sz w:val="19"/>
+                <w:szCs w:val="19"/>
+              </w:rPr>
+              <w:t xml:space="preserve">Training library: categories, lessons, difficulty, tags, progress, bookmarks, recommendations</w:t>
+            </w:r>
+          </w:p>
+        </w:tc>
+        <w:tc>
+          <w:tcPr>
+            <w:tcW w:type="dxa" w:w="3826"/>
+            <w:tcBorders>
+              <w:top w:val="single" w:color="B8C2D0" w:sz="4"/>
+              <w:left w:val="single" w:color="B8C2D0" w:sz="4"/>
+              <w:bottom w:val="single" w:color="B8C2D0" w:sz="4"/>
+              <w:right w:val="single" w:color="B8C2D0" w:sz="4"/>
+            </w:tcBorders>
+            <w:shd w:fill="FFFFFF" w:color="auto" w:val="clear"/>
+            <w:tcMar>
+              <w:top w:type="dxa" w:w="60"/>
+              <w:left w:type="dxa" w:w="100"/>
+              <w:bottom w:type="dxa" w:w="60"/>
+              <w:right w:type="dxa" w:w="100"/>
+            </w:tcMar>
+          </w:tcPr>
+          <w:p>
+            <w:r>
+              <w:rPr>
+                <w:sz w:val="19"/>
+                <w:szCs w:val="19"/>
+              </w:rPr>
+              <w:t xml:space="preserve">This is the learning content</w:t>
             </w:r>
           </w:p>
         </w:tc>
@@ -1736,55 +1658,55 @@
         </w:trPr>
         <w:tc>
           <w:tcPr>
-            <w:tcW w:type="dxa" w:w="3000"/>
-            <w:tcBorders>
-              <w:top w:val="single" w:color="B8C2D0" w:sz="4"/>
-              <w:left w:val="single" w:color="B8C2D0" w:sz="4"/>
-              <w:bottom w:val="single" w:color="B8C2D0" w:sz="4"/>
-              <w:right w:val="single" w:color="B8C2D0" w:sz="4"/>
-            </w:tcBorders>
-            <w:shd w:fill="FFFFFF" w:color="auto" w:val="clear"/>
-            <w:tcMar>
-              <w:top w:type="dxa" w:w="60"/>
-              <w:left w:type="dxa" w:w="100"/>
-              <w:bottom w:type="dxa" w:w="60"/>
-              <w:right w:type="dxa" w:w="100"/>
-            </w:tcMar>
-          </w:tcPr>
-          <w:p>
-            <w:r>
-              <w:rPr>
-                <w:sz w:val="19"/>
-                <w:szCs w:val="19"/>
-              </w:rPr>
-              <w:t xml:space="preserve">Management</w:t>
-            </w:r>
-          </w:p>
-        </w:tc>
-        <w:tc>
-          <w:tcPr>
-            <w:tcW w:type="dxa" w:w="6026"/>
-            <w:tcBorders>
-              <w:top w:val="single" w:color="B8C2D0" w:sz="4"/>
-              <w:left w:val="single" w:color="B8C2D0" w:sz="4"/>
-              <w:bottom w:val="single" w:color="B8C2D0" w:sz="4"/>
-              <w:right w:val="single" w:color="B8C2D0" w:sz="4"/>
-            </w:tcBorders>
-            <w:shd w:fill="FFFFFF" w:color="auto" w:val="clear"/>
-            <w:tcMar>
-              <w:top w:type="dxa" w:w="60"/>
-              <w:left w:type="dxa" w:w="100"/>
-              <w:bottom w:type="dxa" w:w="60"/>
-              <w:right w:type="dxa" w:w="100"/>
-            </w:tcMar>
-          </w:tcPr>
-          <w:p>
-            <w:r>
-              <w:rPr>
-                <w:sz w:val="19"/>
-                <w:szCs w:val="19"/>
-              </w:rPr>
-              <w:t xml:space="preserve">See measurable results and reduced risk</w:t>
+            <w:tcW w:type="dxa" w:w="5200"/>
+            <w:tcBorders>
+              <w:top w:val="single" w:color="B8C2D0" w:sz="4"/>
+              <w:left w:val="single" w:color="B8C2D0" w:sz="4"/>
+              <w:bottom w:val="single" w:color="B8C2D0" w:sz="4"/>
+              <w:right w:val="single" w:color="B8C2D0" w:sz="4"/>
+            </w:tcBorders>
+            <w:shd w:fill="FFFFFF" w:color="auto" w:val="clear"/>
+            <w:tcMar>
+              <w:top w:type="dxa" w:w="60"/>
+              <w:left w:type="dxa" w:w="100"/>
+              <w:bottom w:type="dxa" w:w="60"/>
+              <w:right w:type="dxa" w:w="100"/>
+            </w:tcMar>
+          </w:tcPr>
+          <w:p>
+            <w:r>
+              <w:rPr>
+                <w:sz w:val="19"/>
+                <w:szCs w:val="19"/>
+              </w:rPr>
+              <w:t xml:space="preserve">Quizzes: timed multiple-choice, scoring, pass mark, attempt limits, weak-topic analysis</w:t>
+            </w:r>
+          </w:p>
+        </w:tc>
+        <w:tc>
+          <w:tcPr>
+            <w:tcW w:type="dxa" w:w="3826"/>
+            <w:tcBorders>
+              <w:top w:val="single" w:color="B8C2D0" w:sz="4"/>
+              <w:left w:val="single" w:color="B8C2D0" w:sz="4"/>
+              <w:bottom w:val="single" w:color="B8C2D0" w:sz="4"/>
+              <w:right w:val="single" w:color="B8C2D0" w:sz="4"/>
+            </w:tcBorders>
+            <w:shd w:fill="FFFFFF" w:color="auto" w:val="clear"/>
+            <w:tcMar>
+              <w:top w:type="dxa" w:w="60"/>
+              <w:left w:type="dxa" w:w="100"/>
+              <w:bottom w:type="dxa" w:w="60"/>
+              <w:right w:type="dxa" w:w="100"/>
+            </w:tcMar>
+          </w:tcPr>
+          <w:p>
+            <w:r>
+              <w:rPr>
+                <w:sz w:val="19"/>
+                <w:szCs w:val="19"/>
+              </w:rPr>
+              <w:t xml:space="preserve">Quizzes measure what staff learned</w:t>
             </w:r>
           </w:p>
         </w:tc>
@@ -1795,55 +1717,350 @@
         </w:trPr>
         <w:tc>
           <w:tcPr>
-            <w:tcW w:type="dxa" w:w="3000"/>
-            <w:tcBorders>
-              <w:top w:val="single" w:color="B8C2D0" w:sz="4"/>
-              <w:left w:val="single" w:color="B8C2D0" w:sz="4"/>
-              <w:bottom w:val="single" w:color="B8C2D0" w:sz="4"/>
-              <w:right w:val="single" w:color="B8C2D0" w:sz="4"/>
-            </w:tcBorders>
-            <w:shd w:fill="FFFFFF" w:color="auto" w:val="clear"/>
-            <w:tcMar>
-              <w:top w:type="dxa" w:w="60"/>
-              <w:left w:type="dxa" w:w="100"/>
-              <w:bottom w:type="dxa" w:w="60"/>
-              <w:right w:type="dxa" w:w="100"/>
-            </w:tcMar>
-          </w:tcPr>
-          <w:p>
-            <w:r>
-              <w:rPr>
-                <w:sz w:val="19"/>
-                <w:szCs w:val="19"/>
-              </w:rPr>
-              <w:t xml:space="preserve">Supervisor and examiners</w:t>
-            </w:r>
-          </w:p>
-        </w:tc>
-        <w:tc>
-          <w:tcPr>
-            <w:tcW w:type="dxa" w:w="6026"/>
-            <w:tcBorders>
-              <w:top w:val="single" w:color="B8C2D0" w:sz="4"/>
-              <w:left w:val="single" w:color="B8C2D0" w:sz="4"/>
-              <w:bottom w:val="single" w:color="B8C2D0" w:sz="4"/>
-              <w:right w:val="single" w:color="B8C2D0" w:sz="4"/>
-            </w:tcBorders>
-            <w:shd w:fill="FFFFFF" w:color="auto" w:val="clear"/>
-            <w:tcMar>
-              <w:top w:type="dxa" w:w="60"/>
-              <w:left w:type="dxa" w:w="100"/>
-              <w:bottom w:type="dxa" w:w="60"/>
-              <w:right w:type="dxa" w:w="100"/>
-            </w:tcMar>
-          </w:tcPr>
-          <w:p>
-            <w:r>
-              <w:rPr>
-                <w:sz w:val="19"/>
-                <w:szCs w:val="19"/>
-              </w:rPr>
-              <w:t xml:space="preserve">Judge the quality of the project</w:t>
+            <w:tcW w:type="dxa" w:w="5200"/>
+            <w:tcBorders>
+              <w:top w:val="single" w:color="B8C2D0" w:sz="4"/>
+              <w:left w:val="single" w:color="B8C2D0" w:sz="4"/>
+              <w:bottom w:val="single" w:color="B8C2D0" w:sz="4"/>
+              <w:right w:val="single" w:color="B8C2D0" w:sz="4"/>
+            </w:tcBorders>
+            <w:shd w:fill="FFFFFF" w:color="auto" w:val="clear"/>
+            <w:tcMar>
+              <w:top w:type="dxa" w:w="60"/>
+              <w:left w:type="dxa" w:w="100"/>
+              <w:bottom w:type="dxa" w:w="60"/>
+              <w:right w:type="dxa" w:w="100"/>
+            </w:tcMar>
+          </w:tcPr>
+          <w:p>
+            <w:r>
+              <w:rPr>
+                <w:sz w:val="19"/>
+                <w:szCs w:val="19"/>
+              </w:rPr>
+              <w:t xml:space="preserve">Phishing simulator: inbox scenarios, link inspection, red-flag choice, scored feedback</w:t>
+            </w:r>
+          </w:p>
+        </w:tc>
+        <w:tc>
+          <w:tcPr>
+            <w:tcW w:type="dxa" w:w="3826"/>
+            <w:tcBorders>
+              <w:top w:val="single" w:color="B8C2D0" w:sz="4"/>
+              <w:left w:val="single" w:color="B8C2D0" w:sz="4"/>
+              <w:bottom w:val="single" w:color="B8C2D0" w:sz="4"/>
+              <w:right w:val="single" w:color="B8C2D0" w:sz="4"/>
+            </w:tcBorders>
+            <w:shd w:fill="FFFFFF" w:color="auto" w:val="clear"/>
+            <w:tcMar>
+              <w:top w:type="dxa" w:w="60"/>
+              <w:left w:type="dxa" w:w="100"/>
+              <w:bottom w:type="dxa" w:w="60"/>
+              <w:right w:type="dxa" w:w="100"/>
+            </w:tcMar>
+          </w:tcPr>
+          <w:p>
+            <w:r>
+              <w:rPr>
+                <w:sz w:val="19"/>
+                <w:szCs w:val="19"/>
+              </w:rPr>
+              <w:t xml:space="preserve">Staff practise in a safe place</w:t>
+            </w:r>
+          </w:p>
+        </w:tc>
+      </w:tr>
+      <w:tr>
+        <w:trPr>
+          <w:cantSplit/>
+        </w:trPr>
+        <w:tc>
+          <w:tcPr>
+            <w:tcW w:type="dxa" w:w="5200"/>
+            <w:tcBorders>
+              <w:top w:val="single" w:color="B8C2D0" w:sz="4"/>
+              <w:left w:val="single" w:color="B8C2D0" w:sz="4"/>
+              <w:bottom w:val="single" w:color="B8C2D0" w:sz="4"/>
+              <w:right w:val="single" w:color="B8C2D0" w:sz="4"/>
+            </w:tcBorders>
+            <w:shd w:fill="FFFFFF" w:color="auto" w:val="clear"/>
+            <w:tcMar>
+              <w:top w:type="dxa" w:w="60"/>
+              <w:left w:type="dxa" w:w="100"/>
+              <w:bottom w:type="dxa" w:w="60"/>
+              <w:right w:type="dxa" w:w="100"/>
+            </w:tcMar>
+          </w:tcPr>
+          <w:p>
+            <w:r>
+              <w:rPr>
+                <w:sz w:val="19"/>
+                <w:szCs w:val="19"/>
+              </w:rPr>
+              <w:t xml:space="preserve">Incident reporting: evidence upload, drafts, reference numbers</w:t>
+            </w:r>
+          </w:p>
+        </w:tc>
+        <w:tc>
+          <w:tcPr>
+            <w:tcW w:type="dxa" w:w="3826"/>
+            <w:tcBorders>
+              <w:top w:val="single" w:color="B8C2D0" w:sz="4"/>
+              <w:left w:val="single" w:color="B8C2D0" w:sz="4"/>
+              <w:bottom w:val="single" w:color="B8C2D0" w:sz="4"/>
+              <w:right w:val="single" w:color="B8C2D0" w:sz="4"/>
+            </w:tcBorders>
+            <w:shd w:fill="FFFFFF" w:color="auto" w:val="clear"/>
+            <w:tcMar>
+              <w:top w:type="dxa" w:w="60"/>
+              <w:left w:type="dxa" w:w="100"/>
+              <w:bottom w:type="dxa" w:w="60"/>
+              <w:right w:type="dxa" w:w="100"/>
+            </w:tcMar>
+          </w:tcPr>
+          <w:p>
+            <w:r>
+              <w:rPr>
+                <w:sz w:val="19"/>
+                <w:szCs w:val="19"/>
+              </w:rPr>
+              <w:t xml:space="preserve">Reports follow one format</w:t>
+            </w:r>
+          </w:p>
+        </w:tc>
+      </w:tr>
+      <w:tr>
+        <w:trPr>
+          <w:cantSplit/>
+        </w:trPr>
+        <w:tc>
+          <w:tcPr>
+            <w:tcW w:type="dxa" w:w="5200"/>
+            <w:tcBorders>
+              <w:top w:val="single" w:color="B8C2D0" w:sz="4"/>
+              <w:left w:val="single" w:color="B8C2D0" w:sz="4"/>
+              <w:bottom w:val="single" w:color="B8C2D0" w:sz="4"/>
+              <w:right w:val="single" w:color="B8C2D0" w:sz="4"/>
+            </w:tcBorders>
+            <w:shd w:fill="FFFFFF" w:color="auto" w:val="clear"/>
+            <w:tcMar>
+              <w:top w:type="dxa" w:w="60"/>
+              <w:left w:type="dxa" w:w="100"/>
+              <w:bottom w:type="dxa" w:w="60"/>
+              <w:right w:type="dxa" w:w="100"/>
+            </w:tcMar>
+          </w:tcPr>
+          <w:p>
+            <w:r>
+              <w:rPr>
+                <w:sz w:val="19"/>
+                <w:szCs w:val="19"/>
+              </w:rPr>
+              <w:t xml:space="preserve">SOC queue: board of columns, assignment, escalation, status flow, timeline</w:t>
+            </w:r>
+          </w:p>
+        </w:tc>
+        <w:tc>
+          <w:tcPr>
+            <w:tcW w:type="dxa" w:w="3826"/>
+            <w:tcBorders>
+              <w:top w:val="single" w:color="B8C2D0" w:sz="4"/>
+              <w:left w:val="single" w:color="B8C2D0" w:sz="4"/>
+              <w:bottom w:val="single" w:color="B8C2D0" w:sz="4"/>
+              <w:right w:val="single" w:color="B8C2D0" w:sz="4"/>
+            </w:tcBorders>
+            <w:shd w:fill="FFFFFF" w:color="auto" w:val="clear"/>
+            <w:tcMar>
+              <w:top w:type="dxa" w:w="60"/>
+              <w:left w:type="dxa" w:w="100"/>
+              <w:bottom w:type="dxa" w:w="60"/>
+              <w:right w:type="dxa" w:w="100"/>
+            </w:tcMar>
+          </w:tcPr>
+          <w:p>
+            <w:r>
+              <w:rPr>
+                <w:sz w:val="19"/>
+                <w:szCs w:val="19"/>
+              </w:rPr>
+              <w:t xml:space="preserve">Every case is tracked to closure</w:t>
+            </w:r>
+          </w:p>
+        </w:tc>
+      </w:tr>
+      <w:tr>
+        <w:trPr>
+          <w:cantSplit/>
+        </w:trPr>
+        <w:tc>
+          <w:tcPr>
+            <w:tcW w:type="dxa" w:w="5200"/>
+            <w:tcBorders>
+              <w:top w:val="single" w:color="B8C2D0" w:sz="4"/>
+              <w:left w:val="single" w:color="B8C2D0" w:sz="4"/>
+              <w:bottom w:val="single" w:color="B8C2D0" w:sz="4"/>
+              <w:right w:val="single" w:color="B8C2D0" w:sz="4"/>
+            </w:tcBorders>
+            <w:shd w:fill="FFFFFF" w:color="auto" w:val="clear"/>
+            <w:tcMar>
+              <w:top w:type="dxa" w:w="60"/>
+              <w:left w:type="dxa" w:w="100"/>
+              <w:bottom w:type="dxa" w:w="60"/>
+              <w:right w:type="dxa" w:w="100"/>
+            </w:tcMar>
+          </w:tcPr>
+          <w:p>
+            <w:r>
+              <w:rPr>
+                <w:sz w:val="19"/>
+                <w:szCs w:val="19"/>
+              </w:rPr>
+              <w:t xml:space="preserve">Analytics dashboards for one user and for the organisation</w:t>
+            </w:r>
+          </w:p>
+        </w:tc>
+        <w:tc>
+          <w:tcPr>
+            <w:tcW w:type="dxa" w:w="3826"/>
+            <w:tcBorders>
+              <w:top w:val="single" w:color="B8C2D0" w:sz="4"/>
+              <w:left w:val="single" w:color="B8C2D0" w:sz="4"/>
+              <w:bottom w:val="single" w:color="B8C2D0" w:sz="4"/>
+              <w:right w:val="single" w:color="B8C2D0" w:sz="4"/>
+            </w:tcBorders>
+            <w:shd w:fill="FFFFFF" w:color="auto" w:val="clear"/>
+            <w:tcMar>
+              <w:top w:type="dxa" w:w="60"/>
+              <w:left w:type="dxa" w:w="100"/>
+              <w:bottom w:type="dxa" w:w="60"/>
+              <w:right w:type="dxa" w:w="100"/>
+            </w:tcMar>
+          </w:tcPr>
+          <w:p>
+            <w:r>
+              <w:rPr>
+                <w:sz w:val="19"/>
+                <w:szCs w:val="19"/>
+              </w:rPr>
+              <w:t xml:space="preserve">Management sees clear numbers</w:t>
+            </w:r>
+          </w:p>
+        </w:tc>
+      </w:tr>
+      <w:tr>
+        <w:trPr>
+          <w:cantSplit/>
+        </w:trPr>
+        <w:tc>
+          <w:tcPr>
+            <w:tcW w:type="dxa" w:w="5200"/>
+            <w:tcBorders>
+              <w:top w:val="single" w:color="B8C2D0" w:sz="4"/>
+              <w:left w:val="single" w:color="B8C2D0" w:sz="4"/>
+              <w:bottom w:val="single" w:color="B8C2D0" w:sz="4"/>
+              <w:right w:val="single" w:color="B8C2D0" w:sz="4"/>
+            </w:tcBorders>
+            <w:shd w:fill="FFFFFF" w:color="auto" w:val="clear"/>
+            <w:tcMar>
+              <w:top w:type="dxa" w:w="60"/>
+              <w:left w:type="dxa" w:w="100"/>
+              <w:bottom w:type="dxa" w:w="60"/>
+              <w:right w:type="dxa" w:w="100"/>
+            </w:tcMar>
+          </w:tcPr>
+          <w:p>
+            <w:r>
+              <w:rPr>
+                <w:sz w:val="19"/>
+                <w:szCs w:val="19"/>
+              </w:rPr>
+              <w:t xml:space="preserve">Audit log with filters and CSV export</w:t>
+            </w:r>
+          </w:p>
+        </w:tc>
+        <w:tc>
+          <w:tcPr>
+            <w:tcW w:type="dxa" w:w="3826"/>
+            <w:tcBorders>
+              <w:top w:val="single" w:color="B8C2D0" w:sz="4"/>
+              <w:left w:val="single" w:color="B8C2D0" w:sz="4"/>
+              <w:bottom w:val="single" w:color="B8C2D0" w:sz="4"/>
+              <w:right w:val="single" w:color="B8C2D0" w:sz="4"/>
+            </w:tcBorders>
+            <w:shd w:fill="FFFFFF" w:color="auto" w:val="clear"/>
+            <w:tcMar>
+              <w:top w:type="dxa" w:w="60"/>
+              <w:left w:type="dxa" w:w="100"/>
+              <w:bottom w:type="dxa" w:w="60"/>
+              <w:right w:type="dxa" w:w="100"/>
+            </w:tcMar>
+          </w:tcPr>
+          <w:p>
+            <w:r>
+              <w:rPr>
+                <w:sz w:val="19"/>
+                <w:szCs w:val="19"/>
+              </w:rPr>
+              <w:t xml:space="preserve">Every change is on record</w:t>
+            </w:r>
+          </w:p>
+        </w:tc>
+      </w:tr>
+      <w:tr>
+        <w:trPr>
+          <w:cantSplit/>
+        </w:trPr>
+        <w:tc>
+          <w:tcPr>
+            <w:tcW w:type="dxa" w:w="5200"/>
+            <w:tcBorders>
+              <w:top w:val="single" w:color="B8C2D0" w:sz="4"/>
+              <w:left w:val="single" w:color="B8C2D0" w:sz="4"/>
+              <w:bottom w:val="single" w:color="B8C2D0" w:sz="4"/>
+              <w:right w:val="single" w:color="B8C2D0" w:sz="4"/>
+            </w:tcBorders>
+            <w:shd w:fill="FFFFFF" w:color="auto" w:val="clear"/>
+            <w:tcMar>
+              <w:top w:type="dxa" w:w="60"/>
+              <w:left w:type="dxa" w:w="100"/>
+              <w:bottom w:type="dxa" w:w="60"/>
+              <w:right w:type="dxa" w:w="100"/>
+            </w:tcMar>
+          </w:tcPr>
+          <w:p>
+            <w:r>
+              <w:rPr>
+                <w:sz w:val="19"/>
+                <w:szCs w:val="19"/>
+              </w:rPr>
+              <w:t xml:space="preserve">Admin tools for lessons, quizzes, simulations, categories, quiz settings and users</w:t>
+            </w:r>
+          </w:p>
+        </w:tc>
+        <w:tc>
+          <w:tcPr>
+            <w:tcW w:type="dxa" w:w="3826"/>
+            <w:tcBorders>
+              <w:top w:val="single" w:color="B8C2D0" w:sz="4"/>
+              <w:left w:val="single" w:color="B8C2D0" w:sz="4"/>
+              <w:bottom w:val="single" w:color="B8C2D0" w:sz="4"/>
+              <w:right w:val="single" w:color="B8C2D0" w:sz="4"/>
+            </w:tcBorders>
+            <w:shd w:fill="FFFFFF" w:color="auto" w:val="clear"/>
+            <w:tcMar>
+              <w:top w:type="dxa" w:w="60"/>
+              <w:left w:type="dxa" w:w="100"/>
+              <w:bottom w:type="dxa" w:w="60"/>
+              <w:right w:type="dxa" w:w="100"/>
+            </w:tcMar>
+          </w:tcPr>
+          <w:p>
+            <w:r>
+              <w:rPr>
+                <w:sz w:val="19"/>
+                <w:szCs w:val="19"/>
+              </w:rPr>
+              <w:t xml:space="preserve">Content is updated without a programmer</w:t>
             </w:r>
           </w:p>
         </w:tc>
@@ -1856,26 +2073,10 @@
     </w:p>
     <w:p>
       <w:pPr>
-        <w:pStyle w:val="Heading1"/>
-      </w:pPr>
-      <w:r>
-        <w:t xml:space="preserve">1.3 Scope</w:t>
-      </w:r>
-    </w:p>
-    <w:p>
-      <w:pPr>
-        <w:spacing w:after="120" w:line="300"/>
-      </w:pPr>
-      <w:r>
-        <w:t xml:space="preserve">The scope says what the project will do and what it will not do, and gives a reason for each.</w:t>
-      </w:r>
-    </w:p>
-    <w:p>
-      <w:pPr>
         <w:pStyle w:val="Heading2"/>
       </w:pPr>
       <w:r>
-        <w:t xml:space="preserve">1.3.1 What is in scope</w:t>
+        <w:t xml:space="preserve">1.3.2 Out of scope</w:t>
       </w:r>
     </w:p>
     <w:p>
@@ -1891,7 +2092,7 @@
           <w:sz w:val="19"/>
           <w:szCs w:val="19"/>
         </w:rPr>
-        <w:t xml:space="preserve">Table 1.3: Items in scope</w:t>
+        <w:t xml:space="preserve">Table 1.3: Items out of scope</w:t>
       </w:r>
     </w:p>
     <w:tbl>
@@ -1907,8 +2108,8 @@
         </w:tblBorders>
       </w:tblPr>
       <w:tblGrid>
-        <w:gridCol w:w="5000"/>
-        <w:gridCol w:w="4026"/>
+        <w:gridCol w:w="5200"/>
+        <w:gridCol w:w="3826"/>
       </w:tblGrid>
       <w:tr>
         <w:trPr>
@@ -1916,7 +2117,7 @@
         </w:trPr>
         <w:tc>
           <w:tcPr>
-            <w:tcW w:type="dxa" w:w="5000"/>
+            <w:tcW w:type="dxa" w:w="5200"/>
             <w:tcBorders>
               <w:top w:val="single" w:color="B8C2D0" w:sz="4"/>
               <w:left w:val="single" w:color="B8C2D0" w:sz="4"/>
@@ -1946,7 +2147,7 @@
         </w:tc>
         <w:tc>
           <w:tcPr>
-            <w:tcW w:type="dxa" w:w="4026"/>
+            <w:tcW w:type="dxa" w:w="3826"/>
             <w:tcBorders>
               <w:top w:val="single" w:color="B8C2D0" w:sz="4"/>
               <w:left w:val="single" w:color="B8C2D0" w:sz="4"/>
@@ -1970,7 +2171,7 @@
                 <w:sz w:val="19"/>
                 <w:szCs w:val="19"/>
               </w:rPr>
-              <w:t xml:space="preserve">Reason it is included</w:t>
+              <w:t xml:space="preserve">Reason</w:t>
             </w:r>
           </w:p>
         </w:tc>
@@ -1981,55 +2182,55 @@
         </w:trPr>
         <w:tc>
           <w:tcPr>
-            <w:tcW w:type="dxa" w:w="5000"/>
-            <w:tcBorders>
-              <w:top w:val="single" w:color="B8C2D0" w:sz="4"/>
-              <w:left w:val="single" w:color="B8C2D0" w:sz="4"/>
-              <w:bottom w:val="single" w:color="B8C2D0" w:sz="4"/>
-              <w:right w:val="single" w:color="B8C2D0" w:sz="4"/>
-            </w:tcBorders>
-            <w:shd w:fill="FFFFFF" w:color="auto" w:val="clear"/>
-            <w:tcMar>
-              <w:top w:type="dxa" w:w="60"/>
-              <w:left w:type="dxa" w:w="100"/>
-              <w:bottom w:type="dxa" w:w="60"/>
-              <w:right w:type="dxa" w:w="100"/>
-            </w:tcMar>
-          </w:tcPr>
-          <w:p>
-            <w:r>
-              <w:rPr>
-                <w:sz w:val="19"/>
-                <w:szCs w:val="19"/>
-              </w:rPr>
-              <w:t xml:space="preserve">Registration, login and logout with tokens (JWT), password reset, e-mail verification, session control</w:t>
-            </w:r>
-          </w:p>
-        </w:tc>
-        <w:tc>
-          <w:tcPr>
-            <w:tcW w:type="dxa" w:w="4026"/>
-            <w:tcBorders>
-              <w:top w:val="single" w:color="B8C2D0" w:sz="4"/>
-              <w:left w:val="single" w:color="B8C2D0" w:sz="4"/>
-              <w:bottom w:val="single" w:color="B8C2D0" w:sz="4"/>
-              <w:right w:val="single" w:color="B8C2D0" w:sz="4"/>
-            </w:tcBorders>
-            <w:shd w:fill="FFFFFF" w:color="auto" w:val="clear"/>
-            <w:tcMar>
-              <w:top w:type="dxa" w:w="60"/>
-              <w:left w:type="dxa" w:w="100"/>
-              <w:bottom w:type="dxa" w:w="60"/>
-              <w:right w:type="dxa" w:w="100"/>
-            </w:tcMar>
-          </w:tcPr>
-          <w:p>
-            <w:r>
-              <w:rPr>
-                <w:sz w:val="19"/>
-                <w:szCs w:val="19"/>
-              </w:rPr>
-              <w:t xml:space="preserve">All other features need to know who the user is</w:t>
+            <w:tcW w:type="dxa" w:w="5200"/>
+            <w:tcBorders>
+              <w:top w:val="single" w:color="B8C2D0" w:sz="4"/>
+              <w:left w:val="single" w:color="B8C2D0" w:sz="4"/>
+              <w:bottom w:val="single" w:color="B8C2D0" w:sz="4"/>
+              <w:right w:val="single" w:color="B8C2D0" w:sz="4"/>
+            </w:tcBorders>
+            <w:shd w:fill="FFFFFF" w:color="auto" w:val="clear"/>
+            <w:tcMar>
+              <w:top w:type="dxa" w:w="60"/>
+              <w:left w:type="dxa" w:w="100"/>
+              <w:bottom w:type="dxa" w:w="60"/>
+              <w:right w:type="dxa" w:w="100"/>
+            </w:tcMar>
+          </w:tcPr>
+          <w:p>
+            <w:r>
+              <w:rPr>
+                <w:sz w:val="19"/>
+                <w:szCs w:val="19"/>
+              </w:rPr>
+              <w:t xml:space="preserve">Live network monitoring, intrusion detection and SIEM log collection</w:t>
+            </w:r>
+          </w:p>
+        </w:tc>
+        <w:tc>
+          <w:tcPr>
+            <w:tcW w:type="dxa" w:w="3826"/>
+            <w:tcBorders>
+              <w:top w:val="single" w:color="B8C2D0" w:sz="4"/>
+              <w:left w:val="single" w:color="B8C2D0" w:sz="4"/>
+              <w:bottom w:val="single" w:color="B8C2D0" w:sz="4"/>
+              <w:right w:val="single" w:color="B8C2D0" w:sz="4"/>
+            </w:tcBorders>
+            <w:shd w:fill="FFFFFF" w:color="auto" w:val="clear"/>
+            <w:tcMar>
+              <w:top w:type="dxa" w:w="60"/>
+              <w:left w:type="dxa" w:w="100"/>
+              <w:bottom w:type="dxa" w:w="60"/>
+              <w:right w:type="dxa" w:w="100"/>
+            </w:tcMar>
+          </w:tcPr>
+          <w:p>
+            <w:r>
+              <w:rPr>
+                <w:sz w:val="19"/>
+                <w:szCs w:val="19"/>
+              </w:rPr>
+              <w:t xml:space="preserve">The system deals with people and process, not network sensors</w:t>
             </w:r>
           </w:p>
         </w:tc>
@@ -2040,55 +2241,55 @@
         </w:trPr>
         <w:tc>
           <w:tcPr>
-            <w:tcW w:type="dxa" w:w="5000"/>
-            <w:tcBorders>
-              <w:top w:val="single" w:color="B8C2D0" w:sz="4"/>
-              <w:left w:val="single" w:color="B8C2D0" w:sz="4"/>
-              <w:bottom w:val="single" w:color="B8C2D0" w:sz="4"/>
-              <w:right w:val="single" w:color="B8C2D0" w:sz="4"/>
-            </w:tcBorders>
-            <w:shd w:fill="FFFFFF" w:color="auto" w:val="clear"/>
-            <w:tcMar>
-              <w:top w:type="dxa" w:w="60"/>
-              <w:left w:type="dxa" w:w="100"/>
-              <w:bottom w:type="dxa" w:w="60"/>
-              <w:right w:type="dxa" w:w="100"/>
-            </w:tcMar>
-          </w:tcPr>
-          <w:p>
-            <w:r>
-              <w:rPr>
-                <w:sz w:val="19"/>
-                <w:szCs w:val="19"/>
-              </w:rPr>
-              <w:t xml:space="preserve">Three roles: normal user, cybersecurity officer, system administrator</w:t>
-            </w:r>
-          </w:p>
-        </w:tc>
-        <w:tc>
-          <w:tcPr>
-            <w:tcW w:type="dxa" w:w="4026"/>
-            <w:tcBorders>
-              <w:top w:val="single" w:color="B8C2D0" w:sz="4"/>
-              <w:left w:val="single" w:color="B8C2D0" w:sz="4"/>
-              <w:bottom w:val="single" w:color="B8C2D0" w:sz="4"/>
-              <w:right w:val="single" w:color="B8C2D0" w:sz="4"/>
-            </w:tcBorders>
-            <w:shd w:fill="FFFFFF" w:color="auto" w:val="clear"/>
-            <w:tcMar>
-              <w:top w:type="dxa" w:w="60"/>
-              <w:left w:type="dxa" w:w="100"/>
-              <w:bottom w:type="dxa" w:w="60"/>
-              <w:right w:type="dxa" w:w="100"/>
-            </w:tcMar>
-          </w:tcPr>
-          <w:p>
-            <w:r>
-              <w:rPr>
-                <w:sz w:val="19"/>
-                <w:szCs w:val="19"/>
-              </w:rPr>
-              <w:t xml:space="preserve">People need different powers; each person should have only the power they need</w:t>
+            <w:tcW w:type="dxa" w:w="5200"/>
+            <w:tcBorders>
+              <w:top w:val="single" w:color="B8C2D0" w:sz="4"/>
+              <w:left w:val="single" w:color="B8C2D0" w:sz="4"/>
+              <w:bottom w:val="single" w:color="B8C2D0" w:sz="4"/>
+              <w:right w:val="single" w:color="B8C2D0" w:sz="4"/>
+            </w:tcBorders>
+            <w:shd w:fill="FFFFFF" w:color="auto" w:val="clear"/>
+            <w:tcMar>
+              <w:top w:type="dxa" w:w="60"/>
+              <w:left w:type="dxa" w:w="100"/>
+              <w:bottom w:type="dxa" w:w="60"/>
+              <w:right w:type="dxa" w:w="100"/>
+            </w:tcMar>
+          </w:tcPr>
+          <w:p>
+            <w:r>
+              <w:rPr>
+                <w:sz w:val="19"/>
+                <w:szCs w:val="19"/>
+              </w:rPr>
+              <w:t xml:space="preserve">Sending real phishing e-mails to staff</w:t>
+            </w:r>
+          </w:p>
+        </w:tc>
+        <w:tc>
+          <w:tcPr>
+            <w:tcW w:type="dxa" w:w="3826"/>
+            <w:tcBorders>
+              <w:top w:val="single" w:color="B8C2D0" w:sz="4"/>
+              <w:left w:val="single" w:color="B8C2D0" w:sz="4"/>
+              <w:bottom w:val="single" w:color="B8C2D0" w:sz="4"/>
+              <w:right w:val="single" w:color="B8C2D0" w:sz="4"/>
+            </w:tcBorders>
+            <w:shd w:fill="FFFFFF" w:color="auto" w:val="clear"/>
+            <w:tcMar>
+              <w:top w:type="dxa" w:w="60"/>
+              <w:left w:type="dxa" w:w="100"/>
+              <w:bottom w:type="dxa" w:w="60"/>
+              <w:right w:type="dxa" w:w="100"/>
+            </w:tcMar>
+          </w:tcPr>
+          <w:p>
+            <w:r>
+              <w:rPr>
+                <w:sz w:val="19"/>
+                <w:szCs w:val="19"/>
+              </w:rPr>
+              <w:t xml:space="preserve">The simulator is an inbox inside the system</w:t>
             </w:r>
           </w:p>
         </w:tc>
@@ -2099,55 +2300,55 @@
         </w:trPr>
         <w:tc>
           <w:tcPr>
-            <w:tcW w:type="dxa" w:w="5000"/>
-            <w:tcBorders>
-              <w:top w:val="single" w:color="B8C2D0" w:sz="4"/>
-              <w:left w:val="single" w:color="B8C2D0" w:sz="4"/>
-              <w:bottom w:val="single" w:color="B8C2D0" w:sz="4"/>
-              <w:right w:val="single" w:color="B8C2D0" w:sz="4"/>
-            </w:tcBorders>
-            <w:shd w:fill="FFFFFF" w:color="auto" w:val="clear"/>
-            <w:tcMar>
-              <w:top w:type="dxa" w:w="60"/>
-              <w:left w:type="dxa" w:w="100"/>
-              <w:bottom w:type="dxa" w:w="60"/>
-              <w:right w:type="dxa" w:w="100"/>
-            </w:tcMar>
-          </w:tcPr>
-          <w:p>
-            <w:r>
-              <w:rPr>
-                <w:sz w:val="19"/>
-                <w:szCs w:val="19"/>
-              </w:rPr>
-              <w:t xml:space="preserve">Training library with categories, lessons, difficulty levels, tags, progress, bookmarks and recommendations</w:t>
-            </w:r>
-          </w:p>
-        </w:tc>
-        <w:tc>
-          <w:tcPr>
-            <w:tcW w:type="dxa" w:w="4026"/>
-            <w:tcBorders>
-              <w:top w:val="single" w:color="B8C2D0" w:sz="4"/>
-              <w:left w:val="single" w:color="B8C2D0" w:sz="4"/>
-              <w:bottom w:val="single" w:color="B8C2D0" w:sz="4"/>
-              <w:right w:val="single" w:color="B8C2D0" w:sz="4"/>
-            </w:tcBorders>
-            <w:shd w:fill="FFFFFF" w:color="auto" w:val="clear"/>
-            <w:tcMar>
-              <w:top w:type="dxa" w:w="60"/>
-              <w:left w:type="dxa" w:w="100"/>
-              <w:bottom w:type="dxa" w:w="60"/>
-              <w:right w:type="dxa" w:w="100"/>
-            </w:tcMar>
-          </w:tcPr>
-          <w:p>
-            <w:r>
-              <w:rPr>
-                <w:sz w:val="19"/>
-                <w:szCs w:val="19"/>
-              </w:rPr>
-              <w:t xml:space="preserve">This is the main learning content</w:t>
+            <w:tcW w:type="dxa" w:w="5200"/>
+            <w:tcBorders>
+              <w:top w:val="single" w:color="B8C2D0" w:sz="4"/>
+              <w:left w:val="single" w:color="B8C2D0" w:sz="4"/>
+              <w:bottom w:val="single" w:color="B8C2D0" w:sz="4"/>
+              <w:right w:val="single" w:color="B8C2D0" w:sz="4"/>
+            </w:tcBorders>
+            <w:shd w:fill="FFFFFF" w:color="auto" w:val="clear"/>
+            <w:tcMar>
+              <w:top w:type="dxa" w:w="60"/>
+              <w:left w:type="dxa" w:w="100"/>
+              <w:bottom w:type="dxa" w:w="60"/>
+              <w:right w:type="dxa" w:w="100"/>
+            </w:tcMar>
+          </w:tcPr>
+          <w:p>
+            <w:r>
+              <w:rPr>
+                <w:sz w:val="19"/>
+                <w:szCs w:val="19"/>
+              </w:rPr>
+              <w:t xml:space="preserve">Malware analysis of uploaded files</w:t>
+            </w:r>
+          </w:p>
+        </w:tc>
+        <w:tc>
+          <w:tcPr>
+            <w:tcW w:type="dxa" w:w="3826"/>
+            <w:tcBorders>
+              <w:top w:val="single" w:color="B8C2D0" w:sz="4"/>
+              <w:left w:val="single" w:color="B8C2D0" w:sz="4"/>
+              <w:bottom w:val="single" w:color="B8C2D0" w:sz="4"/>
+              <w:right w:val="single" w:color="B8C2D0" w:sz="4"/>
+            </w:tcBorders>
+            <w:shd w:fill="FFFFFF" w:color="auto" w:val="clear"/>
+            <w:tcMar>
+              <w:top w:type="dxa" w:w="60"/>
+              <w:left w:type="dxa" w:w="100"/>
+              <w:bottom w:type="dxa" w:w="60"/>
+              <w:right w:type="dxa" w:w="100"/>
+            </w:tcMar>
+          </w:tcPr>
+          <w:p>
+            <w:r>
+              <w:rPr>
+                <w:sz w:val="19"/>
+                <w:szCs w:val="19"/>
+              </w:rPr>
+              <w:t xml:space="preserve">Files are stored and never run</w:t>
             </w:r>
           </w:p>
         </w:tc>
@@ -2158,527 +2359,55 @@
         </w:trPr>
         <w:tc>
           <w:tcPr>
-            <w:tcW w:type="dxa" w:w="5000"/>
-            <w:tcBorders>
-              <w:top w:val="single" w:color="B8C2D0" w:sz="4"/>
-              <w:left w:val="single" w:color="B8C2D0" w:sz="4"/>
-              <w:bottom w:val="single" w:color="B8C2D0" w:sz="4"/>
-              <w:right w:val="single" w:color="B8C2D0" w:sz="4"/>
-            </w:tcBorders>
-            <w:shd w:fill="FFFFFF" w:color="auto" w:val="clear"/>
-            <w:tcMar>
-              <w:top w:type="dxa" w:w="60"/>
-              <w:left w:type="dxa" w:w="100"/>
-              <w:bottom w:type="dxa" w:w="60"/>
-              <w:right w:type="dxa" w:w="100"/>
-            </w:tcMar>
-          </w:tcPr>
-          <w:p>
-            <w:r>
-              <w:rPr>
-                <w:sz w:val="19"/>
-                <w:szCs w:val="19"/>
-              </w:rPr>
-              <w:t xml:space="preserve">Quiz engine: timed multiple-choice quizzes, scoring, pass mark, attempt limits, weak-topic analysis</w:t>
-            </w:r>
-          </w:p>
-        </w:tc>
-        <w:tc>
-          <w:tcPr>
-            <w:tcW w:type="dxa" w:w="4026"/>
-            <w:tcBorders>
-              <w:top w:val="single" w:color="B8C2D0" w:sz="4"/>
-              <w:left w:val="single" w:color="B8C2D0" w:sz="4"/>
-              <w:bottom w:val="single" w:color="B8C2D0" w:sz="4"/>
-              <w:right w:val="single" w:color="B8C2D0" w:sz="4"/>
-            </w:tcBorders>
-            <w:shd w:fill="FFFFFF" w:color="auto" w:val="clear"/>
-            <w:tcMar>
-              <w:top w:type="dxa" w:w="60"/>
-              <w:left w:type="dxa" w:w="100"/>
-              <w:bottom w:type="dxa" w:w="60"/>
-              <w:right w:type="dxa" w:w="100"/>
-            </w:tcMar>
-          </w:tcPr>
-          <w:p>
-            <w:r>
-              <w:rPr>
-                <w:sz w:val="19"/>
-                <w:szCs w:val="19"/>
-              </w:rPr>
-              <w:t xml:space="preserve">It measures if learning happened</w:t>
-            </w:r>
-          </w:p>
-        </w:tc>
-      </w:tr>
-      <w:tr>
-        <w:trPr>
-          <w:cantSplit/>
-        </w:trPr>
-        <w:tc>
-          <w:tcPr>
-            <w:tcW w:type="dxa" w:w="5000"/>
-            <w:tcBorders>
-              <w:top w:val="single" w:color="B8C2D0" w:sz="4"/>
-              <w:left w:val="single" w:color="B8C2D0" w:sz="4"/>
-              <w:bottom w:val="single" w:color="B8C2D0" w:sz="4"/>
-              <w:right w:val="single" w:color="B8C2D0" w:sz="4"/>
-            </w:tcBorders>
-            <w:shd w:fill="FFFFFF" w:color="auto" w:val="clear"/>
-            <w:tcMar>
-              <w:top w:type="dxa" w:w="60"/>
-              <w:left w:type="dxa" w:w="100"/>
-              <w:bottom w:type="dxa" w:w="60"/>
-              <w:right w:type="dxa" w:w="100"/>
-            </w:tcMar>
-          </w:tcPr>
-          <w:p>
-            <w:r>
-              <w:rPr>
-                <w:sz w:val="19"/>
-                <w:szCs w:val="19"/>
-              </w:rPr>
-              <w:t xml:space="preserve">Phishing simulator: inbox scenarios, link inspection, red-flag choice, scored feedback</w:t>
-            </w:r>
-          </w:p>
-        </w:tc>
-        <w:tc>
-          <w:tcPr>
-            <w:tcW w:type="dxa" w:w="4026"/>
-            <w:tcBorders>
-              <w:top w:val="single" w:color="B8C2D0" w:sz="4"/>
-              <w:left w:val="single" w:color="B8C2D0" w:sz="4"/>
-              <w:bottom w:val="single" w:color="B8C2D0" w:sz="4"/>
-              <w:right w:val="single" w:color="B8C2D0" w:sz="4"/>
-            </w:tcBorders>
-            <w:shd w:fill="FFFFFF" w:color="auto" w:val="clear"/>
-            <w:tcMar>
-              <w:top w:type="dxa" w:w="60"/>
-              <w:left w:type="dxa" w:w="100"/>
-              <w:bottom w:type="dxa" w:w="60"/>
-              <w:right w:type="dxa" w:w="100"/>
-            </w:tcMar>
-          </w:tcPr>
-          <w:p>
-            <w:r>
-              <w:rPr>
-                <w:sz w:val="19"/>
-                <w:szCs w:val="19"/>
-              </w:rPr>
-              <w:t xml:space="preserve">It builds real skill in a safe way</w:t>
-            </w:r>
-          </w:p>
-        </w:tc>
-      </w:tr>
-      <w:tr>
-        <w:trPr>
-          <w:cantSplit/>
-        </w:trPr>
-        <w:tc>
-          <w:tcPr>
-            <w:tcW w:type="dxa" w:w="5000"/>
-            <w:tcBorders>
-              <w:top w:val="single" w:color="B8C2D0" w:sz="4"/>
-              <w:left w:val="single" w:color="B8C2D0" w:sz="4"/>
-              <w:bottom w:val="single" w:color="B8C2D0" w:sz="4"/>
-              <w:right w:val="single" w:color="B8C2D0" w:sz="4"/>
-            </w:tcBorders>
-            <w:shd w:fill="FFFFFF" w:color="auto" w:val="clear"/>
-            <w:tcMar>
-              <w:top w:type="dxa" w:w="60"/>
-              <w:left w:type="dxa" w:w="100"/>
-              <w:bottom w:type="dxa" w:w="60"/>
-              <w:right w:type="dxa" w:w="100"/>
-            </w:tcMar>
-          </w:tcPr>
-          <w:p>
-            <w:r>
-              <w:rPr>
-                <w:sz w:val="19"/>
-                <w:szCs w:val="19"/>
-              </w:rPr>
-              <w:t xml:space="preserve">Incident reporting with evidence upload, drafts and reference numbers</w:t>
-            </w:r>
-          </w:p>
-        </w:tc>
-        <w:tc>
-          <w:tcPr>
-            <w:tcW w:type="dxa" w:w="4026"/>
-            <w:tcBorders>
-              <w:top w:val="single" w:color="B8C2D0" w:sz="4"/>
-              <w:left w:val="single" w:color="B8C2D0" w:sz="4"/>
-              <w:bottom w:val="single" w:color="B8C2D0" w:sz="4"/>
-              <w:right w:val="single" w:color="B8C2D0" w:sz="4"/>
-            </w:tcBorders>
-            <w:shd w:fill="FFFFFF" w:color="auto" w:val="clear"/>
-            <w:tcMar>
-              <w:top w:type="dxa" w:w="60"/>
-              <w:left w:type="dxa" w:w="100"/>
-              <w:bottom w:type="dxa" w:w="60"/>
-              <w:right w:type="dxa" w:w="100"/>
-            </w:tcMar>
-          </w:tcPr>
-          <w:p>
-            <w:r>
-              <w:rPr>
-                <w:sz w:val="19"/>
-                <w:szCs w:val="19"/>
-              </w:rPr>
-              <w:t xml:space="preserve">It fixes informal reporting</w:t>
-            </w:r>
-          </w:p>
-        </w:tc>
-      </w:tr>
-      <w:tr>
-        <w:trPr>
-          <w:cantSplit/>
-        </w:trPr>
-        <w:tc>
-          <w:tcPr>
-            <w:tcW w:type="dxa" w:w="5000"/>
-            <w:tcBorders>
-              <w:top w:val="single" w:color="B8C2D0" w:sz="4"/>
-              <w:left w:val="single" w:color="B8C2D0" w:sz="4"/>
-              <w:bottom w:val="single" w:color="B8C2D0" w:sz="4"/>
-              <w:right w:val="single" w:color="B8C2D0" w:sz="4"/>
-            </w:tcBorders>
-            <w:shd w:fill="FFFFFF" w:color="auto" w:val="clear"/>
-            <w:tcMar>
-              <w:top w:type="dxa" w:w="60"/>
-              <w:left w:type="dxa" w:w="100"/>
-              <w:bottom w:type="dxa" w:w="60"/>
-              <w:right w:type="dxa" w:w="100"/>
-            </w:tcMar>
-          </w:tcPr>
-          <w:p>
-            <w:r>
-              <w:rPr>
-                <w:sz w:val="19"/>
-                <w:szCs w:val="19"/>
-              </w:rPr>
-              <w:t xml:space="preserve">SOC queue: Kanban board, assignment, escalation, status flow and timeline</w:t>
-            </w:r>
-          </w:p>
-        </w:tc>
-        <w:tc>
-          <w:tcPr>
-            <w:tcW w:type="dxa" w:w="4026"/>
-            <w:tcBorders>
-              <w:top w:val="single" w:color="B8C2D0" w:sz="4"/>
-              <w:left w:val="single" w:color="B8C2D0" w:sz="4"/>
-              <w:bottom w:val="single" w:color="B8C2D0" w:sz="4"/>
-              <w:right w:val="single" w:color="B8C2D0" w:sz="4"/>
-            </w:tcBorders>
-            <w:shd w:fill="FFFFFF" w:color="auto" w:val="clear"/>
-            <w:tcMar>
-              <w:top w:type="dxa" w:w="60"/>
-              <w:left w:type="dxa" w:w="100"/>
-              <w:bottom w:type="dxa" w:w="60"/>
-              <w:right w:type="dxa" w:w="100"/>
-            </w:tcMar>
-          </w:tcPr>
-          <w:p>
-            <w:r>
-              <w:rPr>
-                <w:sz w:val="19"/>
-                <w:szCs w:val="19"/>
-              </w:rPr>
-              <w:t xml:space="preserve">It fixes tracking and accountability</w:t>
-            </w:r>
-          </w:p>
-        </w:tc>
-      </w:tr>
-      <w:tr>
-        <w:trPr>
-          <w:cantSplit/>
-        </w:trPr>
-        <w:tc>
-          <w:tcPr>
-            <w:tcW w:type="dxa" w:w="5000"/>
-            <w:tcBorders>
-              <w:top w:val="single" w:color="B8C2D0" w:sz="4"/>
-              <w:left w:val="single" w:color="B8C2D0" w:sz="4"/>
-              <w:bottom w:val="single" w:color="B8C2D0" w:sz="4"/>
-              <w:right w:val="single" w:color="B8C2D0" w:sz="4"/>
-            </w:tcBorders>
-            <w:shd w:fill="FFFFFF" w:color="auto" w:val="clear"/>
-            <w:tcMar>
-              <w:top w:type="dxa" w:w="60"/>
-              <w:left w:type="dxa" w:w="100"/>
-              <w:bottom w:type="dxa" w:w="60"/>
-              <w:right w:type="dxa" w:w="100"/>
-            </w:tcMar>
-          </w:tcPr>
-          <w:p>
-            <w:r>
-              <w:rPr>
-                <w:sz w:val="19"/>
-                <w:szCs w:val="19"/>
-              </w:rPr>
-              <w:t xml:space="preserve">Alerts and a notification centre</w:t>
-            </w:r>
-          </w:p>
-        </w:tc>
-        <w:tc>
-          <w:tcPr>
-            <w:tcW w:type="dxa" w:w="4026"/>
-            <w:tcBorders>
-              <w:top w:val="single" w:color="B8C2D0" w:sz="4"/>
-              <w:left w:val="single" w:color="B8C2D0" w:sz="4"/>
-              <w:bottom w:val="single" w:color="B8C2D0" w:sz="4"/>
-              <w:right w:val="single" w:color="B8C2D0" w:sz="4"/>
-            </w:tcBorders>
-            <w:shd w:fill="FFFFFF" w:color="auto" w:val="clear"/>
-            <w:tcMar>
-              <w:top w:type="dxa" w:w="60"/>
-              <w:left w:type="dxa" w:w="100"/>
-              <w:bottom w:type="dxa" w:w="60"/>
-              <w:right w:type="dxa" w:w="100"/>
-            </w:tcMar>
-          </w:tcPr>
-          <w:p>
-            <w:r>
-              <w:rPr>
-                <w:sz w:val="19"/>
-                <w:szCs w:val="19"/>
-              </w:rPr>
-              <w:t xml:space="preserve">It sends urgent warnings to the right people</w:t>
-            </w:r>
-          </w:p>
-        </w:tc>
-      </w:tr>
-      <w:tr>
-        <w:trPr>
-          <w:cantSplit/>
-        </w:trPr>
-        <w:tc>
-          <w:tcPr>
-            <w:tcW w:type="dxa" w:w="5000"/>
-            <w:tcBorders>
-              <w:top w:val="single" w:color="B8C2D0" w:sz="4"/>
-              <w:left w:val="single" w:color="B8C2D0" w:sz="4"/>
-              <w:bottom w:val="single" w:color="B8C2D0" w:sz="4"/>
-              <w:right w:val="single" w:color="B8C2D0" w:sz="4"/>
-            </w:tcBorders>
-            <w:shd w:fill="FFFFFF" w:color="auto" w:val="clear"/>
-            <w:tcMar>
-              <w:top w:type="dxa" w:w="60"/>
-              <w:left w:type="dxa" w:w="100"/>
-              <w:bottom w:type="dxa" w:w="60"/>
-              <w:right w:type="dxa" w:w="100"/>
-            </w:tcMar>
-          </w:tcPr>
-          <w:p>
-            <w:r>
-              <w:rPr>
-                <w:sz w:val="19"/>
-                <w:szCs w:val="19"/>
-              </w:rPr>
-              <w:t xml:space="preserve">Analytics dashboards for one user and for the whole organisation</w:t>
-            </w:r>
-          </w:p>
-        </w:tc>
-        <w:tc>
-          <w:tcPr>
-            <w:tcW w:type="dxa" w:w="4026"/>
-            <w:tcBorders>
-              <w:top w:val="single" w:color="B8C2D0" w:sz="4"/>
-              <w:left w:val="single" w:color="B8C2D0" w:sz="4"/>
-              <w:bottom w:val="single" w:color="B8C2D0" w:sz="4"/>
-              <w:right w:val="single" w:color="B8C2D0" w:sz="4"/>
-            </w:tcBorders>
-            <w:shd w:fill="FFFFFF" w:color="auto" w:val="clear"/>
-            <w:tcMar>
-              <w:top w:type="dxa" w:w="60"/>
-              <w:left w:type="dxa" w:w="100"/>
-              <w:bottom w:type="dxa" w:w="60"/>
-              <w:right w:type="dxa" w:w="100"/>
-            </w:tcMar>
-          </w:tcPr>
-          <w:p>
-            <w:r>
-              <w:rPr>
-                <w:sz w:val="19"/>
-                <w:szCs w:val="19"/>
-              </w:rPr>
-              <w:t xml:space="preserve">It gives management clear numbers</w:t>
-            </w:r>
-          </w:p>
-        </w:tc>
-      </w:tr>
-      <w:tr>
-        <w:trPr>
-          <w:cantSplit/>
-        </w:trPr>
-        <w:tc>
-          <w:tcPr>
-            <w:tcW w:type="dxa" w:w="5000"/>
-            <w:tcBorders>
-              <w:top w:val="single" w:color="B8C2D0" w:sz="4"/>
-              <w:left w:val="single" w:color="B8C2D0" w:sz="4"/>
-              <w:bottom w:val="single" w:color="B8C2D0" w:sz="4"/>
-              <w:right w:val="single" w:color="B8C2D0" w:sz="4"/>
-            </w:tcBorders>
-            <w:shd w:fill="FFFFFF" w:color="auto" w:val="clear"/>
-            <w:tcMar>
-              <w:top w:type="dxa" w:w="60"/>
-              <w:left w:type="dxa" w:w="100"/>
-              <w:bottom w:type="dxa" w:w="60"/>
-              <w:right w:type="dxa" w:w="100"/>
-            </w:tcMar>
-          </w:tcPr>
-          <w:p>
-            <w:r>
-              <w:rPr>
-                <w:sz w:val="19"/>
-                <w:szCs w:val="19"/>
-              </w:rPr>
-              <w:t xml:space="preserve">Audit log with filters and CSV export</w:t>
-            </w:r>
-          </w:p>
-        </w:tc>
-        <w:tc>
-          <w:tcPr>
-            <w:tcW w:type="dxa" w:w="4026"/>
-            <w:tcBorders>
-              <w:top w:val="single" w:color="B8C2D0" w:sz="4"/>
-              <w:left w:val="single" w:color="B8C2D0" w:sz="4"/>
-              <w:bottom w:val="single" w:color="B8C2D0" w:sz="4"/>
-              <w:right w:val="single" w:color="B8C2D0" w:sz="4"/>
-            </w:tcBorders>
-            <w:shd w:fill="FFFFFF" w:color="auto" w:val="clear"/>
-            <w:tcMar>
-              <w:top w:type="dxa" w:w="60"/>
-              <w:left w:type="dxa" w:w="100"/>
-              <w:bottom w:type="dxa" w:w="60"/>
-              <w:right w:type="dxa" w:w="100"/>
-            </w:tcMar>
-          </w:tcPr>
-          <w:p>
-            <w:r>
-              <w:rPr>
-                <w:sz w:val="19"/>
-                <w:szCs w:val="19"/>
-              </w:rPr>
-              <w:t xml:space="preserve">It gives accountability</w:t>
-            </w:r>
-          </w:p>
-        </w:tc>
-      </w:tr>
-      <w:tr>
-        <w:trPr>
-          <w:cantSplit/>
-        </w:trPr>
-        <w:tc>
-          <w:tcPr>
-            <w:tcW w:type="dxa" w:w="5000"/>
-            <w:tcBorders>
-              <w:top w:val="single" w:color="B8C2D0" w:sz="4"/>
-              <w:left w:val="single" w:color="B8C2D0" w:sz="4"/>
-              <w:bottom w:val="single" w:color="B8C2D0" w:sz="4"/>
-              <w:right w:val="single" w:color="B8C2D0" w:sz="4"/>
-            </w:tcBorders>
-            <w:shd w:fill="FFFFFF" w:color="auto" w:val="clear"/>
-            <w:tcMar>
-              <w:top w:type="dxa" w:w="60"/>
-              <w:left w:type="dxa" w:w="100"/>
-              <w:bottom w:type="dxa" w:w="60"/>
-              <w:right w:type="dxa" w:w="100"/>
-            </w:tcMar>
-          </w:tcPr>
-          <w:p>
-            <w:r>
-              <w:rPr>
-                <w:sz w:val="19"/>
-                <w:szCs w:val="19"/>
-              </w:rPr>
-              <w:t xml:space="preserve">Admin tools for lessons, quizzes, simulations, categories, quiz settings and users</w:t>
-            </w:r>
-          </w:p>
-        </w:tc>
-        <w:tc>
-          <w:tcPr>
-            <w:tcW w:type="dxa" w:w="4026"/>
-            <w:tcBorders>
-              <w:top w:val="single" w:color="B8C2D0" w:sz="4"/>
-              <w:left w:val="single" w:color="B8C2D0" w:sz="4"/>
-              <w:bottom w:val="single" w:color="B8C2D0" w:sz="4"/>
-              <w:right w:val="single" w:color="B8C2D0" w:sz="4"/>
-            </w:tcBorders>
-            <w:shd w:fill="FFFFFF" w:color="auto" w:val="clear"/>
-            <w:tcMar>
-              <w:top w:type="dxa" w:w="60"/>
-              <w:left w:type="dxa" w:w="100"/>
-              <w:bottom w:type="dxa" w:w="60"/>
-              <w:right w:type="dxa" w:w="100"/>
-            </w:tcMar>
-          </w:tcPr>
-          <w:p>
-            <w:r>
-              <w:rPr>
-                <w:sz w:val="19"/>
-                <w:szCs w:val="19"/>
-              </w:rPr>
-              <w:t xml:space="preserve">The organisation can update content without a programmer</w:t>
-            </w:r>
-          </w:p>
-        </w:tc>
-      </w:tr>
-      <w:tr>
-        <w:trPr>
-          <w:cantSplit/>
-        </w:trPr>
-        <w:tc>
-          <w:tcPr>
-            <w:tcW w:type="dxa" w:w="5000"/>
-            <w:tcBorders>
-              <w:top w:val="single" w:color="B8C2D0" w:sz="4"/>
-              <w:left w:val="single" w:color="B8C2D0" w:sz="4"/>
-              <w:bottom w:val="single" w:color="B8C2D0" w:sz="4"/>
-              <w:right w:val="single" w:color="B8C2D0" w:sz="4"/>
-            </w:tcBorders>
-            <w:shd w:fill="FFFFFF" w:color="auto" w:val="clear"/>
-            <w:tcMar>
-              <w:top w:type="dxa" w:w="60"/>
-              <w:left w:type="dxa" w:w="100"/>
-              <w:bottom w:type="dxa" w:w="60"/>
-              <w:right w:type="dxa" w:w="100"/>
-            </w:tcMar>
-          </w:tcPr>
-          <w:p>
-            <w:r>
-              <w:rPr>
-                <w:sz w:val="19"/>
-                <w:szCs w:val="19"/>
-              </w:rPr>
-              <w:t xml:space="preserve">Web app (React) and mobile app (Flutter) for learners and incident reporters</w:t>
-            </w:r>
-          </w:p>
-        </w:tc>
-        <w:tc>
-          <w:tcPr>
-            <w:tcW w:type="dxa" w:w="4026"/>
-            <w:tcBorders>
-              <w:top w:val="single" w:color="B8C2D0" w:sz="4"/>
-              <w:left w:val="single" w:color="B8C2D0" w:sz="4"/>
-              <w:bottom w:val="single" w:color="B8C2D0" w:sz="4"/>
-              <w:right w:val="single" w:color="B8C2D0" w:sz="4"/>
-            </w:tcBorders>
-            <w:shd w:fill="FFFFFF" w:color="auto" w:val="clear"/>
-            <w:tcMar>
-              <w:top w:type="dxa" w:w="60"/>
-              <w:left w:type="dxa" w:w="100"/>
-              <w:bottom w:type="dxa" w:w="60"/>
-              <w:right w:type="dxa" w:w="100"/>
-            </w:tcMar>
-          </w:tcPr>
-          <w:p>
-            <w:r>
-              <w:rPr>
-                <w:sz w:val="19"/>
-                <w:szCs w:val="19"/>
-              </w:rPr>
-              <w:t xml:space="preserve">Staff use both computers and phones</w:t>
+            <w:tcW w:type="dxa" w:w="5200"/>
+            <w:tcBorders>
+              <w:top w:val="single" w:color="B8C2D0" w:sz="4"/>
+              <w:left w:val="single" w:color="B8C2D0" w:sz="4"/>
+              <w:bottom w:val="single" w:color="B8C2D0" w:sz="4"/>
+              <w:right w:val="single" w:color="B8C2D0" w:sz="4"/>
+            </w:tcBorders>
+            <w:shd w:fill="FFFFFF" w:color="auto" w:val="clear"/>
+            <w:tcMar>
+              <w:top w:type="dxa" w:w="60"/>
+              <w:left w:type="dxa" w:w="100"/>
+              <w:bottom w:type="dxa" w:w="60"/>
+              <w:right w:type="dxa" w:w="100"/>
+            </w:tcMar>
+          </w:tcPr>
+          <w:p>
+            <w:r>
+              <w:rPr>
+                <w:sz w:val="19"/>
+                <w:szCs w:val="19"/>
+              </w:rPr>
+              <w:t xml:space="preserve">Single sign-on with HR or directory systems</w:t>
+            </w:r>
+          </w:p>
+        </w:tc>
+        <w:tc>
+          <w:tcPr>
+            <w:tcW w:type="dxa" w:w="3826"/>
+            <w:tcBorders>
+              <w:top w:val="single" w:color="B8C2D0" w:sz="4"/>
+              <w:left w:val="single" w:color="B8C2D0" w:sz="4"/>
+              <w:bottom w:val="single" w:color="B8C2D0" w:sz="4"/>
+              <w:right w:val="single" w:color="B8C2D0" w:sz="4"/>
+            </w:tcBorders>
+            <w:shd w:fill="FFFFFF" w:color="auto" w:val="clear"/>
+            <w:tcMar>
+              <w:top w:type="dxa" w:w="60"/>
+              <w:left w:type="dxa" w:w="100"/>
+              <w:bottom w:type="dxa" w:w="60"/>
+              <w:right w:type="dxa" w:w="100"/>
+            </w:tcMar>
+          </w:tcPr>
+          <w:p>
+            <w:r>
+              <w:rPr>
+                <w:sz w:val="19"/>
+                <w:szCs w:val="19"/>
+              </w:rPr>
+              <w:t xml:space="preserve">Accounts are managed inside the system</w:t>
             </w:r>
           </w:p>
         </w:tc>
@@ -2691,10 +2420,18 @@
     </w:p>
     <w:p>
       <w:pPr>
-        <w:pStyle w:val="Heading2"/>
-      </w:pPr>
-      <w:r>
-        <w:t xml:space="preserve">1.3.2 What is out of scope</w:t>
+        <w:pStyle w:val="Heading1"/>
+      </w:pPr>
+      <w:r>
+        <w:t xml:space="preserve">1.4 Objectives (SMART)</w:t>
+      </w:r>
+    </w:p>
+    <w:p>
+      <w:pPr>
+        <w:spacing w:after="120" w:line="300"/>
+      </w:pPr>
+      <w:r>
+        <w:t xml:space="preserve">The system has five objectives. Each is Specific, Measurable, Achievable, Relevant and Time-bound. Chapter 5 proves each one with tests.</w:t>
       </w:r>
     </w:p>
     <w:p>
@@ -2710,480 +2447,7 @@
           <w:sz w:val="19"/>
           <w:szCs w:val="19"/>
         </w:rPr>
-        <w:t xml:space="preserve">Table 1.4: Items out of scope</w:t>
-      </w:r>
-    </w:p>
-    <w:tbl>
-      <w:tblPr>
-        <w:tblW w:type="dxa" w:w="9026"/>
-        <w:tblBorders>
-          <w:top w:val="single" w:color="auto" w:sz="4"/>
-          <w:left w:val="single" w:color="auto" w:sz="4"/>
-          <w:bottom w:val="single" w:color="auto" w:sz="4"/>
-          <w:right w:val="single" w:color="auto" w:sz="4"/>
-          <w:insideH w:val="single" w:color="auto" w:sz="4"/>
-          <w:insideV w:val="single" w:color="auto" w:sz="4"/>
-        </w:tblBorders>
-      </w:tblPr>
-      <w:tblGrid>
-        <w:gridCol w:w="5000"/>
-        <w:gridCol w:w="4026"/>
-      </w:tblGrid>
-      <w:tr>
-        <w:trPr>
-          <w:tblHeader/>
-        </w:trPr>
-        <w:tc>
-          <w:tcPr>
-            <w:tcW w:type="dxa" w:w="5000"/>
-            <w:tcBorders>
-              <w:top w:val="single" w:color="B8C2D0" w:sz="4"/>
-              <w:left w:val="single" w:color="B8C2D0" w:sz="4"/>
-              <w:bottom w:val="single" w:color="B8C2D0" w:sz="4"/>
-              <w:right w:val="single" w:color="B8C2D0" w:sz="4"/>
-            </w:tcBorders>
-            <w:shd w:fill="1F3A5F" w:color="auto" w:val="clear"/>
-            <w:tcMar>
-              <w:top w:type="dxa" w:w="60"/>
-              <w:left w:type="dxa" w:w="100"/>
-              <w:bottom w:type="dxa" w:w="60"/>
-              <w:right w:type="dxa" w:w="100"/>
-            </w:tcMar>
-          </w:tcPr>
-          <w:p>
-            <w:r>
-              <w:rPr>
-                <w:b/>
-                <w:bCs/>
-                <w:color w:val="FFFFFF"/>
-                <w:sz w:val="19"/>
-                <w:szCs w:val="19"/>
-              </w:rPr>
-              <w:t xml:space="preserve">Item</w:t>
-            </w:r>
-          </w:p>
-        </w:tc>
-        <w:tc>
-          <w:tcPr>
-            <w:tcW w:type="dxa" w:w="4026"/>
-            <w:tcBorders>
-              <w:top w:val="single" w:color="B8C2D0" w:sz="4"/>
-              <w:left w:val="single" w:color="B8C2D0" w:sz="4"/>
-              <w:bottom w:val="single" w:color="B8C2D0" w:sz="4"/>
-              <w:right w:val="single" w:color="B8C2D0" w:sz="4"/>
-            </w:tcBorders>
-            <w:shd w:fill="1F3A5F" w:color="auto" w:val="clear"/>
-            <w:tcMar>
-              <w:top w:type="dxa" w:w="60"/>
-              <w:left w:type="dxa" w:w="100"/>
-              <w:bottom w:type="dxa" w:w="60"/>
-              <w:right w:type="dxa" w:w="100"/>
-            </w:tcMar>
-          </w:tcPr>
-          <w:p>
-            <w:r>
-              <w:rPr>
-                <w:b/>
-                <w:bCs/>
-                <w:color w:val="FFFFFF"/>
-                <w:sz w:val="19"/>
-                <w:szCs w:val="19"/>
-              </w:rPr>
-              <w:t xml:space="preserve">Reason it is left out</w:t>
-            </w:r>
-          </w:p>
-        </w:tc>
-      </w:tr>
-      <w:tr>
-        <w:trPr>
-          <w:cantSplit/>
-        </w:trPr>
-        <w:tc>
-          <w:tcPr>
-            <w:tcW w:type="dxa" w:w="5000"/>
-            <w:tcBorders>
-              <w:top w:val="single" w:color="B8C2D0" w:sz="4"/>
-              <w:left w:val="single" w:color="B8C2D0" w:sz="4"/>
-              <w:bottom w:val="single" w:color="B8C2D0" w:sz="4"/>
-              <w:right w:val="single" w:color="B8C2D0" w:sz="4"/>
-            </w:tcBorders>
-            <w:shd w:fill="FFFFFF" w:color="auto" w:val="clear"/>
-            <w:tcMar>
-              <w:top w:type="dxa" w:w="60"/>
-              <w:left w:type="dxa" w:w="100"/>
-              <w:bottom w:type="dxa" w:w="60"/>
-              <w:right w:type="dxa" w:w="100"/>
-            </w:tcMar>
-          </w:tcPr>
-          <w:p>
-            <w:r>
-              <w:rPr>
-                <w:sz w:val="19"/>
-                <w:szCs w:val="19"/>
-              </w:rPr>
-              <w:t xml:space="preserve">Live network monitoring, intrusion detection and SIEM log collection</w:t>
-            </w:r>
-          </w:p>
-        </w:tc>
-        <w:tc>
-          <w:tcPr>
-            <w:tcW w:type="dxa" w:w="4026"/>
-            <w:tcBorders>
-              <w:top w:val="single" w:color="B8C2D0" w:sz="4"/>
-              <w:left w:val="single" w:color="B8C2D0" w:sz="4"/>
-              <w:bottom w:val="single" w:color="B8C2D0" w:sz="4"/>
-              <w:right w:val="single" w:color="B8C2D0" w:sz="4"/>
-            </w:tcBorders>
-            <w:shd w:fill="FFFFFF" w:color="auto" w:val="clear"/>
-            <w:tcMar>
-              <w:top w:type="dxa" w:w="60"/>
-              <w:left w:type="dxa" w:w="100"/>
-              <w:bottom w:type="dxa" w:w="60"/>
-              <w:right w:type="dxa" w:w="100"/>
-            </w:tcMar>
-          </w:tcPr>
-          <w:p>
-            <w:r>
-              <w:rPr>
-                <w:sz w:val="19"/>
-                <w:szCs w:val="19"/>
-              </w:rPr>
-              <w:t xml:space="preserve">It needs special equipment. This project deals with people and process, not network sensors</w:t>
-            </w:r>
-          </w:p>
-        </w:tc>
-      </w:tr>
-      <w:tr>
-        <w:trPr>
-          <w:cantSplit/>
-        </w:trPr>
-        <w:tc>
-          <w:tcPr>
-            <w:tcW w:type="dxa" w:w="5000"/>
-            <w:tcBorders>
-              <w:top w:val="single" w:color="B8C2D0" w:sz="4"/>
-              <w:left w:val="single" w:color="B8C2D0" w:sz="4"/>
-              <w:bottom w:val="single" w:color="B8C2D0" w:sz="4"/>
-              <w:right w:val="single" w:color="B8C2D0" w:sz="4"/>
-            </w:tcBorders>
-            <w:shd w:fill="FFFFFF" w:color="auto" w:val="clear"/>
-            <w:tcMar>
-              <w:top w:type="dxa" w:w="60"/>
-              <w:left w:type="dxa" w:w="100"/>
-              <w:bottom w:type="dxa" w:w="60"/>
-              <w:right w:type="dxa" w:w="100"/>
-            </w:tcMar>
-          </w:tcPr>
-          <w:p>
-            <w:r>
-              <w:rPr>
-                <w:sz w:val="19"/>
-                <w:szCs w:val="19"/>
-              </w:rPr>
-              <w:t xml:space="preserve">Sending real phishing e-mails to staff</w:t>
-            </w:r>
-          </w:p>
-        </w:tc>
-        <w:tc>
-          <w:tcPr>
-            <w:tcW w:type="dxa" w:w="4026"/>
-            <w:tcBorders>
-              <w:top w:val="single" w:color="B8C2D0" w:sz="4"/>
-              <w:left w:val="single" w:color="B8C2D0" w:sz="4"/>
-              <w:bottom w:val="single" w:color="B8C2D0" w:sz="4"/>
-              <w:right w:val="single" w:color="B8C2D0" w:sz="4"/>
-            </w:tcBorders>
-            <w:shd w:fill="FFFFFF" w:color="auto" w:val="clear"/>
-            <w:tcMar>
-              <w:top w:type="dxa" w:w="60"/>
-              <w:left w:type="dxa" w:w="100"/>
-              <w:bottom w:type="dxa" w:w="60"/>
-              <w:right w:type="dxa" w:w="100"/>
-            </w:tcMar>
-          </w:tcPr>
-          <w:p>
-            <w:r>
-              <w:rPr>
-                <w:sz w:val="19"/>
-                <w:szCs w:val="19"/>
-              </w:rPr>
-              <w:t xml:space="preserve">It has legal and ethical risks. The simulator is an inbox inside the app</w:t>
-            </w:r>
-          </w:p>
-        </w:tc>
-      </w:tr>
-      <w:tr>
-        <w:trPr>
-          <w:cantSplit/>
-        </w:trPr>
-        <w:tc>
-          <w:tcPr>
-            <w:tcW w:type="dxa" w:w="5000"/>
-            <w:tcBorders>
-              <w:top w:val="single" w:color="B8C2D0" w:sz="4"/>
-              <w:left w:val="single" w:color="B8C2D0" w:sz="4"/>
-              <w:bottom w:val="single" w:color="B8C2D0" w:sz="4"/>
-              <w:right w:val="single" w:color="B8C2D0" w:sz="4"/>
-            </w:tcBorders>
-            <w:shd w:fill="FFFFFF" w:color="auto" w:val="clear"/>
-            <w:tcMar>
-              <w:top w:type="dxa" w:w="60"/>
-              <w:left w:type="dxa" w:w="100"/>
-              <w:bottom w:type="dxa" w:w="60"/>
-              <w:right w:type="dxa" w:w="100"/>
-            </w:tcMar>
-          </w:tcPr>
-          <w:p>
-            <w:r>
-              <w:rPr>
-                <w:sz w:val="19"/>
-                <w:szCs w:val="19"/>
-              </w:rPr>
-              <w:t xml:space="preserve">Automatic malware analysis of uploaded files</w:t>
-            </w:r>
-          </w:p>
-        </w:tc>
-        <w:tc>
-          <w:tcPr>
-            <w:tcW w:type="dxa" w:w="4026"/>
-            <w:tcBorders>
-              <w:top w:val="single" w:color="B8C2D0" w:sz="4"/>
-              <w:left w:val="single" w:color="B8C2D0" w:sz="4"/>
-              <w:bottom w:val="single" w:color="B8C2D0" w:sz="4"/>
-              <w:right w:val="single" w:color="B8C2D0" w:sz="4"/>
-            </w:tcBorders>
-            <w:shd w:fill="FFFFFF" w:color="auto" w:val="clear"/>
-            <w:tcMar>
-              <w:top w:type="dxa" w:w="60"/>
-              <w:left w:type="dxa" w:w="100"/>
-              <w:bottom w:type="dxa" w:w="60"/>
-              <w:right w:type="dxa" w:w="100"/>
-            </w:tcMar>
-          </w:tcPr>
-          <w:p>
-            <w:r>
-              <w:rPr>
-                <w:sz w:val="19"/>
-                <w:szCs w:val="19"/>
-              </w:rPr>
-              <w:t xml:space="preserve">It needs special skills and more time. Files are stored but never run</w:t>
-            </w:r>
-          </w:p>
-        </w:tc>
-      </w:tr>
-      <w:tr>
-        <w:trPr>
-          <w:cantSplit/>
-        </w:trPr>
-        <w:tc>
-          <w:tcPr>
-            <w:tcW w:type="dxa" w:w="5000"/>
-            <w:tcBorders>
-              <w:top w:val="single" w:color="B8C2D0" w:sz="4"/>
-              <w:left w:val="single" w:color="B8C2D0" w:sz="4"/>
-              <w:bottom w:val="single" w:color="B8C2D0" w:sz="4"/>
-              <w:right w:val="single" w:color="B8C2D0" w:sz="4"/>
-            </w:tcBorders>
-            <w:shd w:fill="FFFFFF" w:color="auto" w:val="clear"/>
-            <w:tcMar>
-              <w:top w:type="dxa" w:w="60"/>
-              <w:left w:type="dxa" w:w="100"/>
-              <w:bottom w:type="dxa" w:w="60"/>
-              <w:right w:type="dxa" w:w="100"/>
-            </w:tcMar>
-          </w:tcPr>
-          <w:p>
-            <w:r>
-              <w:rPr>
-                <w:sz w:val="19"/>
-                <w:szCs w:val="19"/>
-              </w:rPr>
-              <w:t xml:space="preserve">Single sign-on with HR or directory systems</w:t>
-            </w:r>
-          </w:p>
-        </w:tc>
-        <w:tc>
-          <w:tcPr>
-            <w:tcW w:type="dxa" w:w="4026"/>
-            <w:tcBorders>
-              <w:top w:val="single" w:color="B8C2D0" w:sz="4"/>
-              <w:left w:val="single" w:color="B8C2D0" w:sz="4"/>
-              <w:bottom w:val="single" w:color="B8C2D0" w:sz="4"/>
-              <w:right w:val="single" w:color="B8C2D0" w:sz="4"/>
-            </w:tcBorders>
-            <w:shd w:fill="FFFFFF" w:color="auto" w:val="clear"/>
-            <w:tcMar>
-              <w:top w:type="dxa" w:w="60"/>
-              <w:left w:type="dxa" w:w="100"/>
-              <w:bottom w:type="dxa" w:w="60"/>
-              <w:right w:type="dxa" w:w="100"/>
-            </w:tcMar>
-          </w:tcPr>
-          <w:p>
-            <w:r>
-              <w:rPr>
-                <w:sz w:val="19"/>
-                <w:szCs w:val="19"/>
-              </w:rPr>
-              <w:t xml:space="preserve">Not needed for a first version; accounts are managed inside the system</w:t>
-            </w:r>
-          </w:p>
-        </w:tc>
-      </w:tr>
-      <w:tr>
-        <w:trPr>
-          <w:cantSplit/>
-        </w:trPr>
-        <w:tc>
-          <w:tcPr>
-            <w:tcW w:type="dxa" w:w="5000"/>
-            <w:tcBorders>
-              <w:top w:val="single" w:color="B8C2D0" w:sz="4"/>
-              <w:left w:val="single" w:color="B8C2D0" w:sz="4"/>
-              <w:bottom w:val="single" w:color="B8C2D0" w:sz="4"/>
-              <w:right w:val="single" w:color="B8C2D0" w:sz="4"/>
-            </w:tcBorders>
-            <w:shd w:fill="FFFFFF" w:color="auto" w:val="clear"/>
-            <w:tcMar>
-              <w:top w:type="dxa" w:w="60"/>
-              <w:left w:type="dxa" w:w="100"/>
-              <w:bottom w:type="dxa" w:w="60"/>
-              <w:right w:type="dxa" w:w="100"/>
-            </w:tcMar>
-          </w:tcPr>
-          <w:p>
-            <w:r>
-              <w:rPr>
-                <w:sz w:val="19"/>
-                <w:szCs w:val="19"/>
-              </w:rPr>
-              <w:t xml:space="preserve">Payments or product licensing</w:t>
-            </w:r>
-          </w:p>
-        </w:tc>
-        <w:tc>
-          <w:tcPr>
-            <w:tcW w:type="dxa" w:w="4026"/>
-            <w:tcBorders>
-              <w:top w:val="single" w:color="B8C2D0" w:sz="4"/>
-              <w:left w:val="single" w:color="B8C2D0" w:sz="4"/>
-              <w:bottom w:val="single" w:color="B8C2D0" w:sz="4"/>
-              <w:right w:val="single" w:color="B8C2D0" w:sz="4"/>
-            </w:tcBorders>
-            <w:shd w:fill="FFFFFF" w:color="auto" w:val="clear"/>
-            <w:tcMar>
-              <w:top w:type="dxa" w:w="60"/>
-              <w:left w:type="dxa" w:w="100"/>
-              <w:bottom w:type="dxa" w:w="60"/>
-              <w:right w:type="dxa" w:w="100"/>
-            </w:tcMar>
-          </w:tcPr>
-          <w:p>
-            <w:r>
-              <w:rPr>
-                <w:sz w:val="19"/>
-                <w:szCs w:val="19"/>
-              </w:rPr>
-              <w:t xml:space="preserve">The system is for use inside one organisation</w:t>
-            </w:r>
-          </w:p>
-        </w:tc>
-      </w:tr>
-      <w:tr>
-        <w:trPr>
-          <w:cantSplit/>
-        </w:trPr>
-        <w:tc>
-          <w:tcPr>
-            <w:tcW w:type="dxa" w:w="5000"/>
-            <w:tcBorders>
-              <w:top w:val="single" w:color="B8C2D0" w:sz="4"/>
-              <w:left w:val="single" w:color="B8C2D0" w:sz="4"/>
-              <w:bottom w:val="single" w:color="B8C2D0" w:sz="4"/>
-              <w:right w:val="single" w:color="B8C2D0" w:sz="4"/>
-            </w:tcBorders>
-            <w:shd w:fill="FFFFFF" w:color="auto" w:val="clear"/>
-            <w:tcMar>
-              <w:top w:type="dxa" w:w="60"/>
-              <w:left w:type="dxa" w:w="100"/>
-              <w:bottom w:type="dxa" w:w="60"/>
-              <w:right w:type="dxa" w:w="100"/>
-            </w:tcMar>
-          </w:tcPr>
-          <w:p>
-            <w:r>
-              <w:rPr>
-                <w:sz w:val="19"/>
-                <w:szCs w:val="19"/>
-              </w:rPr>
-              <w:t xml:space="preserve">Desktop programs and an iPhone store release</w:t>
-            </w:r>
-          </w:p>
-        </w:tc>
-        <w:tc>
-          <w:tcPr>
-            <w:tcW w:type="dxa" w:w="4026"/>
-            <w:tcBorders>
-              <w:top w:val="single" w:color="B8C2D0" w:sz="4"/>
-              <w:left w:val="single" w:color="B8C2D0" w:sz="4"/>
-              <w:bottom w:val="single" w:color="B8C2D0" w:sz="4"/>
-              <w:right w:val="single" w:color="B8C2D0" w:sz="4"/>
-            </w:tcBorders>
-            <w:shd w:fill="FFFFFF" w:color="auto" w:val="clear"/>
-            <w:tcMar>
-              <w:top w:type="dxa" w:w="60"/>
-              <w:left w:type="dxa" w:w="100"/>
-              <w:bottom w:type="dxa" w:w="60"/>
-              <w:right w:type="dxa" w:w="100"/>
-            </w:tcMar>
-          </w:tcPr>
-          <w:p>
-            <w:r>
-              <w:rPr>
-                <w:sz w:val="19"/>
-                <w:szCs w:val="19"/>
-              </w:rPr>
-              <w:t xml:space="preserve">The web and Android cover most users in the time available</w:t>
-            </w:r>
-          </w:p>
-        </w:tc>
-      </w:tr>
-    </w:tbl>
-    <w:p>
-      <w:pPr>
-        <w:spacing w:after="120"/>
-      </w:pPr>
-    </w:p>
-    <w:p>
-      <w:pPr>
-        <w:pStyle w:val="Heading1"/>
-      </w:pPr>
-      <w:r>
-        <w:t xml:space="preserve">1.4 Objectives (SMART)</w:t>
-      </w:r>
-    </w:p>
-    <w:p>
-      <w:pPr>
-        <w:spacing w:after="120" w:line="300"/>
-      </w:pPr>
-      <w:r>
-        <w:t xml:space="preserve">Each objective is Specific, Measurable, Achievable, Relevant and Time-bound. The time shown is the week of the project term (about 14 weeks) when the objective is due.</w:t>
-      </w:r>
-    </w:p>
-    <w:p>
-      <w:pPr>
-        <w:keepNext/>
-        <w:spacing w:after="60" w:before="120"/>
-      </w:pPr>
-      <w:r>
-        <w:rPr>
-          <w:b/>
-          <w:bCs/>
-          <w:color w:val="555555"/>
-          <w:sz w:val="19"/>
-          <w:szCs w:val="19"/>
-        </w:rPr>
-        <w:t xml:space="preserve">Table 1.5: SMART objectives</w:t>
+        <w:t xml:space="preserve">Table 1.4: SMART objectives</w:t>
       </w:r>
     </w:p>
     <w:tbl>
@@ -3200,8 +2464,8 @@
       </w:tblPr>
       <w:tblGrid>
         <w:gridCol w:w="600"/>
-        <w:gridCol w:w="3300"/>
-        <w:gridCol w:w="4026"/>
+        <w:gridCol w:w="3000"/>
+        <w:gridCol w:w="4326"/>
         <w:gridCol w:w="1100"/>
       </w:tblGrid>
       <w:tr>
@@ -3240,7 +2504,7 @@
         </w:tc>
         <w:tc>
           <w:tcPr>
-            <w:tcW w:type="dxa" w:w="3300"/>
+            <w:tcW w:type="dxa" w:w="3000"/>
             <w:tcBorders>
               <w:top w:val="single" w:color="B8C2D0" w:sz="4"/>
               <w:left w:val="single" w:color="B8C2D0" w:sz="4"/>
@@ -3270,7 +2534,7 @@
         </w:tc>
         <w:tc>
           <w:tcPr>
-            <w:tcW w:type="dxa" w:w="4026"/>
+            <w:tcW w:type="dxa" w:w="4326"/>
             <w:tcBorders>
               <w:top w:val="single" w:color="B8C2D0" w:sz="4"/>
               <w:left w:val="single" w:color="B8C2D0" w:sz="4"/>
@@ -3362,55 +2626,55 @@
         </w:tc>
         <w:tc>
           <w:tcPr>
-            <w:tcW w:type="dxa" w:w="3300"/>
-            <w:tcBorders>
-              <w:top w:val="single" w:color="B8C2D0" w:sz="4"/>
-              <w:left w:val="single" w:color="B8C2D0" w:sz="4"/>
-              <w:bottom w:val="single" w:color="B8C2D0" w:sz="4"/>
-              <w:right w:val="single" w:color="B8C2D0" w:sz="4"/>
-            </w:tcBorders>
-            <w:shd w:fill="FFFFFF" w:color="auto" w:val="clear"/>
-            <w:tcMar>
-              <w:top w:type="dxa" w:w="60"/>
-              <w:left w:type="dxa" w:w="100"/>
-              <w:bottom w:type="dxa" w:w="60"/>
-              <w:right w:type="dxa" w:w="100"/>
-            </w:tcMar>
-          </w:tcPr>
-          <w:p>
-            <w:r>
-              <w:rPr>
-                <w:sz w:val="19"/>
-                <w:szCs w:val="19"/>
-              </w:rPr>
-              <w:t xml:space="preserve">Give secure login to three roles using JWT tokens and role-based access control</w:t>
-            </w:r>
-          </w:p>
-        </w:tc>
-        <w:tc>
-          <w:tcPr>
-            <w:tcW w:type="dxa" w:w="4026"/>
-            <w:tcBorders>
-              <w:top w:val="single" w:color="B8C2D0" w:sz="4"/>
-              <w:left w:val="single" w:color="B8C2D0" w:sz="4"/>
-              <w:bottom w:val="single" w:color="B8C2D0" w:sz="4"/>
-              <w:right w:val="single" w:color="B8C2D0" w:sz="4"/>
-            </w:tcBorders>
-            <w:shd w:fill="FFFFFF" w:color="auto" w:val="clear"/>
-            <w:tcMar>
-              <w:top w:type="dxa" w:w="60"/>
-              <w:left w:type="dxa" w:w="100"/>
-              <w:bottom w:type="dxa" w:w="60"/>
-              <w:right w:type="dxa" w:w="100"/>
-            </w:tcMar>
-          </w:tcPr>
-          <w:p>
-            <w:r>
-              <w:rPr>
-                <w:sz w:val="19"/>
-                <w:szCs w:val="19"/>
-              </w:rPr>
-              <w:t xml:space="preserve">Every protected endpoint refuses anonymous users and wrong roles (checked by automatic tests)</w:t>
+            <w:tcW w:type="dxa" w:w="3000"/>
+            <w:tcBorders>
+              <w:top w:val="single" w:color="B8C2D0" w:sz="4"/>
+              <w:left w:val="single" w:color="B8C2D0" w:sz="4"/>
+              <w:bottom w:val="single" w:color="B8C2D0" w:sz="4"/>
+              <w:right w:val="single" w:color="B8C2D0" w:sz="4"/>
+            </w:tcBorders>
+            <w:shd w:fill="FFFFFF" w:color="auto" w:val="clear"/>
+            <w:tcMar>
+              <w:top w:type="dxa" w:w="60"/>
+              <w:left w:type="dxa" w:w="100"/>
+              <w:bottom w:type="dxa" w:w="60"/>
+              <w:right w:type="dxa" w:w="100"/>
+            </w:tcMar>
+          </w:tcPr>
+          <w:p>
+            <w:r>
+              <w:rPr>
+                <w:sz w:val="19"/>
+                <w:szCs w:val="19"/>
+              </w:rPr>
+              <w:t xml:space="preserve">Give secure login to two roles using JWT tokens and role-based access control</w:t>
+            </w:r>
+          </w:p>
+        </w:tc>
+        <w:tc>
+          <w:tcPr>
+            <w:tcW w:type="dxa" w:w="4326"/>
+            <w:tcBorders>
+              <w:top w:val="single" w:color="B8C2D0" w:sz="4"/>
+              <w:left w:val="single" w:color="B8C2D0" w:sz="4"/>
+              <w:bottom w:val="single" w:color="B8C2D0" w:sz="4"/>
+              <w:right w:val="single" w:color="B8C2D0" w:sz="4"/>
+            </w:tcBorders>
+            <w:shd w:fill="FFFFFF" w:color="auto" w:val="clear"/>
+            <w:tcMar>
+              <w:top w:type="dxa" w:w="60"/>
+              <w:left w:type="dxa" w:w="100"/>
+              <w:bottom w:type="dxa" w:w="60"/>
+              <w:right w:type="dxa" w:w="100"/>
+            </w:tcMar>
+          </w:tcPr>
+          <w:p>
+            <w:r>
+              <w:rPr>
+                <w:sz w:val="19"/>
+                <w:szCs w:val="19"/>
+              </w:rPr>
+              <w:t xml:space="preserve">Correct login gives tokens. Wrong passwords, deactivated accounts and too many tries are refused. Anonymous users and users with the wrong role are refused on the protected endpoints.</w:t>
             </w:r>
           </w:p>
         </w:tc>
@@ -3475,55 +2739,55 @@
         </w:tc>
         <w:tc>
           <w:tcPr>
-            <w:tcW w:type="dxa" w:w="3300"/>
-            <w:tcBorders>
-              <w:top w:val="single" w:color="B8C2D0" w:sz="4"/>
-              <w:left w:val="single" w:color="B8C2D0" w:sz="4"/>
-              <w:bottom w:val="single" w:color="B8C2D0" w:sz="4"/>
-              <w:right w:val="single" w:color="B8C2D0" w:sz="4"/>
-            </w:tcBorders>
-            <w:shd w:fill="FFFFFF" w:color="auto" w:val="clear"/>
-            <w:tcMar>
-              <w:top w:type="dxa" w:w="60"/>
-              <w:left w:type="dxa" w:w="100"/>
-              <w:bottom w:type="dxa" w:w="60"/>
-              <w:right w:type="dxa" w:w="100"/>
-            </w:tcMar>
-          </w:tcPr>
-          <w:p>
-            <w:r>
-              <w:rPr>
-                <w:sz w:val="19"/>
-                <w:szCs w:val="19"/>
-              </w:rPr>
-              <w:t xml:space="preserve">Provide a training library with progress and bookmarks</w:t>
-            </w:r>
-          </w:p>
-        </w:tc>
-        <w:tc>
-          <w:tcPr>
-            <w:tcW w:type="dxa" w:w="4026"/>
-            <w:tcBorders>
-              <w:top w:val="single" w:color="B8C2D0" w:sz="4"/>
-              <w:left w:val="single" w:color="B8C2D0" w:sz="4"/>
-              <w:bottom w:val="single" w:color="B8C2D0" w:sz="4"/>
-              <w:right w:val="single" w:color="B8C2D0" w:sz="4"/>
-            </w:tcBorders>
-            <w:shd w:fill="FFFFFF" w:color="auto" w:val="clear"/>
-            <w:tcMar>
-              <w:top w:type="dxa" w:w="60"/>
-              <w:left w:type="dxa" w:w="100"/>
-              <w:bottom w:type="dxa" w:w="60"/>
-              <w:right w:type="dxa" w:w="100"/>
-            </w:tcMar>
-          </w:tcPr>
-          <w:p>
-            <w:r>
-              <w:rPr>
-                <w:sz w:val="19"/>
-                <w:szCs w:val="19"/>
-              </w:rPr>
-              <w:t xml:space="preserve">At least 5 categories and 20 lessons loaded; progress saved for each user</w:t>
+            <w:tcW w:type="dxa" w:w="3000"/>
+            <w:tcBorders>
+              <w:top w:val="single" w:color="B8C2D0" w:sz="4"/>
+              <w:left w:val="single" w:color="B8C2D0" w:sz="4"/>
+              <w:bottom w:val="single" w:color="B8C2D0" w:sz="4"/>
+              <w:right w:val="single" w:color="B8C2D0" w:sz="4"/>
+            </w:tcBorders>
+            <w:shd w:fill="FFFFFF" w:color="auto" w:val="clear"/>
+            <w:tcMar>
+              <w:top w:type="dxa" w:w="60"/>
+              <w:left w:type="dxa" w:w="100"/>
+              <w:bottom w:type="dxa" w:w="60"/>
+              <w:right w:type="dxa" w:w="100"/>
+            </w:tcMar>
+          </w:tcPr>
+          <w:p>
+            <w:r>
+              <w:rPr>
+                <w:sz w:val="19"/>
+                <w:szCs w:val="19"/>
+              </w:rPr>
+              <w:t xml:space="preserve">Run quizzes that the server marks automatically</w:t>
+            </w:r>
+          </w:p>
+        </w:tc>
+        <w:tc>
+          <w:tcPr>
+            <w:tcW w:type="dxa" w:w="4326"/>
+            <w:tcBorders>
+              <w:top w:val="single" w:color="B8C2D0" w:sz="4"/>
+              <w:left w:val="single" w:color="B8C2D0" w:sz="4"/>
+              <w:bottom w:val="single" w:color="B8C2D0" w:sz="4"/>
+              <w:right w:val="single" w:color="B8C2D0" w:sz="4"/>
+            </w:tcBorders>
+            <w:shd w:fill="FFFFFF" w:color="auto" w:val="clear"/>
+            <w:tcMar>
+              <w:top w:type="dxa" w:w="60"/>
+              <w:left w:type="dxa" w:w="100"/>
+              <w:bottom w:type="dxa" w:w="60"/>
+              <w:right w:type="dxa" w:w="100"/>
+            </w:tcMar>
+          </w:tcPr>
+          <w:p>
+            <w:r>
+              <w:rPr>
+                <w:sz w:val="19"/>
+                <w:szCs w:val="19"/>
+              </w:rPr>
+              <w:t xml:space="preserve">The server marks the answers. The result shows score, pass or fail, correct answers and tips. The attempt limit is enforced.</w:t>
             </w:r>
           </w:p>
         </w:tc>
@@ -3550,7 +2814,7 @@
                 <w:sz w:val="19"/>
                 <w:szCs w:val="19"/>
               </w:rPr>
-              <w:t xml:space="preserve">Week 6</w:t>
+              <w:t xml:space="preserve">Week 7</w:t>
             </w:r>
           </w:p>
         </w:tc>
@@ -3588,55 +2852,55 @@
         </w:tc>
         <w:tc>
           <w:tcPr>
-            <w:tcW w:type="dxa" w:w="3300"/>
-            <w:tcBorders>
-              <w:top w:val="single" w:color="B8C2D0" w:sz="4"/>
-              <w:left w:val="single" w:color="B8C2D0" w:sz="4"/>
-              <w:bottom w:val="single" w:color="B8C2D0" w:sz="4"/>
-              <w:right w:val="single" w:color="B8C2D0" w:sz="4"/>
-            </w:tcBorders>
-            <w:shd w:fill="FFFFFF" w:color="auto" w:val="clear"/>
-            <w:tcMar>
-              <w:top w:type="dxa" w:w="60"/>
-              <w:left w:type="dxa" w:w="100"/>
-              <w:bottom w:type="dxa" w:w="60"/>
-              <w:right w:type="dxa" w:w="100"/>
-            </w:tcMar>
-          </w:tcPr>
-          <w:p>
-            <w:r>
-              <w:rPr>
-                <w:sz w:val="19"/>
-                <w:szCs w:val="19"/>
-              </w:rPr>
-              <w:t xml:space="preserve">Build a quiz engine that marks automatically</w:t>
-            </w:r>
-          </w:p>
-        </w:tc>
-        <w:tc>
-          <w:tcPr>
-            <w:tcW w:type="dxa" w:w="4026"/>
-            <w:tcBorders>
-              <w:top w:val="single" w:color="B8C2D0" w:sz="4"/>
-              <w:left w:val="single" w:color="B8C2D0" w:sz="4"/>
-              <w:bottom w:val="single" w:color="B8C2D0" w:sz="4"/>
-              <w:right w:val="single" w:color="B8C2D0" w:sz="4"/>
-            </w:tcBorders>
-            <w:shd w:fill="FFFFFF" w:color="auto" w:val="clear"/>
-            <w:tcMar>
-              <w:top w:type="dxa" w:w="60"/>
-              <w:left w:type="dxa" w:w="100"/>
-              <w:bottom w:type="dxa" w:w="60"/>
-              <w:right w:type="dxa" w:w="100"/>
-            </w:tcMar>
-          </w:tcPr>
-          <w:p>
-            <w:r>
-              <w:rPr>
-                <w:sz w:val="19"/>
-                <w:szCs w:val="19"/>
-              </w:rPr>
-              <w:t xml:space="preserve">Quiz is marked in under 2 seconds; pass or fail and weak topics are shown</w:t>
+            <w:tcW w:type="dxa" w:w="3000"/>
+            <w:tcBorders>
+              <w:top w:val="single" w:color="B8C2D0" w:sz="4"/>
+              <w:left w:val="single" w:color="B8C2D0" w:sz="4"/>
+              <w:bottom w:val="single" w:color="B8C2D0" w:sz="4"/>
+              <w:right w:val="single" w:color="B8C2D0" w:sz="4"/>
+            </w:tcBorders>
+            <w:shd w:fill="FFFFFF" w:color="auto" w:val="clear"/>
+            <w:tcMar>
+              <w:top w:type="dxa" w:w="60"/>
+              <w:left w:type="dxa" w:w="100"/>
+              <w:bottom w:type="dxa" w:w="60"/>
+              <w:right w:type="dxa" w:w="100"/>
+            </w:tcMar>
+          </w:tcPr>
+          <w:p>
+            <w:r>
+              <w:rPr>
+                <w:sz w:val="19"/>
+                <w:szCs w:val="19"/>
+              </w:rPr>
+              <w:t xml:space="preserve">Let users report incidents with evidence</w:t>
+            </w:r>
+          </w:p>
+        </w:tc>
+        <w:tc>
+          <w:tcPr>
+            <w:tcW w:type="dxa" w:w="4326"/>
+            <w:tcBorders>
+              <w:top w:val="single" w:color="B8C2D0" w:sz="4"/>
+              <w:left w:val="single" w:color="B8C2D0" w:sz="4"/>
+              <w:bottom w:val="single" w:color="B8C2D0" w:sz="4"/>
+              <w:right w:val="single" w:color="B8C2D0" w:sz="4"/>
+            </w:tcBorders>
+            <w:shd w:fill="FFFFFF" w:color="auto" w:val="clear"/>
+            <w:tcMar>
+              <w:top w:type="dxa" w:w="60"/>
+              <w:left w:type="dxa" w:w="100"/>
+              <w:bottom w:type="dxa" w:w="60"/>
+              <w:right w:type="dxa" w:w="100"/>
+            </w:tcMar>
+          </w:tcPr>
+          <w:p>
+            <w:r>
+              <w:rPr>
+                <w:sz w:val="19"/>
+                <w:szCs w:val="19"/>
+              </w:rPr>
+              <w:t xml:space="preserve">Each report gets a unique reference number. Drafts can be saved. Only allowed file types up to 10 MB are accepted.</w:t>
             </w:r>
           </w:p>
         </w:tc>
@@ -3663,7 +2927,7 @@
                 <w:sz w:val="19"/>
                 <w:szCs w:val="19"/>
               </w:rPr>
-              <w:t xml:space="preserve">Week 7</w:t>
+              <w:t xml:space="preserve">Week 9</w:t>
             </w:r>
           </w:p>
         </w:tc>
@@ -3701,55 +2965,55 @@
         </w:tc>
         <w:tc>
           <w:tcPr>
-            <w:tcW w:type="dxa" w:w="3300"/>
-            <w:tcBorders>
-              <w:top w:val="single" w:color="B8C2D0" w:sz="4"/>
-              <w:left w:val="single" w:color="B8C2D0" w:sz="4"/>
-              <w:bottom w:val="single" w:color="B8C2D0" w:sz="4"/>
-              <w:right w:val="single" w:color="B8C2D0" w:sz="4"/>
-            </w:tcBorders>
-            <w:shd w:fill="FFFFFF" w:color="auto" w:val="clear"/>
-            <w:tcMar>
-              <w:top w:type="dxa" w:w="60"/>
-              <w:left w:type="dxa" w:w="100"/>
-              <w:bottom w:type="dxa" w:w="60"/>
-              <w:right w:type="dxa" w:w="100"/>
-            </w:tcMar>
-          </w:tcPr>
-          <w:p>
-            <w:r>
-              <w:rPr>
-                <w:sz w:val="19"/>
-                <w:szCs w:val="19"/>
-              </w:rPr>
-              <w:t xml:space="preserve">Build a phishing simulator with scored feedback</w:t>
-            </w:r>
-          </w:p>
-        </w:tc>
-        <w:tc>
-          <w:tcPr>
-            <w:tcW w:type="dxa" w:w="4026"/>
-            <w:tcBorders>
-              <w:top w:val="single" w:color="B8C2D0" w:sz="4"/>
-              <w:left w:val="single" w:color="B8C2D0" w:sz="4"/>
-              <w:bottom w:val="single" w:color="B8C2D0" w:sz="4"/>
-              <w:right w:val="single" w:color="B8C2D0" w:sz="4"/>
-            </w:tcBorders>
-            <w:shd w:fill="FFFFFF" w:color="auto" w:val="clear"/>
-            <w:tcMar>
-              <w:top w:type="dxa" w:w="60"/>
-              <w:left w:type="dxa" w:w="100"/>
-              <w:bottom w:type="dxa" w:w="60"/>
-              <w:right w:type="dxa" w:w="100"/>
-            </w:tcMar>
-          </w:tcPr>
-          <w:p>
-            <w:r>
-              <w:rPr>
-                <w:sz w:val="19"/>
-                <w:szCs w:val="19"/>
-              </w:rPr>
-              <w:t xml:space="preserve">Each scenario gets a score from 0 to 100</w:t>
+            <w:tcW w:type="dxa" w:w="3000"/>
+            <w:tcBorders>
+              <w:top w:val="single" w:color="B8C2D0" w:sz="4"/>
+              <w:left w:val="single" w:color="B8C2D0" w:sz="4"/>
+              <w:bottom w:val="single" w:color="B8C2D0" w:sz="4"/>
+              <w:right w:val="single" w:color="B8C2D0" w:sz="4"/>
+            </w:tcBorders>
+            <w:shd w:fill="FFFFFF" w:color="auto" w:val="clear"/>
+            <w:tcMar>
+              <w:top w:type="dxa" w:w="60"/>
+              <w:left w:type="dxa" w:w="100"/>
+              <w:bottom w:type="dxa" w:w="60"/>
+              <w:right w:type="dxa" w:w="100"/>
+            </w:tcMar>
+          </w:tcPr>
+          <w:p>
+            <w:r>
+              <w:rPr>
+                <w:sz w:val="19"/>
+                <w:szCs w:val="19"/>
+              </w:rPr>
+              <w:t xml:space="preserve">Give administrators a queue with assignment and status flow</w:t>
+            </w:r>
+          </w:p>
+        </w:tc>
+        <w:tc>
+          <w:tcPr>
+            <w:tcW w:type="dxa" w:w="4326"/>
+            <w:tcBorders>
+              <w:top w:val="single" w:color="B8C2D0" w:sz="4"/>
+              <w:left w:val="single" w:color="B8C2D0" w:sz="4"/>
+              <w:bottom w:val="single" w:color="B8C2D0" w:sz="4"/>
+              <w:right w:val="single" w:color="B8C2D0" w:sz="4"/>
+            </w:tcBorders>
+            <w:shd w:fill="FFFFFF" w:color="auto" w:val="clear"/>
+            <w:tcMar>
+              <w:top w:type="dxa" w:w="60"/>
+              <w:left w:type="dxa" w:w="100"/>
+              <w:bottom w:type="dxa" w:w="60"/>
+              <w:right w:type="dxa" w:w="100"/>
+            </w:tcMar>
+          </w:tcPr>
+          <w:p>
+            <w:r>
+              <w:rPr>
+                <w:sz w:val="19"/>
+                <w:szCs w:val="19"/>
+              </w:rPr>
+              <w:t xml:space="preserve">Administrators assign an incident and change its status. Every change is on a timeline that the reporter sees. Normal users are refused.</w:t>
             </w:r>
           </w:p>
         </w:tc>
@@ -3776,7 +3040,7 @@
                 <w:sz w:val="19"/>
                 <w:szCs w:val="19"/>
               </w:rPr>
-              <w:t xml:space="preserve">Week 8</w:t>
+              <w:t xml:space="preserve">Week 10</w:t>
             </w:r>
           </w:p>
         </w:tc>
@@ -3814,55 +3078,55 @@
         </w:tc>
         <w:tc>
           <w:tcPr>
-            <w:tcW w:type="dxa" w:w="3300"/>
-            <w:tcBorders>
-              <w:top w:val="single" w:color="B8C2D0" w:sz="4"/>
-              <w:left w:val="single" w:color="B8C2D0" w:sz="4"/>
-              <w:bottom w:val="single" w:color="B8C2D0" w:sz="4"/>
-              <w:right w:val="single" w:color="B8C2D0" w:sz="4"/>
-            </w:tcBorders>
-            <w:shd w:fill="FFFFFF" w:color="auto" w:val="clear"/>
-            <w:tcMar>
-              <w:top w:type="dxa" w:w="60"/>
-              <w:left w:type="dxa" w:w="100"/>
-              <w:bottom w:type="dxa" w:w="60"/>
-              <w:right w:type="dxa" w:w="100"/>
-            </w:tcMar>
-          </w:tcPr>
-          <w:p>
-            <w:r>
-              <w:rPr>
-                <w:sz w:val="19"/>
-                <w:szCs w:val="19"/>
-              </w:rPr>
-              <w:t xml:space="preserve">Let users report incidents with evidence</w:t>
-            </w:r>
-          </w:p>
-        </w:tc>
-        <w:tc>
-          <w:tcPr>
-            <w:tcW w:type="dxa" w:w="4026"/>
-            <w:tcBorders>
-              <w:top w:val="single" w:color="B8C2D0" w:sz="4"/>
-              <w:left w:val="single" w:color="B8C2D0" w:sz="4"/>
-              <w:bottom w:val="single" w:color="B8C2D0" w:sz="4"/>
-              <w:right w:val="single" w:color="B8C2D0" w:sz="4"/>
-            </w:tcBorders>
-            <w:shd w:fill="FFFFFF" w:color="auto" w:val="clear"/>
-            <w:tcMar>
-              <w:top w:type="dxa" w:w="60"/>
-              <w:left w:type="dxa" w:w="100"/>
-              <w:bottom w:type="dxa" w:w="60"/>
-              <w:right w:type="dxa" w:w="100"/>
-            </w:tcMar>
-          </w:tcPr>
-          <w:p>
-            <w:r>
-              <w:rPr>
-                <w:sz w:val="19"/>
-                <w:szCs w:val="19"/>
-              </w:rPr>
-              <w:t xml:space="preserve">Each report gets a unique reference number; only allowed file types up to 10 MB are accepted</w:t>
+            <w:tcW w:type="dxa" w:w="3000"/>
+            <w:tcBorders>
+              <w:top w:val="single" w:color="B8C2D0" w:sz="4"/>
+              <w:left w:val="single" w:color="B8C2D0" w:sz="4"/>
+              <w:bottom w:val="single" w:color="B8C2D0" w:sz="4"/>
+              <w:right w:val="single" w:color="B8C2D0" w:sz="4"/>
+            </w:tcBorders>
+            <w:shd w:fill="FFFFFF" w:color="auto" w:val="clear"/>
+            <w:tcMar>
+              <w:top w:type="dxa" w:w="60"/>
+              <w:left w:type="dxa" w:w="100"/>
+              <w:bottom w:type="dxa" w:w="60"/>
+              <w:right w:type="dxa" w:w="100"/>
+            </w:tcMar>
+          </w:tcPr>
+          <w:p>
+            <w:r>
+              <w:rPr>
+                <w:sz w:val="19"/>
+                <w:szCs w:val="19"/>
+              </w:rPr>
+              <w:t xml:space="preserve">Record data-changing requests in an audit log</w:t>
+            </w:r>
+          </w:p>
+        </w:tc>
+        <w:tc>
+          <w:tcPr>
+            <w:tcW w:type="dxa" w:w="4326"/>
+            <w:tcBorders>
+              <w:top w:val="single" w:color="B8C2D0" w:sz="4"/>
+              <w:left w:val="single" w:color="B8C2D0" w:sz="4"/>
+              <w:bottom w:val="single" w:color="B8C2D0" w:sz="4"/>
+              <w:right w:val="single" w:color="B8C2D0" w:sz="4"/>
+            </w:tcBorders>
+            <w:shd w:fill="FFFFFF" w:color="auto" w:val="clear"/>
+            <w:tcMar>
+              <w:top w:type="dxa" w:w="60"/>
+              <w:left w:type="dxa" w:w="100"/>
+              <w:bottom w:type="dxa" w:w="60"/>
+              <w:right w:type="dxa" w:w="100"/>
+            </w:tcMar>
+          </w:tcPr>
+          <w:p>
+            <w:r>
+              <w:rPr>
+                <w:sz w:val="19"/>
+                <w:szCs w:val="19"/>
+              </w:rPr>
+              <w:t xml:space="preserve">Signed-in data-changing requests are logged. Read-only requests are not. Administrators view the log and export it as a CSV file.</w:t>
             </w:r>
           </w:p>
         </w:tc>
@@ -3889,572 +3153,7 @@
                 <w:sz w:val="19"/>
                 <w:szCs w:val="19"/>
               </w:rPr>
-              <w:t xml:space="preserve">Week 9</w:t>
-            </w:r>
-          </w:p>
-        </w:tc>
-      </w:tr>
-      <w:tr>
-        <w:trPr>
-          <w:cantSplit/>
-        </w:trPr>
-        <w:tc>
-          <w:tcPr>
-            <w:tcW w:type="dxa" w:w="600"/>
-            <w:tcBorders>
-              <w:top w:val="single" w:color="B8C2D0" w:sz="4"/>
-              <w:left w:val="single" w:color="B8C2D0" w:sz="4"/>
-              <w:bottom w:val="single" w:color="B8C2D0" w:sz="4"/>
-              <w:right w:val="single" w:color="B8C2D0" w:sz="4"/>
-            </w:tcBorders>
-            <w:shd w:fill="FFFFFF" w:color="auto" w:val="clear"/>
-            <w:tcMar>
-              <w:top w:type="dxa" w:w="60"/>
-              <w:left w:type="dxa" w:w="100"/>
-              <w:bottom w:type="dxa" w:w="60"/>
-              <w:right w:type="dxa" w:w="100"/>
-            </w:tcMar>
-          </w:tcPr>
-          <w:p>
-            <w:r>
-              <w:rPr>
-                <w:sz w:val="19"/>
-                <w:szCs w:val="19"/>
-              </w:rPr>
-              <w:t xml:space="preserve">O6</w:t>
-            </w:r>
-          </w:p>
-        </w:tc>
-        <w:tc>
-          <w:tcPr>
-            <w:tcW w:type="dxa" w:w="3300"/>
-            <w:tcBorders>
-              <w:top w:val="single" w:color="B8C2D0" w:sz="4"/>
-              <w:left w:val="single" w:color="B8C2D0" w:sz="4"/>
-              <w:bottom w:val="single" w:color="B8C2D0" w:sz="4"/>
-              <w:right w:val="single" w:color="B8C2D0" w:sz="4"/>
-            </w:tcBorders>
-            <w:shd w:fill="FFFFFF" w:color="auto" w:val="clear"/>
-            <w:tcMar>
-              <w:top w:type="dxa" w:w="60"/>
-              <w:left w:type="dxa" w:w="100"/>
-              <w:bottom w:type="dxa" w:w="60"/>
-              <w:right w:type="dxa" w:w="100"/>
-            </w:tcMar>
-          </w:tcPr>
-          <w:p>
-            <w:r>
-              <w:rPr>
-                <w:sz w:val="19"/>
-                <w:szCs w:val="19"/>
-              </w:rPr>
-              <w:t xml:space="preserve">Give officers a queue with assignment and status flow</w:t>
-            </w:r>
-          </w:p>
-        </w:tc>
-        <w:tc>
-          <w:tcPr>
-            <w:tcW w:type="dxa" w:w="4026"/>
-            <w:tcBorders>
-              <w:top w:val="single" w:color="B8C2D0" w:sz="4"/>
-              <w:left w:val="single" w:color="B8C2D0" w:sz="4"/>
-              <w:bottom w:val="single" w:color="B8C2D0" w:sz="4"/>
-              <w:right w:val="single" w:color="B8C2D0" w:sz="4"/>
-            </w:tcBorders>
-            <w:shd w:fill="FFFFFF" w:color="auto" w:val="clear"/>
-            <w:tcMar>
-              <w:top w:type="dxa" w:w="60"/>
-              <w:left w:type="dxa" w:w="100"/>
-              <w:bottom w:type="dxa" w:w="60"/>
-              <w:right w:type="dxa" w:w="100"/>
-            </w:tcMar>
-          </w:tcPr>
-          <w:p>
-            <w:r>
-              <w:rPr>
-                <w:sz w:val="19"/>
-                <w:szCs w:val="19"/>
-              </w:rPr>
-              <w:t xml:space="preserve">Every status change and assignment is written to a timeline</w:t>
-            </w:r>
-          </w:p>
-        </w:tc>
-        <w:tc>
-          <w:tcPr>
-            <w:tcW w:type="dxa" w:w="1100"/>
-            <w:tcBorders>
-              <w:top w:val="single" w:color="B8C2D0" w:sz="4"/>
-              <w:left w:val="single" w:color="B8C2D0" w:sz="4"/>
-              <w:bottom w:val="single" w:color="B8C2D0" w:sz="4"/>
-              <w:right w:val="single" w:color="B8C2D0" w:sz="4"/>
-            </w:tcBorders>
-            <w:shd w:fill="FFFFFF" w:color="auto" w:val="clear"/>
-            <w:tcMar>
-              <w:top w:type="dxa" w:w="60"/>
-              <w:left w:type="dxa" w:w="100"/>
-              <w:bottom w:type="dxa" w:w="60"/>
-              <w:right w:type="dxa" w:w="100"/>
-            </w:tcMar>
-          </w:tcPr>
-          <w:p>
-            <w:r>
-              <w:rPr>
-                <w:sz w:val="19"/>
-                <w:szCs w:val="19"/>
-              </w:rPr>
-              <w:t xml:space="preserve">Week 10</w:t>
-            </w:r>
-          </w:p>
-        </w:tc>
-      </w:tr>
-      <w:tr>
-        <w:trPr>
-          <w:cantSplit/>
-        </w:trPr>
-        <w:tc>
-          <w:tcPr>
-            <w:tcW w:type="dxa" w:w="600"/>
-            <w:tcBorders>
-              <w:top w:val="single" w:color="B8C2D0" w:sz="4"/>
-              <w:left w:val="single" w:color="B8C2D0" w:sz="4"/>
-              <w:bottom w:val="single" w:color="B8C2D0" w:sz="4"/>
-              <w:right w:val="single" w:color="B8C2D0" w:sz="4"/>
-            </w:tcBorders>
-            <w:shd w:fill="FFFFFF" w:color="auto" w:val="clear"/>
-            <w:tcMar>
-              <w:top w:type="dxa" w:w="60"/>
-              <w:left w:type="dxa" w:w="100"/>
-              <w:bottom w:type="dxa" w:w="60"/>
-              <w:right w:type="dxa" w:w="100"/>
-            </w:tcMar>
-          </w:tcPr>
-          <w:p>
-            <w:r>
-              <w:rPr>
-                <w:sz w:val="19"/>
-                <w:szCs w:val="19"/>
-              </w:rPr>
-              <w:t xml:space="preserve">O7</w:t>
-            </w:r>
-          </w:p>
-        </w:tc>
-        <w:tc>
-          <w:tcPr>
-            <w:tcW w:type="dxa" w:w="3300"/>
-            <w:tcBorders>
-              <w:top w:val="single" w:color="B8C2D0" w:sz="4"/>
-              <w:left w:val="single" w:color="B8C2D0" w:sz="4"/>
-              <w:bottom w:val="single" w:color="B8C2D0" w:sz="4"/>
-              <w:right w:val="single" w:color="B8C2D0" w:sz="4"/>
-            </w:tcBorders>
-            <w:shd w:fill="FFFFFF" w:color="auto" w:val="clear"/>
-            <w:tcMar>
-              <w:top w:type="dxa" w:w="60"/>
-              <w:left w:type="dxa" w:w="100"/>
-              <w:bottom w:type="dxa" w:w="60"/>
-              <w:right w:type="dxa" w:w="100"/>
-            </w:tcMar>
-          </w:tcPr>
-          <w:p>
-            <w:r>
-              <w:rPr>
-                <w:sz w:val="19"/>
-                <w:szCs w:val="19"/>
-              </w:rPr>
-              <w:t xml:space="preserve">Provide analytics and alerts</w:t>
-            </w:r>
-          </w:p>
-        </w:tc>
-        <w:tc>
-          <w:tcPr>
-            <w:tcW w:type="dxa" w:w="4026"/>
-            <w:tcBorders>
-              <w:top w:val="single" w:color="B8C2D0" w:sz="4"/>
-              <w:left w:val="single" w:color="B8C2D0" w:sz="4"/>
-              <w:bottom w:val="single" w:color="B8C2D0" w:sz="4"/>
-              <w:right w:val="single" w:color="B8C2D0" w:sz="4"/>
-            </w:tcBorders>
-            <w:shd w:fill="FFFFFF" w:color="auto" w:val="clear"/>
-            <w:tcMar>
-              <w:top w:type="dxa" w:w="60"/>
-              <w:left w:type="dxa" w:w="100"/>
-              <w:bottom w:type="dxa" w:w="60"/>
-              <w:right w:type="dxa" w:w="100"/>
-            </w:tcMar>
-          </w:tcPr>
-          <w:p>
-            <w:r>
-              <w:rPr>
-                <w:sz w:val="19"/>
-                <w:szCs w:val="19"/>
-              </w:rPr>
-              <w:t xml:space="preserve">Personal and organisation dashboards work; an alert reaches all active users of its audience</w:t>
-            </w:r>
-          </w:p>
-        </w:tc>
-        <w:tc>
-          <w:tcPr>
-            <w:tcW w:type="dxa" w:w="1100"/>
-            <w:tcBorders>
-              <w:top w:val="single" w:color="B8C2D0" w:sz="4"/>
-              <w:left w:val="single" w:color="B8C2D0" w:sz="4"/>
-              <w:bottom w:val="single" w:color="B8C2D0" w:sz="4"/>
-              <w:right w:val="single" w:color="B8C2D0" w:sz="4"/>
-            </w:tcBorders>
-            <w:shd w:fill="FFFFFF" w:color="auto" w:val="clear"/>
-            <w:tcMar>
-              <w:top w:type="dxa" w:w="60"/>
-              <w:left w:type="dxa" w:w="100"/>
-              <w:bottom w:type="dxa" w:w="60"/>
-              <w:right w:type="dxa" w:w="100"/>
-            </w:tcMar>
-          </w:tcPr>
-          <w:p>
-            <w:r>
-              <w:rPr>
-                <w:sz w:val="19"/>
-                <w:szCs w:val="19"/>
-              </w:rPr>
               <w:t xml:space="preserve">Week 11</w:t>
-            </w:r>
-          </w:p>
-        </w:tc>
-      </w:tr>
-      <w:tr>
-        <w:trPr>
-          <w:cantSplit/>
-        </w:trPr>
-        <w:tc>
-          <w:tcPr>
-            <w:tcW w:type="dxa" w:w="600"/>
-            <w:tcBorders>
-              <w:top w:val="single" w:color="B8C2D0" w:sz="4"/>
-              <w:left w:val="single" w:color="B8C2D0" w:sz="4"/>
-              <w:bottom w:val="single" w:color="B8C2D0" w:sz="4"/>
-              <w:right w:val="single" w:color="B8C2D0" w:sz="4"/>
-            </w:tcBorders>
-            <w:shd w:fill="FFFFFF" w:color="auto" w:val="clear"/>
-            <w:tcMar>
-              <w:top w:type="dxa" w:w="60"/>
-              <w:left w:type="dxa" w:w="100"/>
-              <w:bottom w:type="dxa" w:w="60"/>
-              <w:right w:type="dxa" w:w="100"/>
-            </w:tcMar>
-          </w:tcPr>
-          <w:p>
-            <w:r>
-              <w:rPr>
-                <w:sz w:val="19"/>
-                <w:szCs w:val="19"/>
-              </w:rPr>
-              <w:t xml:space="preserve">O8</w:t>
-            </w:r>
-          </w:p>
-        </w:tc>
-        <w:tc>
-          <w:tcPr>
-            <w:tcW w:type="dxa" w:w="3300"/>
-            <w:tcBorders>
-              <w:top w:val="single" w:color="B8C2D0" w:sz="4"/>
-              <w:left w:val="single" w:color="B8C2D0" w:sz="4"/>
-              <w:bottom w:val="single" w:color="B8C2D0" w:sz="4"/>
-              <w:right w:val="single" w:color="B8C2D0" w:sz="4"/>
-            </w:tcBorders>
-            <w:shd w:fill="FFFFFF" w:color="auto" w:val="clear"/>
-            <w:tcMar>
-              <w:top w:type="dxa" w:w="60"/>
-              <w:left w:type="dxa" w:w="100"/>
-              <w:bottom w:type="dxa" w:w="60"/>
-              <w:right w:type="dxa" w:w="100"/>
-            </w:tcMar>
-          </w:tcPr>
-          <w:p>
-            <w:r>
-              <w:rPr>
-                <w:sz w:val="19"/>
-                <w:szCs w:val="19"/>
-              </w:rPr>
-              <w:t xml:space="preserve">Record every data-changing request in an audit log</w:t>
-            </w:r>
-          </w:p>
-        </w:tc>
-        <w:tc>
-          <w:tcPr>
-            <w:tcW w:type="dxa" w:w="4026"/>
-            <w:tcBorders>
-              <w:top w:val="single" w:color="B8C2D0" w:sz="4"/>
-              <w:left w:val="single" w:color="B8C2D0" w:sz="4"/>
-              <w:bottom w:val="single" w:color="B8C2D0" w:sz="4"/>
-              <w:right w:val="single" w:color="B8C2D0" w:sz="4"/>
-            </w:tcBorders>
-            <w:shd w:fill="FFFFFF" w:color="auto" w:val="clear"/>
-            <w:tcMar>
-              <w:top w:type="dxa" w:w="60"/>
-              <w:left w:type="dxa" w:w="100"/>
-              <w:bottom w:type="dxa" w:w="60"/>
-              <w:right w:type="dxa" w:w="100"/>
-            </w:tcMar>
-          </w:tcPr>
-          <w:p>
-            <w:r>
-              <w:rPr>
-                <w:sz w:val="19"/>
-                <w:szCs w:val="19"/>
-              </w:rPr>
-              <w:t xml:space="preserve">An audit entry exists for every signed-in POST, PUT, PATCH and DELETE request; CSV export works</w:t>
-            </w:r>
-          </w:p>
-        </w:tc>
-        <w:tc>
-          <w:tcPr>
-            <w:tcW w:type="dxa" w:w="1100"/>
-            <w:tcBorders>
-              <w:top w:val="single" w:color="B8C2D0" w:sz="4"/>
-              <w:left w:val="single" w:color="B8C2D0" w:sz="4"/>
-              <w:bottom w:val="single" w:color="B8C2D0" w:sz="4"/>
-              <w:right w:val="single" w:color="B8C2D0" w:sz="4"/>
-            </w:tcBorders>
-            <w:shd w:fill="FFFFFF" w:color="auto" w:val="clear"/>
-            <w:tcMar>
-              <w:top w:type="dxa" w:w="60"/>
-              <w:left w:type="dxa" w:w="100"/>
-              <w:bottom w:type="dxa" w:w="60"/>
-              <w:right w:type="dxa" w:w="100"/>
-            </w:tcMar>
-          </w:tcPr>
-          <w:p>
-            <w:r>
-              <w:rPr>
-                <w:sz w:val="19"/>
-                <w:szCs w:val="19"/>
-              </w:rPr>
-              <w:t xml:space="preserve">Week 11</w:t>
-            </w:r>
-          </w:p>
-        </w:tc>
-      </w:tr>
-      <w:tr>
-        <w:trPr>
-          <w:cantSplit/>
-        </w:trPr>
-        <w:tc>
-          <w:tcPr>
-            <w:tcW w:type="dxa" w:w="600"/>
-            <w:tcBorders>
-              <w:top w:val="single" w:color="B8C2D0" w:sz="4"/>
-              <w:left w:val="single" w:color="B8C2D0" w:sz="4"/>
-              <w:bottom w:val="single" w:color="B8C2D0" w:sz="4"/>
-              <w:right w:val="single" w:color="B8C2D0" w:sz="4"/>
-            </w:tcBorders>
-            <w:shd w:fill="FFFFFF" w:color="auto" w:val="clear"/>
-            <w:tcMar>
-              <w:top w:type="dxa" w:w="60"/>
-              <w:left w:type="dxa" w:w="100"/>
-              <w:bottom w:type="dxa" w:w="60"/>
-              <w:right w:type="dxa" w:w="100"/>
-            </w:tcMar>
-          </w:tcPr>
-          <w:p>
-            <w:r>
-              <w:rPr>
-                <w:sz w:val="19"/>
-                <w:szCs w:val="19"/>
-              </w:rPr>
-              <w:t xml:space="preserve">O9</w:t>
-            </w:r>
-          </w:p>
-        </w:tc>
-        <w:tc>
-          <w:tcPr>
-            <w:tcW w:type="dxa" w:w="3300"/>
-            <w:tcBorders>
-              <w:top w:val="single" w:color="B8C2D0" w:sz="4"/>
-              <w:left w:val="single" w:color="B8C2D0" w:sz="4"/>
-              <w:bottom w:val="single" w:color="B8C2D0" w:sz="4"/>
-              <w:right w:val="single" w:color="B8C2D0" w:sz="4"/>
-            </w:tcBorders>
-            <w:shd w:fill="FFFFFF" w:color="auto" w:val="clear"/>
-            <w:tcMar>
-              <w:top w:type="dxa" w:w="60"/>
-              <w:left w:type="dxa" w:w="100"/>
-              <w:bottom w:type="dxa" w:w="60"/>
-              <w:right w:type="dxa" w:w="100"/>
-            </w:tcMar>
-          </w:tcPr>
-          <w:p>
-            <w:r>
-              <w:rPr>
-                <w:sz w:val="19"/>
-                <w:szCs w:val="19"/>
-              </w:rPr>
-              <w:t xml:space="preserve">Prove quality with automatic tests</w:t>
-            </w:r>
-          </w:p>
-        </w:tc>
-        <w:tc>
-          <w:tcPr>
-            <w:tcW w:type="dxa" w:w="4026"/>
-            <w:tcBorders>
-              <w:top w:val="single" w:color="B8C2D0" w:sz="4"/>
-              <w:left w:val="single" w:color="B8C2D0" w:sz="4"/>
-              <w:bottom w:val="single" w:color="B8C2D0" w:sz="4"/>
-              <w:right w:val="single" w:color="B8C2D0" w:sz="4"/>
-            </w:tcBorders>
-            <w:shd w:fill="FFFFFF" w:color="auto" w:val="clear"/>
-            <w:tcMar>
-              <w:top w:type="dxa" w:w="60"/>
-              <w:left w:type="dxa" w:w="100"/>
-              <w:bottom w:type="dxa" w:w="60"/>
-              <w:right w:type="dxa" w:w="100"/>
-            </w:tcMar>
-          </w:tcPr>
-          <w:p>
-            <w:r>
-              <w:rPr>
-                <w:sz w:val="19"/>
-                <w:szCs w:val="19"/>
-              </w:rPr>
-              <w:t xml:space="preserve">At least 300 automatic tests pass with no failures</w:t>
-            </w:r>
-          </w:p>
-        </w:tc>
-        <w:tc>
-          <w:tcPr>
-            <w:tcW w:type="dxa" w:w="1100"/>
-            <w:tcBorders>
-              <w:top w:val="single" w:color="B8C2D0" w:sz="4"/>
-              <w:left w:val="single" w:color="B8C2D0" w:sz="4"/>
-              <w:bottom w:val="single" w:color="B8C2D0" w:sz="4"/>
-              <w:right w:val="single" w:color="B8C2D0" w:sz="4"/>
-            </w:tcBorders>
-            <w:shd w:fill="FFFFFF" w:color="auto" w:val="clear"/>
-            <w:tcMar>
-              <w:top w:type="dxa" w:w="60"/>
-              <w:left w:type="dxa" w:w="100"/>
-              <w:bottom w:type="dxa" w:w="60"/>
-              <w:right w:type="dxa" w:w="100"/>
-            </w:tcMar>
-          </w:tcPr>
-          <w:p>
-            <w:r>
-              <w:rPr>
-                <w:sz w:val="19"/>
-                <w:szCs w:val="19"/>
-              </w:rPr>
-              <w:t xml:space="preserve">Week 12</w:t>
-            </w:r>
-          </w:p>
-        </w:tc>
-      </w:tr>
-      <w:tr>
-        <w:trPr>
-          <w:cantSplit/>
-        </w:trPr>
-        <w:tc>
-          <w:tcPr>
-            <w:tcW w:type="dxa" w:w="600"/>
-            <w:tcBorders>
-              <w:top w:val="single" w:color="B8C2D0" w:sz="4"/>
-              <w:left w:val="single" w:color="B8C2D0" w:sz="4"/>
-              <w:bottom w:val="single" w:color="B8C2D0" w:sz="4"/>
-              <w:right w:val="single" w:color="B8C2D0" w:sz="4"/>
-            </w:tcBorders>
-            <w:shd w:fill="FFFFFF" w:color="auto" w:val="clear"/>
-            <w:tcMar>
-              <w:top w:type="dxa" w:w="60"/>
-              <w:left w:type="dxa" w:w="100"/>
-              <w:bottom w:type="dxa" w:w="60"/>
-              <w:right w:type="dxa" w:w="100"/>
-            </w:tcMar>
-          </w:tcPr>
-          <w:p>
-            <w:r>
-              <w:rPr>
-                <w:sz w:val="19"/>
-                <w:szCs w:val="19"/>
-              </w:rPr>
-              <w:t xml:space="preserve">O10</w:t>
-            </w:r>
-          </w:p>
-        </w:tc>
-        <w:tc>
-          <w:tcPr>
-            <w:tcW w:type="dxa" w:w="3300"/>
-            <w:tcBorders>
-              <w:top w:val="single" w:color="B8C2D0" w:sz="4"/>
-              <w:left w:val="single" w:color="B8C2D0" w:sz="4"/>
-              <w:bottom w:val="single" w:color="B8C2D0" w:sz="4"/>
-              <w:right w:val="single" w:color="B8C2D0" w:sz="4"/>
-            </w:tcBorders>
-            <w:shd w:fill="FFFFFF" w:color="auto" w:val="clear"/>
-            <w:tcMar>
-              <w:top w:type="dxa" w:w="60"/>
-              <w:left w:type="dxa" w:w="100"/>
-              <w:bottom w:type="dxa" w:w="60"/>
-              <w:right w:type="dxa" w:w="100"/>
-            </w:tcMar>
-          </w:tcPr>
-          <w:p>
-            <w:r>
-              <w:rPr>
-                <w:sz w:val="19"/>
-                <w:szCs w:val="19"/>
-              </w:rPr>
-              <w:t xml:space="preserve">Deliver the mobile app and user documents</w:t>
-            </w:r>
-          </w:p>
-        </w:tc>
-        <w:tc>
-          <w:tcPr>
-            <w:tcW w:type="dxa" w:w="4026"/>
-            <w:tcBorders>
-              <w:top w:val="single" w:color="B8C2D0" w:sz="4"/>
-              <w:left w:val="single" w:color="B8C2D0" w:sz="4"/>
-              <w:bottom w:val="single" w:color="B8C2D0" w:sz="4"/>
-              <w:right w:val="single" w:color="B8C2D0" w:sz="4"/>
-            </w:tcBorders>
-            <w:shd w:fill="FFFFFF" w:color="auto" w:val="clear"/>
-            <w:tcMar>
-              <w:top w:type="dxa" w:w="60"/>
-              <w:left w:type="dxa" w:w="100"/>
-              <w:bottom w:type="dxa" w:w="60"/>
-              <w:right w:type="dxa" w:w="100"/>
-            </w:tcMar>
-          </w:tcPr>
-          <w:p>
-            <w:r>
-              <w:rPr>
-                <w:sz w:val="19"/>
-                <w:szCs w:val="19"/>
-              </w:rPr>
-              <w:t xml:space="preserve">The Flutter app covers login, learning, quizzes, phishing and incidents; the user manual is finished</w:t>
-            </w:r>
-          </w:p>
-        </w:tc>
-        <w:tc>
-          <w:tcPr>
-            <w:tcW w:type="dxa" w:w="1100"/>
-            <w:tcBorders>
-              <w:top w:val="single" w:color="B8C2D0" w:sz="4"/>
-              <w:left w:val="single" w:color="B8C2D0" w:sz="4"/>
-              <w:bottom w:val="single" w:color="B8C2D0" w:sz="4"/>
-              <w:right w:val="single" w:color="B8C2D0" w:sz="4"/>
-            </w:tcBorders>
-            <w:shd w:fill="FFFFFF" w:color="auto" w:val="clear"/>
-            <w:tcMar>
-              <w:top w:type="dxa" w:w="60"/>
-              <w:left w:type="dxa" w:w="100"/>
-              <w:bottom w:type="dxa" w:w="60"/>
-              <w:right w:type="dxa" w:w="100"/>
-            </w:tcMar>
-          </w:tcPr>
-          <w:p>
-            <w:r>
-              <w:rPr>
-                <w:sz w:val="19"/>
-                <w:szCs w:val="19"/>
-              </w:rPr>
-              <w:t xml:space="preserve">Week 13</w:t>
             </w:r>
           </w:p>
         </w:tc>
@@ -4478,7 +3177,7 @@
         <w:spacing w:after="120" w:line="300"/>
       </w:pPr>
       <w:r>
-        <w:t xml:space="preserve">CyberShield Hub replaces the manual and separate practices with one connected system. Each user has a role. The main processes are shown below.</w:t>
+        <w:t xml:space="preserve">CyberShield Hub is one connected system with a role for each user. The major processes are:</w:t>
       </w:r>
     </w:p>
     <w:p>
@@ -4494,7 +3193,7 @@
           <w:sz w:val="19"/>
           <w:szCs w:val="19"/>
         </w:rPr>
-        <w:t xml:space="preserve">Table 1.6: Main processes of the proposed system</w:t>
+        <w:t xml:space="preserve">Table 1.5: Major processes</w:t>
       </w:r>
     </w:p>
     <w:tbl>
@@ -4749,7 +3448,7 @@
                 <w:sz w:val="19"/>
                 <w:szCs w:val="19"/>
               </w:rPr>
-              <w:t xml:space="preserve">Browse lessons by category; read rich content; track progress; bookmark; get suggestions. Admins write and edit lessons and categories.</w:t>
+              <w:t xml:space="preserve">Browse lessons by category; read content; track progress; bookmark; get suggestions. Admins write and edit lessons and categories.</w:t>
             </w:r>
           </w:p>
         </w:tc>
@@ -5007,7 +3706,7 @@
                 <w:sz w:val="19"/>
                 <w:szCs w:val="19"/>
               </w:rPr>
-              <w:t xml:space="preserve">Report an incident with evidence, or save a draft. The system makes a reference (INC-date-code) and a priority. Officers sort the reports on a board, assign them, escalate them and move them through Open, Investigating, Escalated, Resolved and Closed. A timeline keeps every step.</w:t>
+              <w:t xml:space="preserve">Report an incident with evidence, or save a draft. The system makes a reference (INC-date-code) and a priority. Administrators sort the reports on a board, assign them, escalate them and move them through Open, Investigating, Escalated, Resolved and Closed. A timeline keeps every step.</w:t>
             </w:r>
           </w:p>
         </w:tc>
@@ -5034,7 +3733,7 @@
                 <w:sz w:val="19"/>
                 <w:szCs w:val="19"/>
               </w:rPr>
-              <w:t xml:space="preserve">Reporters; officers</w:t>
+              <w:t xml:space="preserve">Reporters; administrators</w:t>
             </w:r>
           </w:p>
         </w:tc>
@@ -5066,7 +3765,7 @@
                 <w:sz w:val="19"/>
                 <w:szCs w:val="19"/>
               </w:rPr>
-              <w:t xml:space="preserve">6. Alerts and notifications</w:t>
+              <w:t xml:space="preserve">6. Analytics</w:t>
             </w:r>
           </w:p>
         </w:tc>
@@ -5093,7 +3792,7 @@
                 <w:sz w:val="19"/>
                 <w:szCs w:val="19"/>
               </w:rPr>
-              <w:t xml:space="preserve">Administrators publish alerts for an audience. Each eligible user gets a notification and can mark it as read.</w:t>
+              <w:t xml:space="preserve">A personal dashboard (security score, progress, quiz and phishing results) and organisation reports for administrators.</w:t>
             </w:r>
           </w:p>
         </w:tc>
@@ -5120,7 +3819,7 @@
                 <w:sz w:val="19"/>
                 <w:szCs w:val="19"/>
               </w:rPr>
-              <w:t xml:space="preserve">All users; admins publish</w:t>
+              <w:t xml:space="preserve">All users; administrators see the organisation</w:t>
             </w:r>
           </w:p>
         </w:tc>
@@ -5152,7 +3851,7 @@
                 <w:sz w:val="19"/>
                 <w:szCs w:val="19"/>
               </w:rPr>
-              <w:t xml:space="preserve">7. Analytics</w:t>
+              <w:t xml:space="preserve">7. Audit</w:t>
             </w:r>
           </w:p>
         </w:tc>
@@ -5179,7 +3878,7 @@
                 <w:sz w:val="19"/>
                 <w:szCs w:val="19"/>
               </w:rPr>
-              <w:t xml:space="preserve">A personal dashboard (security score, progress, quiz and phishing results) and organisation reports for officers and administrators.</w:t>
+              <w:t xml:space="preserve">A middleware records each data-changing request. Administrators search, filter and export the log.</w:t>
             </w:r>
           </w:p>
         </w:tc>
@@ -5206,93 +3905,7 @@
                 <w:sz w:val="19"/>
                 <w:szCs w:val="19"/>
               </w:rPr>
-              <w:t xml:space="preserve">All users; officers see the organisation</w:t>
-            </w:r>
-          </w:p>
-        </w:tc>
-      </w:tr>
-      <w:tr>
-        <w:trPr>
-          <w:cantSplit/>
-        </w:trPr>
-        <w:tc>
-          <w:tcPr>
-            <w:tcW w:type="dxa" w:w="2200"/>
-            <w:tcBorders>
-              <w:top w:val="single" w:color="B8C2D0" w:sz="4"/>
-              <w:left w:val="single" w:color="B8C2D0" w:sz="4"/>
-              <w:bottom w:val="single" w:color="B8C2D0" w:sz="4"/>
-              <w:right w:val="single" w:color="B8C2D0" w:sz="4"/>
-            </w:tcBorders>
-            <w:shd w:fill="FFFFFF" w:color="auto" w:val="clear"/>
-            <w:tcMar>
-              <w:top w:type="dxa" w:w="60"/>
-              <w:left w:type="dxa" w:w="100"/>
-              <w:bottom w:type="dxa" w:w="60"/>
-              <w:right w:type="dxa" w:w="100"/>
-            </w:tcMar>
-          </w:tcPr>
-          <w:p>
-            <w:r>
-              <w:rPr>
-                <w:sz w:val="19"/>
-                <w:szCs w:val="19"/>
-              </w:rPr>
-              <w:t xml:space="preserve">8. Audit</w:t>
-            </w:r>
-          </w:p>
-        </w:tc>
-        <w:tc>
-          <w:tcPr>
-            <w:tcW w:type="dxa" w:w="5226"/>
-            <w:tcBorders>
-              <w:top w:val="single" w:color="B8C2D0" w:sz="4"/>
-              <w:left w:val="single" w:color="B8C2D0" w:sz="4"/>
-              <w:bottom w:val="single" w:color="B8C2D0" w:sz="4"/>
-              <w:right w:val="single" w:color="B8C2D0" w:sz="4"/>
-            </w:tcBorders>
-            <w:shd w:fill="FFFFFF" w:color="auto" w:val="clear"/>
-            <w:tcMar>
-              <w:top w:type="dxa" w:w="60"/>
-              <w:left w:type="dxa" w:w="100"/>
-              <w:bottom w:type="dxa" w:w="60"/>
-              <w:right w:type="dxa" w:w="100"/>
-            </w:tcMar>
-          </w:tcPr>
-          <w:p>
-            <w:r>
-              <w:rPr>
-                <w:sz w:val="19"/>
-                <w:szCs w:val="19"/>
-              </w:rPr>
-              <w:t xml:space="preserve">A middleware records each data-changing request. Officers and administrators search, filter and export the log.</w:t>
-            </w:r>
-          </w:p>
-        </w:tc>
-        <w:tc>
-          <w:tcPr>
-            <w:tcW w:type="dxa" w:w="1600"/>
-            <w:tcBorders>
-              <w:top w:val="single" w:color="B8C2D0" w:sz="4"/>
-              <w:left w:val="single" w:color="B8C2D0" w:sz="4"/>
-              <w:bottom w:val="single" w:color="B8C2D0" w:sz="4"/>
-              <w:right w:val="single" w:color="B8C2D0" w:sz="4"/>
-            </w:tcBorders>
-            <w:shd w:fill="FFFFFF" w:color="auto" w:val="clear"/>
-            <w:tcMar>
-              <w:top w:type="dxa" w:w="60"/>
-              <w:left w:type="dxa" w:w="100"/>
-              <w:bottom w:type="dxa" w:w="60"/>
-              <w:right w:type="dxa" w:w="100"/>
-            </w:tcMar>
-          </w:tcPr>
-          <w:p>
-            <w:r>
-              <w:rPr>
-                <w:sz w:val="19"/>
-                <w:szCs w:val="19"/>
-              </w:rPr>
-              <w:t xml:space="preserve">Officers, admins</w:t>
+              <w:t xml:space="preserve">Admins</w:t>
             </w:r>
           </w:p>
         </w:tc>
@@ -5308,14 +3921,7 @@
         <w:spacing w:after="120" w:line="300"/>
       </w:pPr>
       <w:r>
-        <w:rPr>
-          <w:b/>
-          <w:bCs/>
-        </w:rPr>
-        <w:t xml:space="preserve">How the parts fit together.</w:t>
-      </w:r>
-      <w:r>
-        <w:t xml:space="preserve"> The React web app and the Flutter mobile app send requests to a versioned REST API (</w:t>
+        <w:t xml:space="preserve">The React web app sends requests to a REST API (</w:t>
       </w:r>
       <w:r>
         <w:rPr>
@@ -5326,7 +3932,7 @@
         <w:t xml:space="preserve">/api/v1</w:t>
       </w:r>
       <w:r>
-        <w:t xml:space="preserve">). Each request carries a token. The Django server checks the token and the role, checks the data, runs the business rules and then reads or writes the database. A middleware writes the audit trail. Evidence files are stored on the file system, and only allowed file types are accepted.</w:t>
+        <w:t xml:space="preserve">). Each request carries a token. The Django server checks the token and the role, checks the data, runs the business rules and reads or writes the database. A middleware writes the audit trail. Evidence files are stored on the file system. Only allowed file types are accepted.</w:t>
       </w:r>
     </w:p>
     <w:p>
@@ -5390,105 +3996,6 @@
           <w:szCs w:val="18"/>
         </w:rPr>
         <w:t xml:space="preserve">Figure 1.1: System architecture of CyberShield Hub</w:t>
-      </w:r>
-    </w:p>
-    <w:p>
-      <w:pPr>
-        <w:spacing w:after="120" w:line="300"/>
-      </w:pPr>
-      <w:r>
-        <w:rPr>
-          <w:b/>
-          <w:bCs/>
-        </w:rPr>
-        <w:t xml:space="preserve">Benefits.</w:t>
-      </w:r>
-      <w:r>
-        <w:t xml:space="preserve"> Training is continuous instead of once a year. Knowledge and behaviour can be measured. Incident reports follow one format and include evidence. The response is traceable. Managers can see the risk. The cost is low because every part of the stack is free and open source.</w:t>
-      </w:r>
-    </w:p>
-    <w:p>
-      <w:pPr>
-        <w:pStyle w:val="Heading2"/>
-      </w:pPr>
-      <w:r>
-        <w:t xml:space="preserve">1.5.1 Project deliverables</w:t>
-      </w:r>
-    </w:p>
-    <w:p>
-      <w:pPr>
-        <w:pStyle w:val="ListParagraph"/>
-        <w:numPr>
-          <w:ilvl w:val="0"/>
-          <w:numId w:val="2"/>
-        </w:numPr>
-        <w:spacing w:after="60" w:line="288"/>
-      </w:pPr>
-      <w:r>
-        <w:t xml:space="preserve">Web application (React) and API server (Django).</w:t>
-      </w:r>
-    </w:p>
-    <w:p>
-      <w:pPr>
-        <w:pStyle w:val="ListParagraph"/>
-        <w:numPr>
-          <w:ilvl w:val="0"/>
-          <w:numId w:val="2"/>
-        </w:numPr>
-        <w:spacing w:after="60" w:line="288"/>
-      </w:pPr>
-      <w:r>
-        <w:t xml:space="preserve">Mobile application (Flutter).</w:t>
-      </w:r>
-    </w:p>
-    <w:p>
-      <w:pPr>
-        <w:pStyle w:val="ListParagraph"/>
-        <w:numPr>
-          <w:ilvl w:val="0"/>
-          <w:numId w:val="2"/>
-        </w:numPr>
-        <w:spacing w:after="60" w:line="288"/>
-      </w:pPr>
-      <w:r>
-        <w:t xml:space="preserve">Database design and sample data (</w:t>
-      </w:r>
-      <w:r>
-        <w:rPr>
-          <w:rFonts w:ascii="Consolas" w:cs="Consolas" w:eastAsia="Consolas" w:hAnsi="Consolas"/>
-          <w:sz w:val="20"/>
-          <w:szCs w:val="20"/>
-        </w:rPr>
-        <w:t xml:space="preserve">seed_demo</w:t>
-      </w:r>
-      <w:r>
-        <w:t xml:space="preserve"> command).</w:t>
-      </w:r>
-    </w:p>
-    <w:p>
-      <w:pPr>
-        <w:pStyle w:val="ListParagraph"/>
-        <w:numPr>
-          <w:ilvl w:val="0"/>
-          <w:numId w:val="2"/>
-        </w:numPr>
-        <w:spacing w:after="60" w:line="288"/>
-      </w:pPr>
-      <w:r>
-        <w:t xml:space="preserve">348 automatic back-end tests.</w:t>
-      </w:r>
-    </w:p>
-    <w:p>
-      <w:pPr>
-        <w:pStyle w:val="ListParagraph"/>
-        <w:numPr>
-          <w:ilvl w:val="0"/>
-          <w:numId w:val="2"/>
-        </w:numPr>
-        <w:spacing w:after="60" w:line="288"/>
-      </w:pPr>
-      <w:r>
-        <w:t xml:space="preserve">Project documentation: seven chapters, this combined document and the user manual.</w:t>
       </w:r>
     </w:p>
     <w:p>
